--- a/preprint/Suitcordance_preprint.docx
+++ b/preprint/Suitcordance_preprint.docx
@@ -5,7 +5,6 @@
     <w:p>
       <w:pPr>
         <w:pStyle w:val="Title"/>
-        <w:jc w:val="left"/>
       </w:pPr>
       <w:r>
         <w:t>Suitcordance: a calibrated, time-resolved operator for device–vessel matching across the arterial tree, and an audit of the literature values it was calibrated against</w:t>
@@ -19,12 +18,98 @@
         <w:t>Lingsen You</w:t>
       </w:r>
       <w:r>
-        <w:t>¹ ‡</w:t>
+        <w:rPr>
+          <w:vertAlign w:val="superscript"/>
+        </w:rPr>
+        <w:t>1,2,3,4,5</w:t>
+      </w:r>
+      <w:r>
+        <w:t xml:space="preserve">, </w:t>
+      </w:r>
+      <w:r>
+        <w:rPr>
+          <w:b/>
+        </w:rPr>
+        <w:t>Li Shen</w:t>
+      </w:r>
+      <w:r>
+        <w:rPr>
+          <w:vertAlign w:val="superscript"/>
+        </w:rPr>
+        <w:t>1,2,3,4,5</w:t>
+      </w:r>
+      <w:r>
+        <w:t xml:space="preserve">, </w:t>
+      </w:r>
+      <w:r>
+        <w:rPr>
+          <w:b/>
+        </w:rPr>
+        <w:t>Junbo Ge</w:t>
+      </w:r>
+      <w:r>
+        <w:rPr>
+          <w:vertAlign w:val="superscript"/>
+        </w:rPr>
+        <w:t>1,2,3,4,5</w:t>
+      </w:r>
+      <w:r>
+        <w:t xml:space="preserve"> ‡</w:t>
       </w:r>
     </w:p>
     <w:p>
       <w:r>
-        <w:t>¹ Department of Cardiology, Zhongshan Hospital, Fudan University, Shanghai, China</w:t>
+        <w:rPr>
+          <w:vertAlign w:val="superscript"/>
+        </w:rPr>
+        <w:t>1</w:t>
+      </w:r>
+      <w:r>
+        <w:t xml:space="preserve"> Department of Cardiology, Zhongshan Hospital, Fudan University, Shanghai Institute of Cardiovascular Diseases, No. 180 Fenglin Road, Xuhui District, Shanghai 200032, China</w:t>
+      </w:r>
+    </w:p>
+    <w:p>
+      <w:r>
+        <w:rPr>
+          <w:vertAlign w:val="superscript"/>
+        </w:rPr>
+        <w:t>2</w:t>
+      </w:r>
+      <w:r>
+        <w:t xml:space="preserve"> National Clinical Research Center for Interventional Medicine, No. 180 Fenglin Road, Xuhui District, Shanghai 200032, China</w:t>
+      </w:r>
+    </w:p>
+    <w:p>
+      <w:r>
+        <w:rPr>
+          <w:vertAlign w:val="superscript"/>
+        </w:rPr>
+        <w:t>3</w:t>
+      </w:r>
+      <w:r>
+        <w:t xml:space="preserve"> Oriental Pan-Vascular Devices Innovation College, University of Shanghai for Science and Technology (USST), No. 516 Jungong Road, Yangpu District, Shanghai 200093, China</w:t>
+      </w:r>
+    </w:p>
+    <w:p>
+      <w:r>
+        <w:rPr>
+          <w:vertAlign w:val="superscript"/>
+        </w:rPr>
+        <w:t>4</w:t>
+      </w:r>
+      <w:r>
+        <w:t xml:space="preserve"> State Key Laboratory of Cardiovascular Diseases, Zhongshan Hospital, Fudan University, No. 1609 Xietu Road, Xuhui District, Shanghai 200032, China</w:t>
+      </w:r>
+    </w:p>
+    <w:p>
+      <w:r>
+        <w:rPr>
+          <w:vertAlign w:val="superscript"/>
+        </w:rPr>
+        <w:t>5</w:t>
+      </w:r>
+      <w:r>
+        <w:t xml:space="preserve"> NHC Key Laboratory of Ischemic Heart Diseases, No. 1609 Xietu Road, Xuhui District, Shanghai 200032, China</w:t>
       </w:r>
     </w:p>
     <w:p>
@@ -42,14 +127,14 @@
           <w:color w:val="A8332A"/>
           <w:sz w:val="19"/>
         </w:rPr>
-        <w:t>AUTHORSHIP — RESOLVE BEFORE POSTING.</w:t>
+        <w:t>BEFORE POSTING — two things only the authors can do.</w:t>
       </w:r>
       <w:r>
         <w:rPr>
           <w:color w:val="A8332A"/>
           <w:sz w:val="19"/>
         </w:rPr>
-        <w:t xml:space="preserve"> This draft carries one author. Every</w:t>
+        <w:t xml:space="preserve"> bioRxiv makes the submitting</w:t>
       </w:r>
     </w:p>
     <w:p>
@@ -61,7 +146,22 @@
           <w:color w:val="A8332A"/>
           <w:sz w:val="19"/>
         </w:rPr>
-        <w:t>person who contributed to the framework, the device parameters or the cohorts</w:t>
+        <w:t xml:space="preserve">author affirm that </w:t>
+      </w:r>
+      <w:r>
+        <w:rPr>
+          <w:b/>
+          <w:color w:val="A8332A"/>
+          <w:sz w:val="19"/>
+        </w:rPr>
+        <w:t>every</w:t>
+      </w:r>
+      <w:r>
+        <w:rPr>
+          <w:color w:val="A8332A"/>
+          <w:sz w:val="19"/>
+        </w:rPr>
+        <w:t xml:space="preserve"> listed author has seen and agreed to this specific</w:t>
       </w:r>
     </w:p>
     <w:p>
@@ -73,7 +173,7 @@
           <w:color w:val="A8332A"/>
           <w:sz w:val="19"/>
         </w:rPr>
-        <w:t>named in §8 must be added and must consent in writing to the preprint being</w:t>
+        <w:t>version. Given what §3 reports — that most of our own first anchor set did not hold</w:t>
       </w:r>
     </w:p>
     <w:p>
@@ -85,7 +185,7 @@
           <w:color w:val="A8332A"/>
           <w:sz w:val="19"/>
         </w:rPr>
-        <w:t>posted; bioRxiv requires the corresponding author to confirm that all authors</w:t>
+        <w:t>up, and that §4 and §5 report findings against the model — that affirmation should be</w:t>
       </w:r>
     </w:p>
     <w:p>
@@ -97,7 +197,7 @@
           <w:color w:val="A8332A"/>
           <w:sz w:val="19"/>
         </w:rPr>
-        <w:t>agree. Do not add a senior author's name without their explicit sign-off on</w:t>
+        <w:t>obtained on the current text, not on a description of it. Second, competing interests</w:t>
       </w:r>
     </w:p>
     <w:p>
@@ -109,7 +209,31 @@
           <w:color w:val="A8332A"/>
           <w:sz w:val="19"/>
         </w:rPr>
-        <w:t>this specific version.</w:t>
+        <w:t>must be declared for all three authors, including any relationship with manufacturers</w:t>
+      </w:r>
+    </w:p>
+    <w:p>
+      <w:pPr>
+        <w:ind w:left="432"/>
+      </w:pPr>
+      <w:r>
+        <w:rPr>
+          <w:color w:val="A8332A"/>
+          <w:sz w:val="19"/>
+        </w:rPr>
+        <w:t>of the device classes modelled here. Confirm also which author is corresponding on</w:t>
+      </w:r>
+    </w:p>
+    <w:p>
+      <w:pPr>
+        <w:ind w:left="432"/>
+      </w:pPr>
+      <w:r>
+        <w:rPr>
+          <w:color w:val="A8332A"/>
+          <w:sz w:val="19"/>
+        </w:rPr>
+        <w:t>this paper.</w:t>
       </w:r>
     </w:p>
     <w:p>
@@ -122,17 +246,7 @@
     </w:p>
     <w:p>
       <w:r>
-        <w:t>Device selection in endovascular intervention is governed by bed-specific rules of</w:t>
-      </w:r>
-    </w:p>
-    <w:p>
-      <w:r>
-        <w:t>thumb that are not commensurable across arterial beds and carry no explicit time</w:t>
-      </w:r>
-    </w:p>
-    <w:p>
-      <w:r>
-        <w:t xml:space="preserve">course. We formalise device–vessel failure as a property of the </w:t>
+        <w:t xml:space="preserve">Device selection in endovascular intervention is governed by bed-specific rules of thumb that are not commensurable across arterial beds and carry no explicit time course. We formalise device–vessel failure as a property of the </w:t>
       </w:r>
       <w:r>
         <w:rPr>
@@ -140,85 +254,22 @@
         </w:rPr>
         <w:t>agreement</w:t>
       </w:r>
-    </w:p>
-    <w:p>
       <w:r>
-        <w:t>between device and vessel rather than of either alone, and define a suitcordance</w:t>
+        <w:t xml:space="preserve"> between device and vessel rather than of either alone, and define a suitcordance operator Γ_sc on four axes: geometric, mechanical, hemodynamic and biological. The axes combine as a bed-weighted geometric mean, so that a collapse on any one axis cannot be compensated by the other three. Every axis is a function of time, which yields two scalars the static formulation lacked: a time constant τ_sc, the time by which the trajectory has accumulated 63.2% of its total variation, and a time-averaged mismatch dose. Risk is linked through λ(t) = λ₀·exp(β·(Γ*−Γ_sc(t))), anchored per bed at the match level that bed's own reference device attains.</w:t>
       </w:r>
     </w:p>
     <w:p>
       <w:r>
-        <w:t>operator Γ_sc on four axes: geometric, mechanical, hemodynamic and biological. The</w:t>
+        <w:t xml:space="preserve">Calibrating such an operator requires published event rates, and assembling them turned out to be the hardest and most instructive part of the work. Our first anchor set of sixteen literature values was subjected to an adversarial citation audit in which every value was independently hunted and then attacked by two skeptics. </w:t>
       </w:r>
-    </w:p>
-    <w:p>
       <w:r>
-        <w:t>axes combine as a bed-weighted geometric mean, so that a collapse on any one axis</w:t>
+        <w:rPr>
+          <w:b/>
+        </w:rPr>
+        <w:t>Only three of the sixteen were values the primary source actually reports at a commensurable endpoint, and two of those three were the two arms of a single trial.</w:t>
       </w:r>
-    </w:p>
-    <w:p>
       <w:r>
-        <w:t>cannot be compensated by the other three. Every axis is a function of time, which</w:t>
-      </w:r>
-    </w:p>
-    <w:p>
-      <w:r>
-        <w:t>yields two scalars the static formulation lacked: a time constant τ_sc, the time by</w:t>
-      </w:r>
-    </w:p>
-    <w:p>
-      <w:r>
-        <w:t>which the trajectory has accumulated 63.2% of its total variation, and a</w:t>
-      </w:r>
-    </w:p>
-    <w:p>
-      <w:r>
-        <w:t>time-averaged mismatch dose. Risk is linked through λ(t) = λ₀·exp(β·(Γ*−Γ_sc(t))),</w:t>
-      </w:r>
-    </w:p>
-    <w:p>
-      <w:r>
-        <w:t>anchored per bed at the match level that bed's own reference device attains.</w:t>
-      </w:r>
-    </w:p>
-    <w:p>
-      <w:r>
-        <w:t>Calibrating such an operator requires published event rates, and assembling them</w:t>
-      </w:r>
-    </w:p>
-    <w:p>
-      <w:r>
-        <w:t>turned out to be the hardest and most instructive part of the work. Our first</w:t>
-      </w:r>
-    </w:p>
-    <w:p>
-      <w:r>
-        <w:t>anchor set of sixteen literature values was subjected to an adversarial citation</w:t>
-      </w:r>
-    </w:p>
-    <w:p>
-      <w:r>
-        <w:t>audit in which every value was independently hunted and then attacked by two</w:t>
-      </w:r>
-    </w:p>
-    <w:p>
-      <w:r>
-        <w:t>skeptics. **Only three of the sixteen were values the primary source actually</w:t>
-      </w:r>
-    </w:p>
-    <w:p>
-      <w:r>
-        <w:t>reports at a commensurable endpoint, and two of those three were the two arms of a</w:t>
-      </w:r>
-    </w:p>
-    <w:p>
-      <w:r>
-        <w:t>single trial.** The remaining thirteen were stated high, by factors of 1.0 to 5.8,</w:t>
-      </w:r>
-    </w:p>
-    <w:p>
-      <w:r>
-        <w:t xml:space="preserve">and five could be reverse-engineered exactly from a </w:t>
+        <w:t xml:space="preserve"> The remaining thirteen were stated high, by factors of 1.0 to 5.8, and five could be reverse-engineered exactly from a </w:t>
       </w:r>
       <w:r>
         <w:rPr>
@@ -227,117 +278,12 @@
         <w:t>different</w:t>
       </w:r>
       <w:r>
-        <w:t xml:space="preserve"> endpoint reported</w:t>
+        <w:t xml:space="preserve"> endpoint reported in the correctly cited paper — endpoint substitution rather than transcription error. Within a single trial, target lesion failure and clinically driven target lesion revascularisation differ by two- to threefold, so a claim that the endpoint is "held constant" while either may be used holds nothing constant.</w:t>
       </w:r>
     </w:p>
     <w:p>
       <w:r>
-        <w:t>in the correctly cited paper — endpoint substitution rather than transcription</w:t>
-      </w:r>
-    </w:p>
-    <w:p>
-      <w:r>
-        <w:t>error. Within a single trial, target lesion failure and clinically driven target</w:t>
-      </w:r>
-    </w:p>
-    <w:p>
-      <w:r>
-        <w:t>lesion revascularisation differ by two- to threefold, so a claim that the endpoint</w:t>
-      </w:r>
-    </w:p>
-    <w:p>
-      <w:r>
-        <w:t>is "held constant" while either may be used holds nothing constant.</w:t>
-      </w:r>
-    </w:p>
-    <w:p>
-      <w:r>
-        <w:t>We therefore report the corrected calibration: 12 anchors, all</w:t>
-      </w:r>
-    </w:p>
-    <w:p>
-      <w:r>
-        <w:t>revascularisation constructs, each carrying seven declared provenance fields, with</w:t>
-      </w:r>
-    </w:p>
-    <w:p>
-      <w:r>
-        <w:t>four further anchors excluded and listed. Eleven free constants fit these with a</w:t>
-      </w:r>
-    </w:p>
-    <w:p>
-      <w:r>
-        <w:t>mean absolute error of 1.4 percentage points — which we report as a consistency check</w:t>
-      </w:r>
-    </w:p>
-    <w:p>
-      <w:r>
-        <w:t>and not as performance, because eleven constants against roughly seven informative</w:t>
-      </w:r>
-    </w:p>
-    <w:p>
-      <w:r>
-        <w:t>comparisons is under-determined. Seven of the eleven land on their bounds, and two of</w:t>
-      </w:r>
-    </w:p>
-    <w:p>
-      <w:r>
-        <w:t>those are the compliance-mismatch and overstretch kernels: once the anchors are</w:t>
-      </w:r>
-    </w:p>
-    <w:p>
-      <w:r>
-        <w:t>corrected, the fit no longer needs the mechanical axis. We read that as a 12-month</w:t>
-      </w:r>
-    </w:p>
-    <w:p>
-      <w:r>
-        <w:t>revascularisation endpoint having no power over slow-acting mechanics rather than as</w:t>
-      </w:r>
-    </w:p>
-    <w:p>
-      <w:r>
-        <w:t>the axis being empty, and §7 states the test that would decide it. In a 9,000-procedure simulation</w:t>
-      </w:r>
-    </w:p>
-    <w:p>
-      <w:r>
-        <w:t>with an unobserved frailty term and realistic measurement error, the operator's</w:t>
-      </w:r>
-    </w:p>
-    <w:p>
-      <w:r>
-        <w:t>four-number summary reached AUC 0.790 at n = 100, a level 55 raw</w:t>
-      </w:r>
-    </w:p>
-    <w:p>
-      <w:r>
-        <w:t>features had not reached by n = 800. The pan-vascular transfer claim did not survive</w:t>
-      </w:r>
-    </w:p>
-    <w:p>
-      <w:r>
-        <w:t>its own test: against a linear model given the same continuous bed physiology, the</w:t>
-      </w:r>
-    </w:p>
-    <w:p>
-      <w:r>
-        <w:t>operator's cross-bed advantage was -0.024 AUC (95% bootstrap -0.041 to -0.010),</w:t>
-      </w:r>
-    </w:p>
-    <w:p>
-      <w:r>
-        <w:t>an interval that excludes zero: it is worse.</w:t>
-      </w:r>
-    </w:p>
-    <w:p>
-      <w:r>
-        <w:t>No patient-level data were used. This is a modelling, calibration and</w:t>
-      </w:r>
-    </w:p>
-    <w:p>
-      <w:r>
-        <w:t>evidence-audit report, not a validation.</w:t>
+        <w:t>We therefore report the corrected calibration: 12 anchors, all revascularisation constructs, each carrying seven declared provenance fields, with four further anchors excluded and listed. Eleven free constants fit these with a mean absolute error of 1.4 percentage points — which we report as a consistency check and not as performance, because eleven constants against roughly seven informative comparisons is under-determined. Seven of the eleven land on their bounds, and two of those are the compliance-mismatch and overstretch kernels: once the anchors are corrected, the fit no longer needs the mechanical axis. We read that as a 12-month revascularisation endpoint having no power over slow-acting mechanics rather than as the axis being empty, and §7 states the test that would decide it. In a 9,000-procedure simulation with an unobserved frailty term and realistic measurement error, the operator's four-number summary reached AUC 0.790 at n = 100, a level 55 raw features had not reached by n = 800. The pan-vascular transfer claim did not survive its own test: against a linear model given the same continuous bed physiology, the operator's cross-bed advantage was -0.024 AUC (95% bootstrap -0.041 to -0.010), an interval that excludes zero: it is worse. No patient-level data were used. This is a modelling, calibration and evidence-audit report, not a validation.</w:t>
       </w:r>
     </w:p>
     <w:p>
@@ -348,12 +294,7 @@
         <w:t>Keywords:</w:t>
       </w:r>
       <w:r>
-        <w:t xml:space="preserve"> pan-vascular intervention, device–vessel matching, endpoint</w:t>
-      </w:r>
-    </w:p>
-    <w:p>
-      <w:r>
-        <w:t>definition, calibration, evidence audit, bioresorbable scaffold, drug-coated balloon</w:t>
+        <w:t xml:space="preserve"> pan-vascular intervention, device–vessel matching, endpoint definition, calibration, evidence audit, bioresorbable scaffold, drug-coated balloon</w:t>
       </w:r>
     </w:p>
     <w:p>
@@ -366,117 +307,22 @@
     </w:p>
     <w:p>
       <w:r>
-        <w:t>An interventionalist choosing a device is solving a matching problem, but the tools</w:t>
+        <w:t>An interventionalist choosing a device is solving a matching problem, but the tools of the trade do not describe it as one. Sizing rules are bed-specific and mutually untranslatable: 1:1 to the distal reference in a coronary artery, 10–20% oversizing for a self-expanding femoropopliteal stent, 15–50% in the carotid. Each rule is defensible in its own bed, and none of them says what the rules have in common — that a device and a vessel can agree or disagree along several axes at once, and that the disagreement evolves.</w:t>
       </w:r>
     </w:p>
     <w:p>
       <w:r>
-        <w:t>of the trade do not describe it as one. Sizing rules are bed-specific and mutually</w:t>
+        <w:t>Every clinically consequential mismatch has a time course. A scaffold's compliance converges on the wall's as it resorbs; a drug washes out while the proliferative stimulus it opposes decays on its own schedule; a nitinol stent accumulates fatigue over the first year in the flexion zone. Yet device–vessel matching is almost always discussed as a property of the moment of implantation, and two devices that look identical on the table can diverge over the following two years for reasons that are predictable from their materials.</w:t>
       </w:r>
     </w:p>
     <w:p>
       <w:r>
-        <w:t>untranslatable: 1:1 to the distal reference in a coronary artery, 10–20% oversizing</w:t>
+        <w:t>The framework this paper operationalises was set out by our group as the research programme of China's National Basic Science Center for panvascular interventional complex systems [1]. That statement names device–vessel suitcordance as the object of study; what it does not do — what no statement of the idea has done — is compute it. Γ_sc has been a concept with no numerical value, no time course, and therefore nothing that could be checked against an outcome. This paper is an attempt to close that gap and to report honestly what happens when one does.</w:t>
       </w:r>
     </w:p>
     <w:p>
       <w:r>
-        <w:t>for a self-expanding femoropopliteal stent, 15–50% in the carotid. Each rule is</w:t>
-      </w:r>
-    </w:p>
-    <w:p>
-      <w:r>
-        <w:t>defensible in its own bed, and none of them says what the rules have in common —</w:t>
-      </w:r>
-    </w:p>
-    <w:p>
-      <w:r>
-        <w:t>that a device and a vessel can agree or disagree along several axes at once, and</w:t>
-      </w:r>
-    </w:p>
-    <w:p>
-      <w:r>
-        <w:t>that the disagreement evolves.</w:t>
-      </w:r>
-    </w:p>
-    <w:p>
-      <w:r>
-        <w:t>Every clinically consequential mismatch has a time course. A scaffold's compliance</w:t>
-      </w:r>
-    </w:p>
-    <w:p>
-      <w:r>
-        <w:t>converges on the wall's as it resorbs; a drug washes out while the proliferative</w:t>
-      </w:r>
-    </w:p>
-    <w:p>
-      <w:r>
-        <w:t>stimulus it opposes decays on its own schedule; a nitinol stent accumulates fatigue</w:t>
-      </w:r>
-    </w:p>
-    <w:p>
-      <w:r>
-        <w:t>over the first year in the flexion zone. Yet device–vessel matching is almost always</w:t>
-      </w:r>
-    </w:p>
-    <w:p>
-      <w:r>
-        <w:t>discussed as a property of the moment of implantation, and two devices that look</w:t>
-      </w:r>
-    </w:p>
-    <w:p>
-      <w:r>
-        <w:t>identical on the table can diverge over the following two years for reasons that are</w:t>
-      </w:r>
-    </w:p>
-    <w:p>
-      <w:r>
-        <w:t>predictable from their materials.</w:t>
-      </w:r>
-    </w:p>
-    <w:p>
-      <w:r>
-        <w:t>This paper does four things. It defines an operator that computes the agreement</w:t>
-      </w:r>
-    </w:p>
-    <w:p>
-      <w:r>
-        <w:t>between a device and a vessel on four axes, as a function of time, in any of six</w:t>
-      </w:r>
-    </w:p>
-    <w:p>
-      <w:r>
-        <w:t>arterial beds from one parameter set (§2). It reports an adversarial audit of the</w:t>
-      </w:r>
-    </w:p>
-    <w:p>
-      <w:r>
-        <w:t>literature values such an operator has to be calibrated against, which found most of</w:t>
-      </w:r>
-    </w:p>
-    <w:p>
-      <w:r>
-        <w:t>our own first attempt to be wrong (§3) — a result we believe generalises well beyond</w:t>
-      </w:r>
-    </w:p>
-    <w:p>
-      <w:r>
-        <w:t>this model. It fits the operator to the corrected values (§4) and tests, in</w:t>
-      </w:r>
-    </w:p>
-    <w:p>
-      <w:r>
-        <w:t>simulation, the claim that motivated the construction, reporting that the claim</w:t>
-      </w:r>
-    </w:p>
-    <w:p>
-      <w:r>
-        <w:t>failed (§5). And it states what would falsify the operator on real data before</w:t>
-      </w:r>
-    </w:p>
-    <w:p>
-      <w:r>
-        <w:t>anyone runs it (§7).</w:t>
+        <w:t>This paper does four things. It defines an operator that computes the agreement between a device and a vessel on four axes, as a function of time, in any of six arterial beds from one parameter set (§2). It reports an adversarial audit of the literature values such an operator has to be calibrated against, which found most of our own first attempt to be wrong (§3) — a result we believe generalises well beyond this model. It fits the operator to the corrected values (§4) and tests, in simulation, the claim that motivated the construction, reporting that the claim failed (§5). And it states what would falsify the operator on real data before anyone runs it (§7).</w:t>
       </w:r>
     </w:p>
     <w:p>
@@ -506,17 +352,7 @@
         <w:t>x</w:t>
       </w:r>
       <w:r>
-        <w:t xml:space="preserve"> (bed, proximal and distal reference diameter, length, calcium,</w:t>
-      </w:r>
-    </w:p>
-    <w:p>
-      <w:r>
-        <w:t>tortuosity, bifurcation, side branch, runoff, diabetes, inflammatory burden) and a</w:t>
-      </w:r>
-    </w:p>
-    <w:p>
-      <w:r>
-        <w:t xml:space="preserve">plan </w:t>
+        <w:t xml:space="preserve"> (bed, proximal and distal reference diameter, length, calcium, tortuosity, bifurcation, side branch, runoff, diabetes, inflammatory burden) and a plan </w:t>
       </w:r>
       <w:r>
         <w:rPr>
@@ -525,12 +361,7 @@
         <w:t>a</w:t>
       </w:r>
       <w:r>
-        <w:t xml:space="preserve"> (device class, nominal diameter, length, number of devices, lesion</w:t>
-      </w:r>
-    </w:p>
-    <w:p>
-      <w:r>
-        <w:t>preparation, post-dilatation), four agreement functions are defined on [0, 1]:</w:t>
+        <w:t xml:space="preserve"> (device class, nominal diameter, length, number of devices, lesion preparation, post-dilatation), four agreement functions are defined on [0, 1]:</w:t>
       </w:r>
     </w:p>
     <w:p>
@@ -541,37 +372,7 @@
         <w:t>Γ_G, geometric.</w:t>
       </w:r>
       <w:r>
-        <w:t xml:space="preserve"> Device-to-vessel diameter ratio against the bed's own band, with</w:t>
-      </w:r>
-    </w:p>
-    <w:p>
-      <w:r>
-        <w:t>asymmetric penalties above and below it (undersizing bites harder than oversizing);</w:t>
-      </w:r>
-    </w:p>
-    <w:p>
-      <w:r>
-        <w:t>edge coverage margin, penalised steeply for geographic miss and gently for needless</w:t>
-      </w:r>
-    </w:p>
-    <w:p>
-      <w:r>
-        <w:t>edge injury; conformability against tortuosity; and the residual mismatch a straight</w:t>
-      </w:r>
-    </w:p>
-    <w:p>
-      <w:r>
-        <w:t>device leaves in a tapering vessel. For a device that leaves nothing behind, the</w:t>
-      </w:r>
-    </w:p>
-    <w:p>
-      <w:r>
-        <w:t>geometric question is whether the balloon was sized correctly at inflation — what</w:t>
-      </w:r>
-    </w:p>
-    <w:p>
-      <w:r>
-        <w:t>recoil then costs is charged to Γ_H as residual lumen, not twice.</w:t>
+        <w:t xml:space="preserve"> Device-to-vessel diameter ratio against the bed's own band, with asymmetric penalties above and below it (undersizing bites harder than oversizing); edge coverage margin, penalised steeply for geographic miss and gently for needless edge injury; conformability against tortuosity; and the residual mismatch a straight device leaves in a tapering vessel. For a device that leaves nothing behind, the geometric question is whether the balloon was sized correctly at inflation — what recoil then costs is charged to Γ_H as residual lumen, not twice.</w:t>
       </w:r>
     </w:p>
     <w:p>
@@ -582,47 +383,7 @@
         <w:t>Γ_M, mechanical.</w:t>
       </w:r>
       <w:r>
-        <w:t xml:space="preserve"> Compliance mismatch between device and wall, where wall</w:t>
-      </w:r>
-    </w:p>
-    <w:p>
-      <w:r>
-        <w:t>compliance falls with calcium and device compliance for a resorbable scaffold relaxes</w:t>
-      </w:r>
-    </w:p>
-    <w:p>
-      <w:r>
-        <w:t>toward the wall's with its degradation time constant; overstretch wall stress against</w:t>
-      </w:r>
-    </w:p>
-    <w:p>
-      <w:r>
-        <w:t>a calcium-dependent tolerable strain; and cyclic fatigue, which accrues over the</w:t>
-      </w:r>
-    </w:p>
-    <w:p>
-      <w:r>
-        <w:t>first year in proportion to the bed's deformation burden, the device's fatigue</w:t>
-      </w:r>
-    </w:p>
-    <w:p>
-      <w:r>
-        <w:t>resistance and the implanted length. A device that leaves nothing behind is, by</w:t>
-      </w:r>
-    </w:p>
-    <w:p>
-      <w:r>
-        <w:t>construction, a perfect compliance match — which is why the classic drug-coated</w:t>
-      </w:r>
-    </w:p>
-    <w:p>
-      <w:r>
-        <w:t>balloon trade-off falls out of the model rather than being written into it: perfect</w:t>
-      </w:r>
-    </w:p>
-    <w:p>
-      <w:r>
-        <w:t>on Γ_M, unhelped against recoil on Γ_G and Γ_H.</w:t>
+        <w:t xml:space="preserve"> Compliance mismatch between device and wall, where wall compliance falls with calcium and device compliance for a resorbable scaffold relaxes toward the wall's with its degradation time constant; overstretch wall stress against a calcium-dependent tolerable strain; and cyclic fatigue, which accrues over the first year in proportion to the bed's deformation burden, the device's fatigue resistance and the implanted length. A device that leaves nothing behind is, by construction, a perfect compliance match — which is why the classic drug-coated balloon trade-off falls out of the model rather than being written into it: perfect on Γ_M, unhelped against recoil on Γ_G and Γ_H.</w:t>
       </w:r>
     </w:p>
     <w:p>
@@ -633,27 +394,7 @@
         <w:t>Γ_H, hemodynamic.</w:t>
       </w:r>
       <w:r>
-        <w:t xml:space="preserve"> Flow lumen restored, computed from the deployed diameter less</w:t>
-      </w:r>
-    </w:p>
-    <w:p>
-      <w:r>
-        <w:t>struts and the neointima that grows on them, against the reference; strut flow</w:t>
-      </w:r>
-    </w:p>
-    <w:p>
-      <w:r>
-        <w:t>disturbance, scaled by strut thickness over calibre and by the bed's baseline shear,</w:t>
-      </w:r>
-    </w:p>
-    <w:p>
-      <w:r>
-        <w:t>decaying as struts are covered; and branch cost, for a covered device across a branch</w:t>
-      </w:r>
-    </w:p>
-    <w:p>
-      <w:r>
-        <w:t>that matters, a stented bifurcation, or a peripheral lesion with poor runoff.</w:t>
+        <w:t xml:space="preserve"> Flow lumen restored, computed from the deployed diameter less struts and the neointima that grows on them, against the reference; strut flow disturbance, scaled by strut thickness over calibre and by the bed's baseline shear, decaying as struts are covered; and branch cost, for a covered device across a branch that matters, a stented bifurcation, or a peripheral lesion with poor runoff.</w:t>
       </w:r>
     </w:p>
     <w:p>
@@ -664,22 +405,7 @@
         <w:t>Γ_B, biological.</w:t>
       </w:r>
       <w:r>
-        <w:t xml:space="preserve"> Antiproliferative supply against neointimal drive. Drive is the</w:t>
-      </w:r>
-    </w:p>
-    <w:p>
-      <w:r>
-        <w:t>bed's proliferative propensity scaled by diabetes, inflammatory burden and the</w:t>
-      </w:r>
-    </w:p>
-    <w:p>
-      <w:r>
-        <w:t>barotrauma the plan delivers; supply is the device's drug concentration decaying with</w:t>
-      </w:r>
-    </w:p>
-    <w:p>
-      <w:r>
-        <w:t xml:space="preserve">its retention constant. What is penalised is the </w:t>
+        <w:t xml:space="preserve"> Antiproliferative supply against neointimal drive. Drive is the bed's proliferative propensity scaled by diabetes, inflammatory burden and the barotrauma the plan delivers; supply is the device's drug concentration decaying with its retention constant. What is penalised is the </w:t>
       </w:r>
       <w:r>
         <w:rPr>
@@ -688,27 +414,12 @@
         <w:t>fraction</w:t>
       </w:r>
       <w:r>
-        <w:t xml:space="preserve"> of drive left unopposed,</w:t>
+        <w:t xml:space="preserve"> of drive left unopposed, not its absolute size, so a drug outliving its stimulus earns nothing. A second term charges the healing window: the period struts stay uncovered, lengthened by the drug and by strut thickness, and for a resorbable device the agreement between resorption and healing timescales.</w:t>
       </w:r>
     </w:p>
     <w:p>
       <w:r>
-        <w:t>not its absolute size, so a drug outliving its stimulus earns nothing. A second term</w:t>
-      </w:r>
-    </w:p>
-    <w:p>
-      <w:r>
-        <w:t>charges the healing window: the period struts stay uncovered, lengthened by the drug</w:t>
-      </w:r>
-    </w:p>
-    <w:p>
-      <w:r>
-        <w:t>and by strut thickness, and for a resorbable device the agreement between resorption</w:t>
-      </w:r>
-    </w:p>
-    <w:p>
-      <w:r>
-        <w:t>and healing timescales.</w:t>
+        <w:t>The four axes are a refinement of the three ecological balances — mechanical, cellular, and physicochemical–immune — in which the framework was originally stated [2]. The mapping is not one to one, and the difference is deliberate: the geometric and hemodynamic axes separate two things the mechanical balance conflated, namely whether the device fits the vessel and whether the lumen it leaves carries flow. §4 reports that the corrected calibration does not currently need the mechanical axis, which is a result about this operator and this endpoint, not about the balances.</w:t>
       </w:r>
     </w:p>
     <w:p>
@@ -721,7 +432,7 @@
     </w:p>
     <w:p>
       <w:pPr>
-        <w:spacing w:after="40"/>
+        <w:spacing w:after="20"/>
       </w:pPr>
       <w:r>
         <w:rPr>
@@ -733,32 +444,7 @@
     </w:p>
     <w:p>
       <w:r>
-        <w:t>The geometric mean is the modelling commitment, not a convenience. A device fails</w:t>
-      </w:r>
-    </w:p>
-    <w:p>
-      <w:r>
-        <w:t>along its worst-matched axis, and a product cannot be rescued by a high score</w:t>
-      </w:r>
-    </w:p>
-    <w:p>
-      <w:r>
-        <w:t>elsewhere the way a sum can. Weights are bed-specific and declared: the mechanical</w:t>
-      </w:r>
-    </w:p>
-    <w:p>
-      <w:r>
-        <w:t>axis carries the largest weight in the femoropopliteal artery, where stent fracture</w:t>
-      </w:r>
-    </w:p>
-    <w:p>
-      <w:r>
-        <w:t>is a real failure mode; the geometric axis carries it in the carotid, where large</w:t>
-      </w:r>
-    </w:p>
-    <w:p>
-      <w:r>
-        <w:t>deliberate oversizing is the technique.</w:t>
+        <w:t>The geometric mean is the modelling commitment, not a convenience. A device fails along its worst-matched axis, and a product cannot be rescued by a high score elsewhere the way a sum can. Weights are bed-specific and declared: the mechanical axis carries the largest weight in the femoropopliteal artery, where stent fracture is a real failure mode; the geometric axis carries it in the carotid, where large deliberate oversizing is the technique.</w:t>
       </w:r>
     </w:p>
     <w:p>
@@ -776,7 +462,7 @@
     </w:p>
     <w:p>
       <w:pPr>
-        <w:spacing w:after="40"/>
+        <w:spacing w:after="20"/>
       </w:pPr>
       <w:r>
         <w:rPr>
@@ -788,7 +474,7 @@
     </w:p>
     <w:p>
       <w:pPr>
-        <w:spacing w:after="40"/>
+        <w:spacing w:after="20"/>
       </w:pPr>
       <w:r>
         <w:rPr>
@@ -800,32 +486,7 @@
     </w:p>
     <w:p>
       <w:r>
-        <w:t>τ_sc is defined on total variation rather than on a monotone approach to an</w:t>
-      </w:r>
-    </w:p>
-    <w:p>
-      <w:r>
-        <w:t>asymptote, so it stays well defined when the trajectory is non-monotone, which it</w:t>
-      </w:r>
-    </w:p>
-    <w:p>
-      <w:r>
-        <w:t>routinely is. It separates devices that are indistinguishable at implantation</w:t>
-      </w:r>
-    </w:p>
-    <w:p>
-      <w:r>
-        <w:t>(Figure 1b): in the same coronary lesion a paclitaxel-coated balloon has τ_sc ≈ 132</w:t>
-      </w:r>
-    </w:p>
-    <w:p>
-      <w:r>
-        <w:t>days while a thin-strut drug-eluting stent has τ_sc ≈ 265 days — the balloon's fate</w:t>
-      </w:r>
-    </w:p>
-    <w:p>
-      <w:r>
-        <w:t>is settled in the first four months, the stent's is not.</w:t>
+        <w:t>τ_sc is defined on total variation rather than on a monotone approach to an asymptote, so it stays well defined when the trajectory is non-monotone, which it routinely is. It separates devices that are indistinguishable at implantation (Figure 1b): in the same coronary lesion a paclitaxel-coated balloon has τ_sc ≈ 132 days while a thin-strut drug-eluting stent has τ_sc ≈ 265 days — the balloon's fate is settled in the first four months, the stent's is not.</w:t>
       </w:r>
     </w:p>
     <w:p>
@@ -838,7 +499,7 @@
     </w:p>
     <w:p>
       <w:pPr>
-        <w:spacing w:after="40"/>
+        <w:spacing w:after="20"/>
       </w:pPr>
       <w:r>
         <w:rPr>
@@ -850,38 +511,28 @@
     </w:p>
     <w:p>
       <w:r>
-        <w:t>λ₀ is the bed's published best-practice 12-month clinically driven TLR. Γ*_bed is</w:t>
+        <w:t>λ₀ is the bed's published best-practice 12-month clinically driven TLR. Γ</w:t>
       </w:r>
-    </w:p>
-    <w:p>
       <w:r>
         <w:rPr>
-          <w:b/>
+          <w:i/>
+        </w:rPr>
+        <w:t xml:space="preserve">_bed is </w:t>
+      </w:r>
+      <w:r>
+        <w:rPr>
+          <w:i/>
         </w:rPr>
         <w:t>not</w:t>
       </w:r>
       <w:r>
-        <w:t xml:space="preserve"> a global constant: it is the year-one mean match that the bed's own reference</w:t>
+        <w:rPr>
+          <w:i/>
+        </w:rPr>
+        <w:t xml:space="preserve"> a global constant: it is the year-one mean match that the bed's own reference device attains under the current parameters. Anchoring per bed was necessary rather than cosmetic — best practice does not reach the same absolute Γ_sc in every bed, and a global Γ</w:t>
       </w:r>
-    </w:p>
-    <w:p>
       <w:r>
-        <w:t>device attains under the current parameters. Anchoring per bed was necessary rather</w:t>
-      </w:r>
-    </w:p>
-    <w:p>
-      <w:r>
-        <w:t>than cosmetic — best practice does not reach the same absolute Γ_sc in every bed, and</w:t>
-      </w:r>
-    </w:p>
-    <w:p>
-      <w:r>
-        <w:t>a global Γ* forced the fit to over-predict systematically where the achievable match</w:t>
-      </w:r>
-    </w:p>
-    <w:p>
-      <w:r>
-        <w:t>is lowest.</w:t>
+        <w:t xml:space="preserve"> forced the fit to over-predict systematically where the achievable match is lowest.</w:t>
       </w:r>
     </w:p>
     <w:p>
@@ -902,37 +553,12 @@
     </w:p>
     <w:p>
       <w:r>
-        <w:t>A mechanistic model of device–vessel matching is only as good as the outcome rates it</w:t>
+        <w:t>A mechanistic model of device–vessel matching is only as good as the outcome rates it is tied to, and those rates are the part of such a paper that is least often checked. We built a first anchor set of sixteen 12-month event rates across six beds in the ordinary way: from the interventional literature as the author remembered and re-read it, each with a note on its justification and a subjective trust weight.</w:t>
       </w:r>
     </w:p>
     <w:p>
       <w:r>
-        <w:t>is tied to, and those rates are the part of such a paper that is least often checked.</w:t>
-      </w:r>
-    </w:p>
-    <w:p>
-      <w:r>
-        <w:t>We built a first anchor set of sixteen 12-month event rates across six beds in the</w:t>
-      </w:r>
-    </w:p>
-    <w:p>
-      <w:r>
-        <w:t>ordinary way: from the interventional literature as the author remembered and</w:t>
-      </w:r>
-    </w:p>
-    <w:p>
-      <w:r>
-        <w:t>re-read it, each with a note on its justification and a subjective trust weight.</w:t>
-      </w:r>
-    </w:p>
-    <w:p>
-      <w:r>
-        <w:t>We then audited it adversarially. Each anchor was given to an independent literature</w:t>
-      </w:r>
-    </w:p>
-    <w:p>
-      <w:r>
-        <w:t xml:space="preserve">agent tasked with finding and </w:t>
+        <w:t xml:space="preserve">We then audited it adversarially. Each anchor was given to an independent literature agent tasked with finding and </w:t>
       </w:r>
       <w:r>
         <w:rPr>
@@ -941,37 +567,7 @@
         <w:t>opening</w:t>
       </w:r>
       <w:r>
-        <w:t xml:space="preserve"> the primary source, forbidden from inventing</w:t>
-      </w:r>
-    </w:p>
-    <w:p>
-      <w:r>
-        <w:t>any identifier, and required to report the number and the endpoint exactly as the</w:t>
-      </w:r>
-    </w:p>
-    <w:p>
-      <w:r>
-        <w:t>source words them. Every citation that came back was then attacked by two further</w:t>
-      </w:r>
-    </w:p>
-    <w:p>
-      <w:r>
-        <w:t>independent checkers with different briefs — one asked only whether the citation</w:t>
-      </w:r>
-    </w:p>
-    <w:p>
-      <w:r>
-        <w:t>exists and says this, the other only whether the endpoint, timepoint and population</w:t>
-      </w:r>
-    </w:p>
-    <w:p>
-      <w:r>
-        <w:t>are the ones claimed — each instructed to default to refutation when unsure.</w:t>
-      </w:r>
-    </w:p>
-    <w:p>
-      <w:r>
-        <w:t>Forty-nine agents, 696 source lookups.</w:t>
+        <w:t xml:space="preserve"> the primary source, forbidden from inventing any identifier, and required to report the number and the endpoint exactly as the source words them. Every citation that came back was then attacked by two further independent checkers with different briefs — one asked only whether the citation exists and says this, the other only whether the endpoint, timepoint and population are the ones claimed — each instructed to default to refutation when unsure. Forty-nine agents, 696 source lookups.</w:t>
       </w:r>
     </w:p>
     <w:p>
@@ -990,22 +586,7 @@
         <w:t>Three of the sixteen survived.</w:t>
       </w:r>
       <w:r>
-        <w:t xml:space="preserve"> COR-BRS-plla, SFA-DCB and SFA-POBA were values the</w:t>
-      </w:r>
-    </w:p>
-    <w:p>
-      <w:r>
-        <w:t>primary source reports at a commensurable endpoint — and two of those three are the</w:t>
-      </w:r>
-    </w:p>
-    <w:p>
-      <w:r>
-        <w:t>two arms of one trial. The evidence base of the original calibration was two papers</w:t>
-      </w:r>
-    </w:p>
-    <w:p>
-      <w:r>
-        <w:t>and three numbers.</w:t>
+        <w:t xml:space="preserve"> COR-BRS-plla, SFA-DCB and SFA-POBA were values the primary source reports at a commensurable endpoint — and two of those three are the two arms of one trial. The evidence base of the original calibration was two papers and three numbers.</w:t>
       </w:r>
     </w:p>
     <w:p>
@@ -1016,22 +597,7 @@
         <w:t>Thirteen values were wrong, every one of them high</w:t>
       </w:r>
       <w:r>
-        <w:t>, by factors of 1.02 to 5.83.</w:t>
-      </w:r>
-    </w:p>
-    <w:p>
-      <w:r>
-        <w:t>The direction is uniform, and the magnitudes are not, so this is not a scale factor a</w:t>
-      </w:r>
-    </w:p>
-    <w:p>
-      <w:r>
-        <w:t>shared intercept can absorb: it distorts the ordering of the anchors relative to one</w:t>
-      </w:r>
-    </w:p>
-    <w:p>
-      <w:r>
-        <w:t>another, which is exactly what a cross-bed shared-parameter fit depends on.</w:t>
+        <w:t>, by factors of 1.02 to 5.83. The direction is uniform, and the magnitudes are not, so this is not a scale factor a shared intercept can absorb: it distorts the ordering of the anchors relative to one another, which is exactly what a cross-bed shared-parameter fit depends on.</w:t>
       </w:r>
     </w:p>
     <w:p>
@@ -1042,85 +608,527 @@
         <w:t>Five were endpoint substitutions</w:t>
       </w:r>
       <w:r>
-        <w:t>, recoverable exactly from a different endpoint in</w:t>
+        <w:t>, recoverable exactly from a different endpoint in the correctly cited paper (Table 1):</w:t>
       </w:r>
     </w:p>
-    <w:p>
-      <w:r>
-        <w:t>the correctly cited paper (Table 1):</w:t>
-      </w:r>
-    </w:p>
-    <w:p>
-      <w:r>
-        <w:t>| anchor | asserted | is actually | correct value |</w:t>
-      </w:r>
-    </w:p>
-    <w:p>
-      <w:r>
-        <w:t>|---|---|---|---|</w:t>
-      </w:r>
-    </w:p>
-    <w:p>
-      <w:r>
-        <w:t xml:space="preserve">| SFA-long-bare | 0.350 | 100 − 64.8, primary </w:t>
-      </w:r>
-      <w:r>
-        <w:rPr>
-          <w:i/>
-        </w:rPr>
-        <w:t>patency</w:t>
-      </w:r>
-      <w:r>
-        <w:t xml:space="preserve"> loss | TLR 0.318 |</w:t>
-      </w:r>
-    </w:p>
-    <w:p>
-      <w:r>
-        <w:t>| RENAL-stent | 0.140 | one-sided 95% upper bound of 9-month binary restenosis (point estimate 10.5%) | CD-TLR 0.059 |</w:t>
-      </w:r>
-    </w:p>
-    <w:p>
-      <w:r>
-        <w:t xml:space="preserve">| CAR-stent | 0.035 | the trial's primary composite </w:t>
-      </w:r>
-      <w:r>
-        <w:rPr>
-          <w:i/>
-        </w:rPr>
-        <w:t>safety</w:t>
-      </w:r>
-      <w:r>
-        <w:t xml:space="preserve"> endpoint | CD-TLR 0.006 |</w:t>
-      </w:r>
-    </w:p>
-    <w:p>
-      <w:r>
-        <w:t xml:space="preserve">| COR-POBA | 0.320 | 6-month </w:t>
-      </w:r>
-      <w:r>
-        <w:rPr>
-          <w:i/>
-        </w:rPr>
-        <w:t>angiographic</w:t>
-      </w:r>
-      <w:r>
-        <w:t xml:space="preserve"> restenosis in the </w:t>
-      </w:r>
-      <w:r>
-        <w:rPr>
-          <w:i/>
-        </w:rPr>
-        <w:t>stent</w:t>
-      </w:r>
-      <w:r>
-        <w:t xml:space="preserve"> arm | 1-y symptom-driven TLR 0.170 |</w:t>
-      </w:r>
-    </w:p>
-    <w:p>
-      <w:r>
-        <w:t>| ILIAC-stent | 0.045 | midpoint of CD-TLR (2.8%) and duplex restenosis (6.1%) | CD-TLR 0.028 |</w:t>
-      </w:r>
-    </w:p>
+    <w:tbl>
+      <w:tblPr>
+        <w:tblStyle w:val="LightGrid-Accent1"/>
+        <w:tblW w:type="auto" w:w="0"/>
+        <w:tblLook w:firstColumn="1" w:firstRow="1" w:lastColumn="0" w:lastRow="0" w:noHBand="0" w:noVBand="1" w:val="04A0"/>
+      </w:tblPr>
+      <w:tblGrid>
+        <w:gridCol w:w="2160"/>
+        <w:gridCol w:w="2160"/>
+        <w:gridCol w:w="2160"/>
+        <w:gridCol w:w="2160"/>
+      </w:tblGrid>
+      <w:tr>
+        <w:tc>
+          <w:tcPr>
+            <w:tcW w:type="dxa" w:w="2160"/>
+          </w:tcPr>
+          <w:p>
+            <w:r>
+              <w:rPr>
+                <w:b/>
+                <w:sz w:val="18"/>
+              </w:rPr>
+            </w:r>
+            <w:r>
+              <w:rPr>
+                <w:b/>
+                <w:sz w:val="18"/>
+              </w:rPr>
+              <w:t>anchor</w:t>
+            </w:r>
+          </w:p>
+        </w:tc>
+        <w:tc>
+          <w:tcPr>
+            <w:tcW w:type="dxa" w:w="2160"/>
+          </w:tcPr>
+          <w:p>
+            <w:r>
+              <w:rPr>
+                <w:b/>
+                <w:sz w:val="18"/>
+              </w:rPr>
+            </w:r>
+            <w:r>
+              <w:rPr>
+                <w:b/>
+                <w:sz w:val="18"/>
+              </w:rPr>
+              <w:t>asserted</w:t>
+            </w:r>
+          </w:p>
+        </w:tc>
+        <w:tc>
+          <w:tcPr>
+            <w:tcW w:type="dxa" w:w="2160"/>
+          </w:tcPr>
+          <w:p>
+            <w:r>
+              <w:rPr>
+                <w:b/>
+                <w:sz w:val="18"/>
+              </w:rPr>
+            </w:r>
+            <w:r>
+              <w:rPr>
+                <w:b/>
+                <w:sz w:val="18"/>
+              </w:rPr>
+              <w:t>is actually</w:t>
+            </w:r>
+          </w:p>
+        </w:tc>
+        <w:tc>
+          <w:tcPr>
+            <w:tcW w:type="dxa" w:w="2160"/>
+          </w:tcPr>
+          <w:p>
+            <w:r>
+              <w:rPr>
+                <w:b/>
+                <w:sz w:val="18"/>
+              </w:rPr>
+            </w:r>
+            <w:r>
+              <w:rPr>
+                <w:b/>
+                <w:sz w:val="18"/>
+              </w:rPr>
+              <w:t>correct value</w:t>
+            </w:r>
+          </w:p>
+        </w:tc>
+      </w:tr>
+      <w:tr>
+        <w:tc>
+          <w:tcPr>
+            <w:tcW w:type="dxa" w:w="2160"/>
+          </w:tcPr>
+          <w:p>
+            <w:r>
+              <w:rPr>
+                <w:sz w:val="18"/>
+              </w:rPr>
+            </w:r>
+            <w:r>
+              <w:rPr>
+                <w:sz w:val="18"/>
+              </w:rPr>
+              <w:t>SFA-long-bare</w:t>
+            </w:r>
+          </w:p>
+        </w:tc>
+        <w:tc>
+          <w:tcPr>
+            <w:tcW w:type="dxa" w:w="2160"/>
+          </w:tcPr>
+          <w:p>
+            <w:r>
+              <w:rPr>
+                <w:sz w:val="18"/>
+              </w:rPr>
+            </w:r>
+            <w:r>
+              <w:rPr>
+                <w:sz w:val="18"/>
+              </w:rPr>
+              <w:t>0.350</w:t>
+            </w:r>
+          </w:p>
+        </w:tc>
+        <w:tc>
+          <w:tcPr>
+            <w:tcW w:type="dxa" w:w="2160"/>
+          </w:tcPr>
+          <w:p>
+            <w:r>
+              <w:rPr>
+                <w:sz w:val="18"/>
+              </w:rPr>
+            </w:r>
+            <w:r>
+              <w:rPr>
+                <w:sz w:val="18"/>
+              </w:rPr>
+              <w:t xml:space="preserve">100 − 64.8, primary </w:t>
+            </w:r>
+            <w:r>
+              <w:rPr>
+                <w:i/>
+                <w:sz w:val="18"/>
+              </w:rPr>
+              <w:t>patency</w:t>
+            </w:r>
+            <w:r>
+              <w:rPr>
+                <w:sz w:val="18"/>
+              </w:rPr>
+              <w:t xml:space="preserve"> loss</w:t>
+            </w:r>
+          </w:p>
+        </w:tc>
+        <w:tc>
+          <w:tcPr>
+            <w:tcW w:type="dxa" w:w="2160"/>
+          </w:tcPr>
+          <w:p>
+            <w:r>
+              <w:rPr>
+                <w:sz w:val="18"/>
+              </w:rPr>
+            </w:r>
+            <w:r>
+              <w:rPr>
+                <w:sz w:val="18"/>
+              </w:rPr>
+              <w:t>TLR 0.318</w:t>
+            </w:r>
+          </w:p>
+        </w:tc>
+      </w:tr>
+      <w:tr>
+        <w:tc>
+          <w:tcPr>
+            <w:tcW w:type="dxa" w:w="2160"/>
+          </w:tcPr>
+          <w:p>
+            <w:r>
+              <w:rPr>
+                <w:sz w:val="18"/>
+              </w:rPr>
+            </w:r>
+            <w:r>
+              <w:rPr>
+                <w:sz w:val="18"/>
+              </w:rPr>
+              <w:t>RENAL-stent</w:t>
+            </w:r>
+          </w:p>
+        </w:tc>
+        <w:tc>
+          <w:tcPr>
+            <w:tcW w:type="dxa" w:w="2160"/>
+          </w:tcPr>
+          <w:p>
+            <w:r>
+              <w:rPr>
+                <w:sz w:val="18"/>
+              </w:rPr>
+            </w:r>
+            <w:r>
+              <w:rPr>
+                <w:sz w:val="18"/>
+              </w:rPr>
+              <w:t>0.140</w:t>
+            </w:r>
+          </w:p>
+        </w:tc>
+        <w:tc>
+          <w:tcPr>
+            <w:tcW w:type="dxa" w:w="2160"/>
+          </w:tcPr>
+          <w:p>
+            <w:r>
+              <w:rPr>
+                <w:sz w:val="18"/>
+              </w:rPr>
+            </w:r>
+            <w:r>
+              <w:rPr>
+                <w:sz w:val="18"/>
+              </w:rPr>
+              <w:t>one-sided 95% upper bound of 9-month binary restenosis (point estimate 10.5%)</w:t>
+            </w:r>
+          </w:p>
+        </w:tc>
+        <w:tc>
+          <w:tcPr>
+            <w:tcW w:type="dxa" w:w="2160"/>
+          </w:tcPr>
+          <w:p>
+            <w:r>
+              <w:rPr>
+                <w:sz w:val="18"/>
+              </w:rPr>
+            </w:r>
+            <w:r>
+              <w:rPr>
+                <w:sz w:val="18"/>
+              </w:rPr>
+              <w:t>CD-TLR 0.059</w:t>
+            </w:r>
+          </w:p>
+        </w:tc>
+      </w:tr>
+      <w:tr>
+        <w:tc>
+          <w:tcPr>
+            <w:tcW w:type="dxa" w:w="2160"/>
+          </w:tcPr>
+          <w:p>
+            <w:r>
+              <w:rPr>
+                <w:sz w:val="18"/>
+              </w:rPr>
+            </w:r>
+            <w:r>
+              <w:rPr>
+                <w:sz w:val="18"/>
+              </w:rPr>
+              <w:t>CAR-stent</w:t>
+            </w:r>
+          </w:p>
+        </w:tc>
+        <w:tc>
+          <w:tcPr>
+            <w:tcW w:type="dxa" w:w="2160"/>
+          </w:tcPr>
+          <w:p>
+            <w:r>
+              <w:rPr>
+                <w:sz w:val="18"/>
+              </w:rPr>
+            </w:r>
+            <w:r>
+              <w:rPr>
+                <w:sz w:val="18"/>
+              </w:rPr>
+              <w:t>0.035</w:t>
+            </w:r>
+          </w:p>
+        </w:tc>
+        <w:tc>
+          <w:tcPr>
+            <w:tcW w:type="dxa" w:w="2160"/>
+          </w:tcPr>
+          <w:p>
+            <w:r>
+              <w:rPr>
+                <w:sz w:val="18"/>
+              </w:rPr>
+            </w:r>
+            <w:r>
+              <w:rPr>
+                <w:sz w:val="18"/>
+              </w:rPr>
+              <w:t xml:space="preserve">the trial's primary composite </w:t>
+            </w:r>
+            <w:r>
+              <w:rPr>
+                <w:i/>
+                <w:sz w:val="18"/>
+              </w:rPr>
+              <w:t>safety</w:t>
+            </w:r>
+            <w:r>
+              <w:rPr>
+                <w:sz w:val="18"/>
+              </w:rPr>
+              <w:t xml:space="preserve"> endpoint</w:t>
+            </w:r>
+          </w:p>
+        </w:tc>
+        <w:tc>
+          <w:tcPr>
+            <w:tcW w:type="dxa" w:w="2160"/>
+          </w:tcPr>
+          <w:p>
+            <w:r>
+              <w:rPr>
+                <w:sz w:val="18"/>
+              </w:rPr>
+            </w:r>
+            <w:r>
+              <w:rPr>
+                <w:sz w:val="18"/>
+              </w:rPr>
+              <w:t>CD-TLR 0.006</w:t>
+            </w:r>
+          </w:p>
+        </w:tc>
+      </w:tr>
+      <w:tr>
+        <w:tc>
+          <w:tcPr>
+            <w:tcW w:type="dxa" w:w="2160"/>
+          </w:tcPr>
+          <w:p>
+            <w:r>
+              <w:rPr>
+                <w:sz w:val="18"/>
+              </w:rPr>
+            </w:r>
+            <w:r>
+              <w:rPr>
+                <w:sz w:val="18"/>
+              </w:rPr>
+              <w:t>COR-POBA</w:t>
+            </w:r>
+          </w:p>
+        </w:tc>
+        <w:tc>
+          <w:tcPr>
+            <w:tcW w:type="dxa" w:w="2160"/>
+          </w:tcPr>
+          <w:p>
+            <w:r>
+              <w:rPr>
+                <w:sz w:val="18"/>
+              </w:rPr>
+            </w:r>
+            <w:r>
+              <w:rPr>
+                <w:sz w:val="18"/>
+              </w:rPr>
+              <w:t>0.320</w:t>
+            </w:r>
+          </w:p>
+        </w:tc>
+        <w:tc>
+          <w:tcPr>
+            <w:tcW w:type="dxa" w:w="2160"/>
+          </w:tcPr>
+          <w:p>
+            <w:r>
+              <w:rPr>
+                <w:sz w:val="18"/>
+              </w:rPr>
+            </w:r>
+            <w:r>
+              <w:rPr>
+                <w:sz w:val="18"/>
+              </w:rPr>
+              <w:t xml:space="preserve">6-month </w:t>
+            </w:r>
+            <w:r>
+              <w:rPr>
+                <w:i/>
+                <w:sz w:val="18"/>
+              </w:rPr>
+              <w:t>angiographic</w:t>
+            </w:r>
+            <w:r>
+              <w:rPr>
+                <w:sz w:val="18"/>
+              </w:rPr>
+              <w:t xml:space="preserve"> restenosis in the </w:t>
+            </w:r>
+            <w:r>
+              <w:rPr>
+                <w:i/>
+                <w:sz w:val="18"/>
+              </w:rPr>
+              <w:t>stent</w:t>
+            </w:r>
+            <w:r>
+              <w:rPr>
+                <w:sz w:val="18"/>
+              </w:rPr>
+              <w:t xml:space="preserve"> arm</w:t>
+            </w:r>
+          </w:p>
+        </w:tc>
+        <w:tc>
+          <w:tcPr>
+            <w:tcW w:type="dxa" w:w="2160"/>
+          </w:tcPr>
+          <w:p>
+            <w:r>
+              <w:rPr>
+                <w:sz w:val="18"/>
+              </w:rPr>
+            </w:r>
+            <w:r>
+              <w:rPr>
+                <w:sz w:val="18"/>
+              </w:rPr>
+              <w:t>1-y symptom-driven TLR 0.170</w:t>
+            </w:r>
+          </w:p>
+        </w:tc>
+      </w:tr>
+      <w:tr>
+        <w:tc>
+          <w:tcPr>
+            <w:tcW w:type="dxa" w:w="2160"/>
+          </w:tcPr>
+          <w:p>
+            <w:r>
+              <w:rPr>
+                <w:sz w:val="18"/>
+              </w:rPr>
+            </w:r>
+            <w:r>
+              <w:rPr>
+                <w:sz w:val="18"/>
+              </w:rPr>
+              <w:t>ILIAC-stent</w:t>
+            </w:r>
+          </w:p>
+        </w:tc>
+        <w:tc>
+          <w:tcPr>
+            <w:tcW w:type="dxa" w:w="2160"/>
+          </w:tcPr>
+          <w:p>
+            <w:r>
+              <w:rPr>
+                <w:sz w:val="18"/>
+              </w:rPr>
+            </w:r>
+            <w:r>
+              <w:rPr>
+                <w:sz w:val="18"/>
+              </w:rPr>
+              <w:t>0.045</w:t>
+            </w:r>
+          </w:p>
+        </w:tc>
+        <w:tc>
+          <w:tcPr>
+            <w:tcW w:type="dxa" w:w="2160"/>
+          </w:tcPr>
+          <w:p>
+            <w:r>
+              <w:rPr>
+                <w:sz w:val="18"/>
+              </w:rPr>
+            </w:r>
+            <w:r>
+              <w:rPr>
+                <w:sz w:val="18"/>
+              </w:rPr>
+              <w:t>midpoint of CD-TLR (2.8%) and duplex restenosis (6.1%)</w:t>
+            </w:r>
+          </w:p>
+        </w:tc>
+        <w:tc>
+          <w:tcPr>
+            <w:tcW w:type="dxa" w:w="2160"/>
+          </w:tcPr>
+          <w:p>
+            <w:r>
+              <w:rPr>
+                <w:sz w:val="18"/>
+              </w:rPr>
+            </w:r>
+            <w:r>
+              <w:rPr>
+                <w:sz w:val="18"/>
+              </w:rPr>
+              <w:t>CD-TLR 0.028</w:t>
+            </w:r>
+          </w:p>
+        </w:tc>
+      </w:tr>
+    </w:tbl>
+    <w:p/>
     <w:p>
       <w:r>
         <w:t xml:space="preserve">and a sixth, BTK-DCB at 0.120, was the midpoint of the two </w:t>
@@ -1132,22 +1140,7 @@
         <w:t>arms</w:t>
       </w:r>
       <w:r>
-        <w:t xml:space="preserve"> of one trial (9.2%</w:t>
-      </w:r>
-    </w:p>
-    <w:p>
-      <w:r>
-        <w:t>and 13.1%). None of these is a typing mistake. Each is a plausible number from the</w:t>
-      </w:r>
-    </w:p>
-    <w:p>
-      <w:r>
-        <w:t>right paper, and each was reachable by someone reading that paper without holding the</w:t>
-      </w:r>
-    </w:p>
-    <w:p>
-      <w:r>
-        <w:t>endpoint definition fixed.</w:t>
+        <w:t xml:space="preserve"> of one trial (9.2% and 13.1%). None of these is a typing mistake. Each is a plausible number from the right paper, and each was reachable by someone reading that paper without holding the endpoint definition fixed.</w:t>
       </w:r>
     </w:p>
     <w:p>
@@ -1158,37 +1151,7 @@
         <w:t>The endpoint was not held constant, and could not have been.</w:t>
       </w:r>
       <w:r>
-        <w:t xml:space="preserve"> Within ABSORB III,</w:t>
-      </w:r>
-    </w:p>
-    <w:p>
-      <w:r>
-        <w:t>TLF is 7.8% and ischaemia-driven TLR is 3.0%; within BIOFLOW V, TLF is 6.2% and</w:t>
-      </w:r>
-    </w:p>
-    <w:p>
-      <w:r>
-        <w:t>CD-TLR is 2.0%. A stated endpoint of "CD-TLR or TLF" permits a 2–3× choice at every</w:t>
-      </w:r>
-    </w:p>
-    <w:p>
-      <w:r>
-        <w:t>row. The original set in fact spanned five constructs — CD-TLR, TLF composites,</w:t>
-      </w:r>
-    </w:p>
-    <w:p>
-      <w:r>
-        <w:t>all-cause TLR, symptom-driven TLR and vessel-level TVF — and three time windows (312,</w:t>
-      </w:r>
-    </w:p>
-    <w:p>
-      <w:r>
-        <w:t>365 and 390 days). That sentence has been deleted from this paper rather than</w:t>
-      </w:r>
-    </w:p>
-    <w:p>
-      <w:r>
-        <w:t>repaired.</w:t>
+        <w:t xml:space="preserve"> Within ABSORB III, TLF is 7.8% and ischaemia-driven TLR is 3.0%; within BIOFLOW V, TLF is 6.2% and CD-TLR is 2.0%. A stated endpoint of "CD-TLR or TLF" permits a 2–3× choice at every row. The original set in fact spanned five constructs — CD-TLR, TLF composites, all-cause TLR, symptom-driven TLR and vessel-level TVF — and three time windows (312, 365 and 390 days). That sentence has been deleted from this paper rather than repaired.</w:t>
       </w:r>
     </w:p>
     <w:p>
@@ -1199,22 +1162,7 @@
         <w:t>The survival pattern was the opposite of what we expected.</w:t>
       </w:r>
       <w:r>
-        <w:t xml:space="preserve"> Coronary anchors</w:t>
-      </w:r>
-    </w:p>
-    <w:p>
-      <w:r>
-        <w:t>survived 1 of 7; femoropopliteal 3 of 4. Roughly 74% of the original calibration</w:t>
-      </w:r>
-    </w:p>
-    <w:p>
-      <w:r>
-        <w:t>weight rested on values the sources do not report, concentrated in the bed the author</w:t>
-      </w:r>
-    </w:p>
-    <w:p>
-      <w:r>
-        <w:t>knows best.</w:t>
+        <w:t xml:space="preserve"> Coronary anchors survived 1 of 7; femoropopliteal 3 of 4. Roughly 74% of the original calibration weight rested on values the sources do not report, concentrated in the bed the author knows best.</w:t>
       </w:r>
     </w:p>
     <w:p>
@@ -1227,42 +1175,7 @@
     </w:p>
     <w:p>
       <w:r>
-        <w:t>Every anchor now declares seven provenance fields — endpoint construct, trigger</w:t>
-      </w:r>
-    </w:p>
-    <w:p>
-      <w:r>
-        <w:t>(clinical vs protocol surveillance vs routine angiography), adjudication (independent</w:t>
-      </w:r>
-    </w:p>
-    <w:p>
-      <w:r>
-        <w:t>committee, core laboratory, or none stated), estimator, analysis unit (patient,</w:t>
-      </w:r>
-    </w:p>
-    <w:p>
-      <w:r>
-        <w:t>lesion or vessel), actual time window in days, and design. One construct is</w:t>
-      </w:r>
-    </w:p>
-    <w:p>
-      <w:r>
-        <w:t>preferred, 12-month clinically driven TLR; anchors reporting all-cause or</w:t>
-      </w:r>
-    </w:p>
-    <w:p>
-      <w:r>
-        <w:t>symptom-driven TLR are labelled and down-weighted rather than silently pooled. Four</w:t>
-      </w:r>
-    </w:p>
-    <w:p>
-      <w:r>
-        <w:t>anchors were excluded from the fit and are kept in the table so that what was dropped</w:t>
-      </w:r>
-    </w:p>
-    <w:p>
-      <w:r>
-        <w:t>stays visible: COR-undersized (vessel-level TVF, and stent under-</w:t>
+        <w:t>Every anchor now declares seven provenance fields — endpoint construct, trigger (clinical vs protocol surveillance vs routine angiography), adjudication (independent committee, core laboratory, or none stated), estimator, analysis unit (patient, lesion or vessel), actual time window in days, and design. One construct is preferred, 12-month clinically driven TLR; anchors reporting all-cause or symptom-driven TLR are labelled and down-weighted rather than silently pooled. Four anchors were excluded from the fit and are kept in the table so that what was dropped stays visible: COR-undersized (vessel-level TVF, and stent under-</w:t>
       </w:r>
       <w:r>
         <w:rPr>
@@ -1271,12 +1184,7 @@
         <w:t>expansion</w:t>
       </w:r>
       <w:r>
-        <w:t xml:space="preserve"> against</w:t>
-      </w:r>
-    </w:p>
-    <w:p>
-      <w:r>
-        <w:t>an absolute area cut-off is not under-</w:t>
+        <w:t xml:space="preserve"> against an absolute area cut-off is not under-</w:t>
       </w:r>
       <w:r>
         <w:rPr>
@@ -1285,22 +1193,7 @@
         <w:t>sizing</w:t>
       </w:r>
       <w:r>
-        <w:t>), SFA-long-bare (surveillance-triggered</w:t>
-      </w:r>
-    </w:p>
-    <w:p>
-      <w:r>
-        <w:t>all-cause TLR, single-arm), COR-DES-complex and COR-DCB-small (TLF composites,</w:t>
-      </w:r>
-    </w:p>
-    <w:p>
-      <w:r>
-        <w:t>secondary or post hoc). Trust weight now encodes audited evidence quality rather than</w:t>
-      </w:r>
-    </w:p>
-    <w:p>
-      <w:r>
-        <w:t>author confidence. Six of the beds' λ₀ values were revised downward accordingly.</w:t>
+        <w:t>), SFA-long-bare (surveillance-triggered all-cause TLR, single-arm), COR-DES-complex and COR-DCB-small (TLF composites, secondary or post hoc). Trust weight now encodes audited evidence quality rather than author confidence. Six of the beds' λ₀ values were revised downward accordingly.</w:t>
       </w:r>
     </w:p>
     <w:p>
@@ -1313,47 +1206,7 @@
     </w:p>
     <w:p>
       <w:r>
-        <w:t>The audit is, we think, the most transferable part of this paper. Device-outcome</w:t>
-      </w:r>
-    </w:p>
-    <w:p>
-      <w:r>
-        <w:t>numbers are quoted across the interventional literature without their endpoint</w:t>
-      </w:r>
-    </w:p>
-    <w:p>
-      <w:r>
-        <w:t>construct attached, and once detached they are freely substitutable for each other by</w:t>
-      </w:r>
-    </w:p>
-    <w:p>
-      <w:r>
-        <w:t>a reader acting in good faith. The five substitutions above were each internally</w:t>
-      </w:r>
-    </w:p>
-    <w:p>
-      <w:r>
-        <w:t>reasonable. The defence is not more care; it is carrying the construct, trigger,</w:t>
-      </w:r>
-    </w:p>
-    <w:p>
-      <w:r>
-        <w:t>adjudication, unit and window next to every number, so that a mismatch is visible</w:t>
-      </w:r>
-    </w:p>
-    <w:p>
-      <w:r>
-        <w:t>rather than invisible. Any comparative model built on pooled device outcomes — not</w:t>
-      </w:r>
-    </w:p>
-    <w:p>
-      <w:r>
-        <w:t>only this one — should be expected to show the provenance fields, and should be</w:t>
-      </w:r>
-    </w:p>
-    <w:p>
-      <w:r>
-        <w:t>assumed to have this problem until it does.</w:t>
+        <w:t>The audit is, we think, the most transferable part of this paper. Device-outcome numbers are quoted across the interventional literature without their endpoint construct attached, and once detached they are freely substitutable for each other by a reader acting in good faith. The five substitutions above were each internally reasonable. The defence is not more care; it is carrying the construct, trigger, adjudication, unit and window next to every number, so that a mismatch is visible rather than invisible. Any comparative model built on pooled device outcomes — not only this one — should be expected to show the provenance fields, and should be assumed to have this problem until it does.</w:t>
       </w:r>
     </w:p>
     <w:p>
@@ -1366,17 +1219,7 @@
     </w:p>
     <w:p>
       <w:r>
-        <w:t>Eleven of the thirteen free constants were fitted to the 12 retained anchors</w:t>
-      </w:r>
-    </w:p>
-    <w:p>
-      <w:r>
-        <w:t>by least squares on log-odds, weighted by audited evidence quality. One shared</w:t>
-      </w:r>
-    </w:p>
-    <w:p>
-      <w:r>
-        <w:t>parameter set; no per-bed tuning.</w:t>
+        <w:t>Eleven of the thirteen free constants were fitted to the 12 retained anchors by least squares on log-odds, weighted by audited evidence quality. One shared parameter set; no per-bed tuning.</w:t>
       </w:r>
     </w:p>
     <w:p>
@@ -1387,62 +1230,21 @@
         <w:t>Mean absolute error 1.4 percentage points</w:t>
       </w:r>
       <w:r>
-        <w:t>, worst residual 4.3 points on</w:t>
+        <w:t>, worst residual 4.3 points on BTK-POBA (Figure 2).</w:t>
       </w:r>
     </w:p>
     <w:p>
       <w:r>
-        <w:t>BTK-POBA (Figure 2).</w:t>
+        <w:t xml:space="preserve">What that number is not. Carotid, iliac and renal contribute exactly one anchor each, which is also that bed's λ₀, so those three beds are fitted trivially and constrain nothing about the operator's shape. Four of the retained anchors are two arms each of two trials (IN.PACT SFA, IN.PACT DEEP), both Medtronic paclitaxel DCB randomised trials sharing sites, adjudication committee and CD-TLR trigger definition, so their errors are correlated and they are not four independent residuals. The fit is really driven by about seven informative comparisons — against eleven free constants. </w:t>
       </w:r>
-    </w:p>
-    <w:p>
       <w:r>
-        <w:t>What that number is not. Carotid, iliac and renal contribute exactly one anchor each,</w:t>
+        <w:rPr>
+          <w:b/>
+        </w:rPr>
+        <w:t>An MAE of 1.4 points is therefore not evidence that the operator is right.</w:t>
       </w:r>
-    </w:p>
-    <w:p>
       <w:r>
-        <w:t>which is also that bed's λ₀, so those three beds are fitted trivially and constrain</w:t>
-      </w:r>
-    </w:p>
-    <w:p>
-      <w:r>
-        <w:t>nothing about the operator's shape. Four of the retained anchors are two arms each of</w:t>
-      </w:r>
-    </w:p>
-    <w:p>
-      <w:r>
-        <w:t>two trials (IN.PACT SFA, IN.PACT DEEP), both Medtronic paclitaxel DCB randomised</w:t>
-      </w:r>
-    </w:p>
-    <w:p>
-      <w:r>
-        <w:t>trials sharing sites, adjudication committee and CD-TLR trigger definition, so their</w:t>
-      </w:r>
-    </w:p>
-    <w:p>
-      <w:r>
-        <w:t>errors are correlated and they are not four independent residuals. The fit is really</w:t>
-      </w:r>
-    </w:p>
-    <w:p>
-      <w:r>
-        <w:t>driven by about seven informative comparisons — against eleven free constants. **An MAE</w:t>
-      </w:r>
-    </w:p>
-    <w:p>
-      <w:r>
-        <w:t>of 1.4 points is therefore not evidence that the operator is right.** With more free</w:t>
-      </w:r>
-    </w:p>
-    <w:p>
-      <w:r>
-        <w:t>parameters than informative constraints, a low residual is what one should expect, and</w:t>
-      </w:r>
-    </w:p>
-    <w:p>
-      <w:r>
-        <w:t>we report it as a consistency check rather than as performance.</w:t>
+        <w:t xml:space="preserve"> With more free parameters than informative constraints, a low residual is what one should expect, and we report it as a consistency check rather than as performance.</w:t>
       </w:r>
     </w:p>
     <w:p>
@@ -1453,122 +1255,26 @@
         <w:t>Seven of the eleven fitted constants sit on their bounds</w:t>
       </w:r>
       <w:r>
-        <w:t>, which is the clearest</w:t>
+        <w:t xml:space="preserve">, which is the clearest signal in the fit and points at the model rather than at the data. Two of the seven matter more than the rest: the compliance-mismatch kernel and the overstretch-stress kernel both collapse to their floors. In plain terms, </w:t>
+      </w:r>
+      <w:r>
+        <w:rPr>
+          <w:b/>
+        </w:rPr>
+        <w:t>once the anchors are corrected, the fit no longer needs the mechanical axis at all.</w:t>
+      </w:r>
+      <w:r>
+        <w:t xml:space="preserve"> The retained anchors are explained almost entirely by Γ_H (lumen restored, strut burden) and Γ_B (antiproliferative supply against drive); the weakest axis is Γ_H for ten of the twelve anchors and Γ_B for the other two, and Γ_M is never binding.</w:t>
       </w:r>
     </w:p>
     <w:p>
       <w:r>
-        <w:t>signal in the fit and points at the model rather than at the data. Two of the seven</w:t>
+        <w:t>We take that seriously rather than tuning around it. Two readings are available and the data here cannot separate them. Either the mechanical axis is not doing real work and the operator should be three axes, or — the reading we find more likely and which the falsification plan in §7 is designed to test — a 12-month revascularisation endpoint has no power to identify it. Compliance mismatch, fatigue and resorption are all slow-acting: fatigue accrues across the first year, a poly-L-lactide scaffold's compliance converges on the wall's only over two to three years. An axis whose predictions live in years 2 to 5 cannot be identified from year-one revascularisation, and a fit that switches it off is behaving correctly given what it was shown. Either way, the four-axis structure should not be presented as established by this calibration.</w:t>
       </w:r>
     </w:p>
     <w:p>
       <w:r>
-        <w:t>matter more than the rest: the compliance-mismatch kernel and the overstretch-stress</w:t>
-      </w:r>
-    </w:p>
-    <w:p>
-      <w:r>
-        <w:t>kernel both collapse to their floors. In plain terms, **once the anchors are corrected,</w:t>
-      </w:r>
-    </w:p>
-    <w:p>
-      <w:r>
-        <w:t>the fit no longer needs the mechanical axis at all.** The retained anchors are explained</w:t>
-      </w:r>
-    </w:p>
-    <w:p>
-      <w:r>
-        <w:t>almost entirely by Γ_H (lumen restored, strut burden) and Γ_B (antiproliferative supply</w:t>
-      </w:r>
-    </w:p>
-    <w:p>
-      <w:r>
-        <w:t>against drive); the weakest axis is Γ_H for ten of the twelve anchors and Γ_B for the</w:t>
-      </w:r>
-    </w:p>
-    <w:p>
-      <w:r>
-        <w:t>other two, and Γ_M is never binding.</w:t>
-      </w:r>
-    </w:p>
-    <w:p>
-      <w:r>
-        <w:t>We take that seriously rather than tuning around it. Two readings are available and the</w:t>
-      </w:r>
-    </w:p>
-    <w:p>
-      <w:r>
-        <w:t>data here cannot separate them. Either the mechanical axis is not doing real work and</w:t>
-      </w:r>
-    </w:p>
-    <w:p>
-      <w:r>
-        <w:t>the operator should be three axes, or — the reading we find more likely and which the</w:t>
-      </w:r>
-    </w:p>
-    <w:p>
-      <w:r>
-        <w:t>falsification plan in §7 is designed to test — a 12-month revascularisation endpoint has</w:t>
-      </w:r>
-    </w:p>
-    <w:p>
-      <w:r>
-        <w:t>no power to identify it. Compliance mismatch, fatigue and resorption are all</w:t>
-      </w:r>
-    </w:p>
-    <w:p>
-      <w:r>
-        <w:t>slow-acting: fatigue accrues across the first year, a poly-L-lactide scaffold's</w:t>
-      </w:r>
-    </w:p>
-    <w:p>
-      <w:r>
-        <w:t>compliance converges on the wall's only over two to three years. An axis whose</w:t>
-      </w:r>
-    </w:p>
-    <w:p>
-      <w:r>
-        <w:t>predictions live in years 2 to 5 cannot be identified from year-one revascularisation,</w:t>
-      </w:r>
-    </w:p>
-    <w:p>
-      <w:r>
-        <w:t>and a fit that switches it off is behaving correctly given what it was shown. Either way,</w:t>
-      </w:r>
-    </w:p>
-    <w:p>
-      <w:r>
-        <w:t>the four-axis structure should not be presented as established by this calibration.</w:t>
-      </w:r>
-    </w:p>
-    <w:p>
-      <w:r>
-        <w:t>Within a bed, the device-versus-balloon contrast is same-trial and self-consistent.</w:t>
-      </w:r>
-    </w:p>
-    <w:p>
-      <w:r>
-        <w:t>Across beds it is not: coronary POBA is 1991–93, symptom-driven, without routine</w:t>
-      </w:r>
-    </w:p>
-    <w:p>
-      <w:r>
-        <w:t>surveillance, while femoropopliteal POBA is 2015 with committee-adjudicated CD-TLR.</w:t>
-      </w:r>
-    </w:p>
-    <w:p>
-      <w:r>
-        <w:t>Any bed gradient the model learns carries 22 years of era effect and a change of</w:t>
-      </w:r>
-    </w:p>
-    <w:p>
-      <w:r>
-        <w:t>endpoint definition inside it. We report this rather than adjusting for it, because</w:t>
-      </w:r>
-    </w:p>
-    <w:p>
-      <w:r>
-        <w:t>we do not know how to adjust for it honestly.</w:t>
+        <w:t>Within a bed, the device-versus-balloon contrast is same-trial and self-consistent. Across beds it is not: coronary POBA is 1991–93, symptom-driven, without routine surveillance, while femoropopliteal POBA is 2015 with committee-adjudicated CD-TLR. Any bed gradient the model learns carries 22 years of era effect and a change of endpoint definition inside it. We report this rather than adjusting for it, because we do not know how to adjust for it honestly.</w:t>
       </w:r>
     </w:p>
     <w:p>
@@ -1589,17 +1295,7 @@
     </w:p>
     <w:p>
       <w:r>
-        <w:t>Outcomes here are generated by the same operator that one of the candidate</w:t>
-      </w:r>
-    </w:p>
-    <w:p>
-      <w:r>
-        <w:t>representations consumes. No experiment in this section can show that Γ_sc is true of</w:t>
-      </w:r>
-    </w:p>
-    <w:p>
-      <w:r>
-        <w:t xml:space="preserve">patients. It can show a property of the </w:t>
+        <w:t xml:space="preserve">Outcomes here are generated by the same operator that one of the candidate representations consumes. No experiment in this section can show that Γ_sc is true of patients. It can show a property of the </w:t>
       </w:r>
       <w:r>
         <w:rPr>
@@ -1608,22 +1304,7 @@
         <w:t>representation</w:t>
       </w:r>
       <w:r>
-        <w:t>: whether a</w:t>
-      </w:r>
-    </w:p>
-    <w:p>
-      <w:r>
-        <w:t>physics-parameterised summary behaves differently from raw features when both are</w:t>
-      </w:r>
-    </w:p>
-    <w:p>
-      <w:r>
-        <w:t>given the same information, seen through realistic measurement error, with an</w:t>
-      </w:r>
-    </w:p>
-    <w:p>
-      <w:r>
-        <w:t>unobserved patient-level frailty term neither can access.</w:t>
+        <w:t>: whether a physics-parameterised summary behaves differently from raw features when both are given the same information, seen through realistic measurement error, with an unobserved patient-level frailty term neither can access.</w:t>
       </w:r>
     </w:p>
     <w:p>
@@ -1636,22 +1317,7 @@
     </w:p>
     <w:p>
       <w:r>
-        <w:t>9,000 procedures were sampled across six beds with deliberately varied plans spanning</w:t>
-      </w:r>
-    </w:p>
-    <w:p>
-      <w:r>
-        <w:t>good and bad matches. True 12-month risk was computed, scaled by a log-normal frailty</w:t>
-      </w:r>
-    </w:p>
-    <w:p>
-      <w:r>
-        <w:t>multiplier (σ = 0.55) appearing in no feature set, and an event drawn. Features were</w:t>
-      </w:r>
-    </w:p>
-    <w:p>
-      <w:r>
-        <w:t xml:space="preserve">then </w:t>
+        <w:t xml:space="preserve">9,000 procedures were sampled across six beds with deliberately varied plans spanning good and bad matches. True 12-month risk was computed, scaled by a log-normal frailty multiplier (σ = 0.55) appearing in no feature set, and an event drawn. Features were then </w:t>
       </w:r>
       <w:r>
         <w:rPr>
@@ -1660,47 +1326,12 @@
         <w:t>re-measured</w:t>
       </w:r>
       <w:r>
-        <w:t>: diameters with 0.16–0.35 mm of Gaussian error, length with 12%</w:t>
+        <w:t>: diameters with 0.16–0.35 mm of Gaussian error, length with 12% proportional error, calcium and tortuosity coarsened to the grades actually recorded in practice. Candidates saw only the re-measured lesion, so the operator arm had to recompute Γ_sc from noisy inputs.</w:t>
       </w:r>
     </w:p>
     <w:p>
       <w:r>
-        <w:t>proportional error, calcium and tortuosity coarsened to the grades actually recorded</w:t>
-      </w:r>
-    </w:p>
-    <w:p>
-      <w:r>
-        <w:t>in practice. Candidates saw only the re-measured lesion, so the operator arm had to</w:t>
-      </w:r>
-    </w:p>
-    <w:p>
-      <w:r>
-        <w:t>recompute Γ_sc from noisy inputs.</w:t>
-      </w:r>
-    </w:p>
-    <w:p>
-      <w:r>
-        <w:t>Four representations of the same information: (A) 55 raw lesion and device features</w:t>
-      </w:r>
-    </w:p>
-    <w:p>
-      <w:r>
-        <w:t>with bed as a one-hot category, gradient-boosted trees; (A′) the same with bed as six</w:t>
-      </w:r>
-    </w:p>
-    <w:p>
-      <w:r>
-        <w:t>continuous physiological parameters, trees; (A″) the same continuous features under a</w:t>
-      </w:r>
-    </w:p>
-    <w:p>
-      <w:r>
-        <w:t>linear model, which can extrapolate along them; and (B) the four numbers the operator</w:t>
-      </w:r>
-    </w:p>
-    <w:p>
-      <w:r>
-        <w:t>produces — year-one mean Γ_sc, mismatch dose, τ_sc and log λ₀ — under a linear model.</w:t>
+        <w:t>Four representations of the same information: (A) 55 raw lesion and device features with bed as a one-hot category, gradient-boosted trees; (A′) the same with bed as six continuous physiological parameters, trees; (A″) the same continuous features under a linear model, which can extrapolate along them; and (B) the four numbers the operator produces — year-one mean Γ_sc, mismatch dose, τ_sc and log λ₀ — under a linear model.</w:t>
       </w:r>
     </w:p>
     <w:p>
@@ -1719,107 +1350,36 @@
         <w:t>Sample efficiency (Figure 3a).</w:t>
       </w:r>
       <w:r>
-        <w:t xml:space="preserve"> Within the coronary bed the operator's four numbers</w:t>
+        <w:t xml:space="preserve"> Within the coronary bed the operator's four numbers reached AUC 0.790 at n = 100 and were flat thereafter (0.797 at n = 800). Raw features under a linear model were at 0.596 at n = 100 and had still not caught up at n = 800 (0.778); under trees they were lower and unstable (0.600 at n = 100, 0.699 at n = 800). For single-centre cohorts, where the number of procedures is the binding constraint, this is the operator's only demonstrated practical advantage — and it is the one that survived the recalibration, in a sharper form.</w:t>
       </w:r>
     </w:p>
     <w:p>
       <w:r>
-        <w:t>reached AUC 0.790 at n = 100 and were flat thereafter</w:t>
+        <w:rPr>
+          <w:b/>
+        </w:rPr>
+        <w:t>Cross-bed transfer: the claim failed, and after the refit it failed clearly (Figure 3b).</w:t>
       </w:r>
-    </w:p>
-    <w:p>
       <w:r>
-        <w:t>(0.797 at n = 800). Raw features under a linear model were at</w:t>
+        <w:t xml:space="preserve"> Training on coronary and carotid and testing on femoropopliteal, below-the-knee, renal and iliac, the operator reached AUC 0.610 against 0.635 for raw features plus continuous bed physiology under a linear model — a difference of </w:t>
       </w:r>
-    </w:p>
-    <w:p>
       <w:r>
-        <w:t>0.596 at n = 100 and had still not caught up at n = 800</w:t>
+        <w:rPr>
+          <w:b/>
+        </w:rPr>
+        <w:t>-0.024 (95% bootstrap -0.041 to -0.010)</w:t>
       </w:r>
-    </w:p>
-    <w:p>
       <w:r>
-        <w:t>(0.778); under trees they were lower and unstable</w:t>
+        <w:t xml:space="preserve">. On the uncorrected anchor set this difference was −0.014 with a confidence interval spanning zero; on the corrected one </w:t>
       </w:r>
-    </w:p>
-    <w:p>
       <w:r>
-        <w:t>(0.600 at n = 100, 0.699 at n = 800).</w:t>
+        <w:rPr>
+          <w:b/>
+        </w:rPr>
+        <w:t>the interval excludes zero and the operator is worse.</w:t>
       </w:r>
-    </w:p>
-    <w:p>
       <w:r>
-        <w:t>For single-centre cohorts, where the number of procedures is the binding constraint,</w:t>
-      </w:r>
-    </w:p>
-    <w:p>
-      <w:r>
-        <w:t>this is the operator's only demonstrated practical advantage — and it is the one that</w:t>
-      </w:r>
-    </w:p>
-    <w:p>
-      <w:r>
-        <w:t>survived the recalibration, in a sharper form.</w:t>
-      </w:r>
-    </w:p>
-    <w:p>
-      <w:r>
-        <w:t>**Cross-bed transfer: the claim failed, and after the refit it failed clearly</w:t>
-      </w:r>
-    </w:p>
-    <w:p>
-      <w:r>
-        <w:t>(Figure 3b).** Training on coronary and carotid and testing on femoropopliteal,</w:t>
-      </w:r>
-    </w:p>
-    <w:p>
-      <w:r>
-        <w:t>below-the-knee, renal and iliac, the operator reached AUC 0.610</w:t>
-      </w:r>
-    </w:p>
-    <w:p>
-      <w:r>
-        <w:t>against 0.635 for raw features plus continuous bed physiology</w:t>
-      </w:r>
-    </w:p>
-    <w:p>
-      <w:r>
-        <w:t>under a linear model — a difference of **-0.024 (95% bootstrap -0.041 to</w:t>
-      </w:r>
-    </w:p>
-    <w:p>
-      <w:r>
-        <w:t>-0.010)**. On the uncorrected anchor set this difference was −0.014 with a confidence</w:t>
-      </w:r>
-    </w:p>
-    <w:p>
-      <w:r>
-        <w:t>interval spanning zero; on the corrected one **the interval excludes zero and the</w:t>
-      </w:r>
-    </w:p>
-    <w:p>
-      <w:r>
-        <w:t>operator is worse.** The apparent advantage over tree models</w:t>
-      </w:r>
-    </w:p>
-    <w:p>
-      <w:r>
-        <w:t>(0.571) was never the operator: it was that a linear model</w:t>
-      </w:r>
-    </w:p>
-    <w:p>
-      <w:r>
-        <w:t>extrapolates along a continuous bed parameter and a tree, which can only interpolate</w:t>
-      </w:r>
-    </w:p>
-    <w:p>
-      <w:r>
-        <w:t>between values it has seen, cannot. Representations (A) and (A′) were numerically</w:t>
-      </w:r>
-    </w:p>
-    <w:p>
-      <w:r>
-        <w:t>identical, for the same reason.</w:t>
+        <w:t xml:space="preserve"> The apparent advantage over tree models (0.571) was never the operator: it was that a linear model extrapolates along a continuous bed parameter and a tree, which can only interpolate between values it has seen, cannot. Representations (A) and (A′) were numerically identical, for the same reason.</w:t>
       </w:r>
     </w:p>
     <w:p>
@@ -1830,27 +1390,7 @@
         <w:t>Level does not transfer, ordering does.</w:t>
       </w:r>
       <w:r>
-        <w:t xml:space="preserve"> The operator's raw cross-bed Brier score</w:t>
-      </w:r>
-    </w:p>
-    <w:p>
-      <w:r>
-        <w:t>was 0.249, worse than predicting the base rate (0.135). A</w:t>
-      </w:r>
-    </w:p>
-    <w:p>
-      <w:r>
-        <w:t>single intercept recalibration brought every arm to ≈0.132. Across beds the operator</w:t>
-      </w:r>
-    </w:p>
-    <w:p>
-      <w:r>
-        <w:t>supplies a ranking, and not a good one; absolute risk requires bed-level</w:t>
-      </w:r>
-    </w:p>
-    <w:p>
-      <w:r>
-        <w:t>recalibration.</w:t>
+        <w:t xml:space="preserve"> The operator's raw cross-bed Brier score was 0.249, worse than predicting the base rate (0.135). A single intercept recalibration brought every arm to ≈0.132. Across beds the operator supplies a ranking, and not a good one; absolute risk requires bed-level recalibration.</w:t>
       </w:r>
     </w:p>
     <w:p>
@@ -1863,42 +1403,7 @@
     </w:p>
     <w:p>
       <w:r>
-        <w:t>Device selection needs a policy deciding how the operator is used — the sizing rule,</w:t>
-      </w:r>
-    </w:p>
-    <w:p>
-      <w:r>
-        <w:t>when to prepare calcium, when to demand an antiproliferative device. Following the</w:t>
-      </w:r>
-    </w:p>
-    <w:p>
-      <w:r>
-        <w:t>separation used in recent interactive scientific agents [1], we hold that policy as</w:t>
-      </w:r>
-    </w:p>
-    <w:p>
-      <w:r>
-        <w:t>data rather than code, score candidate plans against a fixed rubric composer, and</w:t>
-      </w:r>
-    </w:p>
-    <w:p>
-      <w:r>
-        <w:t>improve the policy with the operator's constants frozen. Across 60 development tasks</w:t>
-      </w:r>
-    </w:p>
-    <w:p>
-      <w:r>
-        <w:t>with 120 held out, the held-out rubric score rose from 0.749 to 0.948 with no</w:t>
-      </w:r>
-    </w:p>
-    <w:p>
-      <w:r>
-        <w:t>change to the operator; two edits accounted for almost all of it. One negative finding is</w:t>
-      </w:r>
-    </w:p>
-    <w:p>
-      <w:r>
-        <w:t xml:space="preserve">worth recording: a diagnoser restricted to </w:t>
+        <w:t xml:space="preserve">Device selection needs a policy deciding how the operator is used — the sizing rule, when to prepare calcium, when to demand an antiproliferative device. Following the separation used in recent interactive scientific agents [3], we hold that policy as data rather than code, score candidate plans against a fixed rubric composer, and improve the policy with the operator's constants frozen. Across 60 development tasks with 120 held out, the held-out rubric score rose from 0.749 to 0.948 with no change to the operator; two edits accounted for almost all of it. One negative finding is worth recording: a diagnoser restricted to </w:t>
       </w:r>
       <w:r>
         <w:rPr>
@@ -1907,17 +1412,7 @@
         <w:t>atomic</w:t>
       </w:r>
       <w:r>
-        <w:t xml:space="preserve"> edits stalls immediately, because</w:t>
-      </w:r>
-    </w:p>
-    <w:p>
-      <w:r>
-        <w:t>enabling a skill whose threshold still excludes every case and moving a threshold for</w:t>
-      </w:r>
-    </w:p>
-    <w:p>
-      <w:r>
-        <w:t>a skill that is off are both no-ops. Edits have to be compound to be testable.</w:t>
+        <w:t xml:space="preserve"> edits stalls immediately, because enabling a skill whose threshold still excludes every case and moving a threshold for a skill that is off are both no-ops. Edits have to be compound to be testable.</w:t>
       </w:r>
     </w:p>
     <w:p>
@@ -1944,17 +1439,7 @@
         <w:t>The operator must beat a raw-feature floor.</w:t>
       </w:r>
       <w:r>
-        <w:t xml:space="preserve"> Refit by maximum likelihood on a</w:t>
-      </w:r>
-    </w:p>
-    <w:p>
-      <w:r>
-        <w:t xml:space="preserve">   real cohort, it must exceed a logistic model on the same raw features in</w:t>
-      </w:r>
-    </w:p>
-    <w:p>
-      <w:r>
-        <w:t xml:space="preserve">   out-of-fold AUC. If it does not, it adds nothing and we will say so.</w:t>
+        <w:t xml:space="preserve"> Refit by maximum likelihood on a real cohort, it must exceed a logistic model on the same raw features in out-of-fold AUC. If it does not, it adds nothing and we will say so.</w:t>
       </w:r>
     </w:p>
     <w:p>
@@ -1968,12 +1453,7 @@
         <w:t>τ_sc must carry information Γ_sc(0) does not.</w:t>
       </w:r>
       <w:r>
-        <w:t xml:space="preserve"> Adding τ_sc to a model containing</w:t>
-      </w:r>
-    </w:p>
-    <w:p>
-      <w:r>
-        <w:t xml:space="preserve">   Γ_sc(0) must improve out-of-fold discrimination.</w:t>
+        <w:t xml:space="preserve"> Adding τ_sc to a model containing Γ_sc(0) must improve out-of-fold discrimination.</w:t>
       </w:r>
     </w:p>
     <w:p>
@@ -1987,27 +1467,7 @@
         <w:t>The resorption term makes a dated prediction.</w:t>
       </w:r>
       <w:r>
-        <w:t xml:space="preserve"> Γ_M for a poly-L-lactide scaffold</w:t>
-      </w:r>
-    </w:p>
-    <w:p>
-      <w:r>
-        <w:t xml:space="preserve">   converges on the wall's compliance with the degradation constant, so any advantage</w:t>
-      </w:r>
-    </w:p>
-    <w:p>
-      <w:r>
-        <w:t xml:space="preserve">   attributable to that axis must appear only after roughly twice the degradation time</w:t>
-      </w:r>
-    </w:p>
-    <w:p>
-      <w:r>
-        <w:t xml:space="preserve">   constant — years 2 to 5, not year 1. An advantage appearing in year 1, or none by</w:t>
-      </w:r>
-    </w:p>
-    <w:p>
-      <w:r>
-        <w:t xml:space="preserve">   year 5, falsifies the term.</w:t>
+        <w:t xml:space="preserve"> Γ_M for a poly-L-lactide scaffold converges on the wall's compliance with the degradation constant, so any advantage attributable to that axis must appear only after roughly twice the degradation time constant — years 2 to 5, not year 1. An advantage appearing in year 1, or none by year 5, falsifies the term.</w:t>
       </w:r>
     </w:p>
     <w:p>
@@ -2021,12 +1481,7 @@
         <w:t>Sample efficiency must replicate</w:t>
       </w:r>
       <w:r>
-        <w:t xml:space="preserve"> in real data at n ≈ 100–200 procedures, or the</w:t>
-      </w:r>
-    </w:p>
-    <w:p>
-      <w:r>
-        <w:t xml:space="preserve">   §5.3 result is an artefact of the simulator.</w:t>
+        <w:t xml:space="preserve"> in real data at n ≈ 100–200 procedures, or the §5.3 result is an artefact of the simulator.</w:t>
       </w:r>
     </w:p>
     <w:p>
@@ -2040,12 +1495,7 @@
         <w:t>The cross-bed null must be retested, not quietly dropped</w:t>
       </w:r>
       <w:r>
-        <w:t>, against continuous bed</w:t>
-      </w:r>
-    </w:p>
-    <w:p>
-      <w:r>
-        <w:t xml:space="preserve">   physiology under a model class that can extrapolate.</w:t>
+        <w:t>, against continuous bed physiology under a model class that can extrapolate.</w:t>
       </w:r>
     </w:p>
     <w:p>
@@ -2059,17 +1509,7 @@
         <w:t>The endpoint must be fixed in advance</w:t>
       </w:r>
       <w:r>
-        <w:t xml:space="preserve"> — one construct, one trigger, one</w:t>
-      </w:r>
-    </w:p>
-    <w:p>
-      <w:r>
-        <w:t xml:space="preserve">   adjudication standard, one analysis unit, one window — and any anchor that cannot</w:t>
-      </w:r>
-    </w:p>
-    <w:p>
-      <w:r>
-        <w:t xml:space="preserve">   supply it must be excluded rather than converted.</w:t>
+        <w:t xml:space="preserve"> — one construct, one trigger, one adjudication standard, one analysis unit, one window — and any anchor that cannot supply it must be excluded rather than converted.</w:t>
       </w:r>
     </w:p>
     <w:p>
@@ -2105,12 +1545,7 @@
         <w:t>The calibration rests on about seven informative comparisons</w:t>
       </w:r>
       <w:r>
-        <w:t>, three beds are</w:t>
-      </w:r>
-    </w:p>
-    <w:p>
-      <w:r>
-        <w:t xml:space="preserve">  fitted trivially, and four anchors are two arms of two trials.</w:t>
+        <w:t>, three beds are fitted trivially, and four anchors are two arms of two trials.</w:t>
       </w:r>
     </w:p>
     <w:p>
@@ -2124,22 +1559,7 @@
         <w:t>Three revascularisation constructs remain mixed</w:t>
       </w:r>
       <w:r>
-        <w:t xml:space="preserve"> in the retained set (CD-TLR,</w:t>
-      </w:r>
-    </w:p>
-    <w:p>
-      <w:r>
-        <w:t xml:space="preserve">  all-cause TLR, symptom-driven TLR). They are labelled and weighted, not unified.</w:t>
-      </w:r>
-    </w:p>
-    <w:p>
-      <w:r>
-        <w:t xml:space="preserve">  Symptom-driven TLR without routine angiography biases low; surveillance-triggered</w:t>
-      </w:r>
-    </w:p>
-    <w:p>
-      <w:r>
-        <w:t xml:space="preserve">  TLR biases high; these are opposite biases and cannot be interchanged.</w:t>
+        <w:t xml:space="preserve"> in the retained set (CD-TLR, all-cause TLR, symptom-driven TLR). They are labelled and weighted, not unified. Symptom-driven TLR without routine angiography biases low; surveillance-triggered TLR biases high; these are opposite biases and cannot be interchanged.</w:t>
       </w:r>
     </w:p>
     <w:p>
@@ -2153,17 +1573,7 @@
         <w:t>No cost, complication, procedure-time or contrast term.</w:t>
       </w:r>
       <w:r>
-        <w:t xml:space="preserve"> The operator will</w:t>
-      </w:r>
-    </w:p>
-    <w:p>
-      <w:r>
-        <w:t xml:space="preserve">  therefore recommend maximal lesion preparation almost every time. That is a gap in</w:t>
-      </w:r>
-    </w:p>
-    <w:p>
-      <w:r>
-        <w:t xml:space="preserve">  the model and must not be read as a procedural recommendation.</w:t>
+        <w:t xml:space="preserve"> The operator will therefore recommend maximal lesion preparation almost every time. That is a gap in the model and must not be read as a procedural recommendation.</w:t>
       </w:r>
     </w:p>
     <w:p>
@@ -2177,17 +1587,7 @@
         <w:t>Device entries are representative class parameters</w:t>
       </w:r>
       <w:r>
-        <w:t>, not commercial</w:t>
-      </w:r>
-    </w:p>
-    <w:p>
-      <w:r>
-        <w:t xml:space="preserve">  specifications; radial force, device compliance and fatigue resistance are</w:t>
-      </w:r>
-    </w:p>
-    <w:p>
-      <w:r>
-        <w:t xml:space="preserve">  order-of-magnitude estimates.</w:t>
+        <w:t>, not commercial specifications; radial force, device compliance and fatigue resistance are order-of-magnitude estimates.</w:t>
       </w:r>
     </w:p>
     <w:p>
@@ -2206,12 +1606,13 @@
         <w:pStyle w:val="ListBullet"/>
       </w:pPr>
       <w:r>
-        <w:t>**Seven of eleven constants are on their bounds, and the mechanical axis is switched</w:t>
+        <w:rPr>
+          <w:b/>
+        </w:rPr>
+        <w:t>Seven of eleven constants are on their bounds, and the mechanical axis is switched off by the fit.</w:t>
       </w:r>
-    </w:p>
-    <w:p>
       <w:r>
-        <w:t xml:space="preserve">  off by the fit.** The four-axis structure is not established by this calibration.</w:t>
+        <w:t xml:space="preserve"> The four-axis structure is not established by this calibration.</w:t>
       </w:r>
     </w:p>
     <w:p>
@@ -2225,12 +1626,7 @@
         <w:t>Correlated penalties compound.</w:t>
       </w:r>
       <w:r>
-        <w:t xml:space="preserve"> A badly oversized device is charged on both the</w:t>
-      </w:r>
-    </w:p>
-    <w:p>
-      <w:r>
-        <w:t xml:space="preserve">  geometric and mechanical axes; intentional, but the axes are not independent.</w:t>
+        <w:t xml:space="preserve"> A badly oversized device is charged on both the geometric and mechanical axes; intentional, but the axes are not independent.</w:t>
       </w:r>
     </w:p>
     <w:p>
@@ -2244,17 +1640,7 @@
         <w:t>The carotid anchor is 0.6%</w:t>
       </w:r>
       <w:r>
-        <w:t>, indistinguishable from zero on a CD-TLR scale. That</w:t>
-      </w:r>
-    </w:p>
-    <w:p>
-      <w:r>
-        <w:t xml:space="preserve">  bed's informative endpoint is duplex restenosis, which is not in the retained</w:t>
-      </w:r>
-    </w:p>
-    <w:p>
-      <w:r>
-        <w:t xml:space="preserve">  construct, so the carotid bed may simply not be calibratable here.</w:t>
+        <w:t>, indistinguishable from zero on a CD-TLR scale. That bed's informative endpoint is duplex restenosis, which is not in the retained construct, so the carotid bed may simply not be calibratable here.</w:t>
       </w:r>
     </w:p>
     <w:p>
@@ -2281,22 +1667,7 @@
     </w:p>
     <w:p>
       <w:r>
-        <w:t>The implementation, the anchor set with every provenance field and the full audit</w:t>
-      </w:r>
-    </w:p>
-    <w:p>
-      <w:r>
-        <w:t>record, the fitted constants, and the scripts that reproduce every number and figure</w:t>
-      </w:r>
-    </w:p>
-    <w:p>
-      <w:r>
-        <w:t>are released with the paper. An interactive workbench running the operator entirely in</w:t>
-      </w:r>
-    </w:p>
-    <w:p>
-      <w:r>
-        <w:t>the browser is at https://lingsenyou.com/suitcordance/.</w:t>
+        <w:t>The implementation, the anchor set with every provenance field and the full audit record, the fitted constants, and the scripts that reproduce every number and figure are released with the paper. An interactive workbench running the operator entirely in the browser is at https://lingsenyou.com/suitcordance/.</w:t>
       </w:r>
     </w:p>
     <w:p>
@@ -2343,8 +1714,9 @@
         </w:rPr>
         <w:t>To be completed.</w:t>
       </w:r>
-    </w:p>
-    <w:p>
+      <w:r>
+        <w:t xml:space="preserve"> </w:t>
+      </w:r>
       <w:r>
         <w:rPr>
           <w:b/>
@@ -2352,15 +1724,17 @@
         <w:t>Competing interests.</w:t>
       </w:r>
       <w:r>
-        <w:t xml:space="preserve"> *To be declared — including any relationship with</w:t>
+        <w:t xml:space="preserve"> </w:t>
       </w:r>
-    </w:p>
-    <w:p>
       <w:r>
-        <w:t>manufacturers of the device classes modelled here.*</w:t>
+        <w:rPr>
+          <w:i/>
+        </w:rPr>
+        <w:t>To be declared — including any relationship with manufacturers of the device classes modelled here.</w:t>
       </w:r>
-    </w:p>
-    <w:p>
+      <w:r>
+        <w:t xml:space="preserve"> </w:t>
+      </w:r>
       <w:r>
         <w:rPr>
           <w:b/>
@@ -2368,10 +1742,8 @@
         <w:t>Ethics.</w:t>
       </w:r>
       <w:r>
-        <w:t xml:space="preserve"> No human subjects or patient data were involved.</w:t>
+        <w:t xml:space="preserve"> No human subjects or patient data were involved. </w:t>
       </w:r>
-    </w:p>
-    <w:p>
       <w:r>
         <w:rPr>
           <w:b/>
@@ -2437,12 +1809,47 @@
         <w:pStyle w:val="ListNumber"/>
       </w:pPr>
       <w:r>
-        <w:t>Xue S, Zhong J, Nan Z, et al. ScienceBuddy: recursive-in-recursive self-improvement</w:t>
+        <w:t xml:space="preserve">You L, Shen L, Ge J. The foundation and development of China's National Basic Science Center for panvascular interventional complex systems: pioneering device–vessel suitcordance research. </w:t>
+      </w:r>
+      <w:r>
+        <w:rPr>
+          <w:i/>
+        </w:rPr>
+        <w:t>Eur Heart J</w:t>
+      </w:r>
+      <w:r>
+        <w:t>. 2025;46(35):3400–3403. doi:10.1093/eurheartj/ehaf418</w:t>
       </w:r>
     </w:p>
     <w:p>
+      <w:pPr>
+        <w:pStyle w:val="ListNumber"/>
+      </w:pPr>
       <w:r>
-        <w:t xml:space="preserve">   for interactive scientific agents. </w:t>
+        <w:t xml:space="preserve">You L, et al. Vascular–device suitcordance: a tri-ecological framework for eco-rebalancing. </w:t>
+      </w:r>
+      <w:r>
+        <w:rPr>
+          <w:i/>
+        </w:rPr>
+        <w:t>Trends Mol Med</w:t>
+      </w:r>
+      <w:r>
+        <w:t xml:space="preserve">. In press (accepted 14 September 2026). </w:t>
+      </w:r>
+      <w:r>
+        <w:rPr>
+          <w:i/>
+        </w:rPr>
+        <w:t>[DOI to be added once assigned — do not post without it.]</w:t>
+      </w:r>
+    </w:p>
+    <w:p>
+      <w:pPr>
+        <w:pStyle w:val="ListNumber"/>
+      </w:pPr>
+      <w:r>
+        <w:t xml:space="preserve">Xue S, Zhong J, Nan Z, et al. ScienceBuddy: recursive-in-recursive self-improvement for interactive scientific agents. </w:t>
       </w:r>
       <w:r>
         <w:rPr>
@@ -2470,12 +1877,7 @@
         <w:t>Figure 1. The operator, on one coronary lesion.</w:t>
       </w:r>
       <w:r>
-        <w:t xml:space="preserve"> A 3.05 mm reference vessel, 22 mm</w:t>
-      </w:r>
-    </w:p>
-    <w:p>
-      <w:r>
-        <w:t xml:space="preserve">lesion, moderate calcium, diabetes. </w:t>
+        <w:t xml:space="preserve"> A 3.05 mm reference vessel, 22 mm lesion, moderate calcium, diabetes. </w:t>
       </w:r>
       <w:r>
         <w:rPr>
@@ -2484,15 +1886,8 @@
         <w:t>(a)</w:t>
       </w:r>
       <w:r>
-        <w:t xml:space="preserve"> The four agreement axes and their weighted</w:t>
+        <w:t xml:space="preserve"> The four agreement axes and their weighted geometric mean for an ultrathin drug-eluting stent; the dashed line marks τ_sc. </w:t>
       </w:r>
-    </w:p>
-    <w:p>
-      <w:r>
-        <w:t>geometric mean for an ultrathin drug-eluting stent; the dashed line marks τ_sc.</w:t>
-      </w:r>
-    </w:p>
-    <w:p>
       <w:r>
         <w:rPr>
           <w:b/>
@@ -2511,22 +1906,7 @@
         <w:t>Figure 2. Calibration against the audited anchor set.</w:t>
       </w:r>
       <w:r>
-        <w:t xml:space="preserve"> One shared parameter set</w:t>
-      </w:r>
-    </w:p>
-    <w:p>
-      <w:r>
-        <w:t>across six arterial beds. Filled markers are the anchors in the fit, area proportional</w:t>
-      </w:r>
-    </w:p>
-    <w:p>
-      <w:r>
-        <w:t>to audited trust weight; hollow markers are the four excluded anchors, plotted at the</w:t>
-      </w:r>
-    </w:p>
-    <w:p>
-      <w:r>
-        <w:t>corrected value. Solid line identity, dashed lines 1.5-fold.</w:t>
+        <w:t xml:space="preserve"> One shared parameter set across six arterial beds. Filled markers are the anchors in the fit, area proportional to audited trust weight; hollow markers are the four excluded anchors, plotted at the corrected value. Solid line identity, dashed lines 1.5-fold.</w:t>
       </w:r>
     </w:p>
     <w:p>
@@ -2546,12 +1926,7 @@
         <w:t>(a)</w:t>
       </w:r>
       <w:r>
-        <w:t xml:space="preserve"> Sample efficiency within the coronary bed,</w:t>
-      </w:r>
-    </w:p>
-    <w:p>
-      <w:r>
-        <w:t xml:space="preserve">held-out n = 400. </w:t>
+        <w:t xml:space="preserve"> Sample efficiency within the coronary bed, held-out n = 400. </w:t>
       </w:r>
       <w:r>
         <w:rPr>
@@ -2560,17 +1935,7 @@
         <w:t>(b)</w:t>
       </w:r>
       <w:r>
-        <w:t xml:space="preserve"> Cross-bed transfer, training on coronary and carotid, testing</w:t>
-      </w:r>
-    </w:p>
-    <w:p>
-      <w:r>
-        <w:t>on four held-out beds. The operator does not beat raw features plus continuous bed</w:t>
-      </w:r>
-    </w:p>
-    <w:p>
-      <w:r>
-        <w:t>physiology under a model class that can extrapolate.</w:t>
+        <w:t xml:space="preserve"> Cross-bed transfer, training on coronary and carotid, testing on four held-out beds. The operator does not beat raw features plus continuous bed physiology under a model class that can extrapolate.</w:t>
       </w:r>
     </w:p>
     <w:p>
@@ -2581,27 +1946,7 @@
         <w:t>Table 1. The anchor set, with provenance.</w:t>
       </w:r>
       <w:r>
-        <w:t xml:space="preserve"> Every anchor with its bed, device class,</w:t>
-      </w:r>
-    </w:p>
-    <w:p>
-      <w:r>
-        <w:t>value, audited trust weight, endpoint construct, trigger, adjudication, estimator,</w:t>
-      </w:r>
-    </w:p>
-    <w:p>
-      <w:r>
-        <w:t>analysis unit, actual time window and design, the primary citation with DOI, and a note</w:t>
-      </w:r>
-    </w:p>
-    <w:p>
-      <w:r>
-        <w:t>recording what the first version of the anchor asserted and why it changed. Excluded</w:t>
-      </w:r>
-    </w:p>
-    <w:p>
-      <w:r>
-        <w:t>anchors are marked.</w:t>
+        <w:t xml:space="preserve"> Every anchor with its bed, device class, value, audited trust weight, endpoint construct, trigger, adjudication, estimator, analysis unit, actual time window and design, the primary citation with DOI, and a note recording what the first version of the anchor asserted and why it changed. Excluded anchors are marked.</w:t>
       </w:r>
     </w:p>
     <w:p>
@@ -2665,7 +2010,7 @@
           <w:i/>
           <w:sz w:val="18"/>
         </w:rPr>
-        <w:t>Figure 1. See legend in the text.</w:t>
+        <w:t>Figure 1. Legend in the text.</w:t>
       </w:r>
     </w:p>
     <w:p>
@@ -2716,7 +2061,7 @@
           <w:i/>
           <w:sz w:val="18"/>
         </w:rPr>
-        <w:t>Figure 2. See legend in the text.</w:t>
+        <w:t>Figure 2. Legend in the text.</w:t>
       </w:r>
     </w:p>
     <w:p>
@@ -2767,7 +2112,7 @@
           <w:i/>
           <w:sz w:val="18"/>
         </w:rPr>
-        <w:t>Figure 3. See legend in the text.</w:t>
+        <w:t>Figure 3. Legend in the text.</w:t>
       </w:r>
     </w:p>
     <w:p>
@@ -2788,10 +2133,10 @@
         <w:rPr>
           <w:b/>
         </w:rPr>
-        <w:t>Table 1. The sixteen calibration anchors.</w:t>
+        <w:t>Table 1. The anchor set, with provenance.</w:t>
       </w:r>
       <w:r>
-        <w:t xml:space="preserve"> Endpoint throughout: 12-month clinically driven target lesion revascularisation or target lesion failure. Trust: 1.0 a randomised trial figure quoted directly, 0.7 a consistent range across trials, 0.4 an expert estimate.</w:t>
+        <w:t xml:space="preserve"> Endpoint constructs are given as the source words them. Trust weight encodes audited evidence quality. Rows marked (excluded) are not in the fit and are shown at their corrected value.</w:t>
       </w:r>
     </w:p>
     <w:tbl>
@@ -2801,24 +2146,32 @@
         <w:tblLook w:firstColumn="1" w:firstRow="1" w:lastColumn="0" w:lastRow="0" w:noHBand="0" w:noVBand="1" w:val="04A0"/>
       </w:tblPr>
       <w:tblGrid>
-        <w:gridCol w:w="1440"/>
-        <w:gridCol w:w="1440"/>
-        <w:gridCol w:w="1440"/>
-        <w:gridCol w:w="1440"/>
-        <w:gridCol w:w="1440"/>
-        <w:gridCol w:w="1440"/>
+        <w:gridCol w:w="960"/>
+        <w:gridCol w:w="960"/>
+        <w:gridCol w:w="960"/>
+        <w:gridCol w:w="960"/>
+        <w:gridCol w:w="960"/>
+        <w:gridCol w:w="960"/>
+        <w:gridCol w:w="960"/>
+        <w:gridCol w:w="960"/>
+        <w:gridCol w:w="960"/>
       </w:tblGrid>
       <w:tr>
         <w:tc>
           <w:tcPr>
-            <w:tcW w:type="dxa" w:w="1440"/>
+            <w:tcW w:type="dxa" w:w="960"/>
           </w:tcPr>
           <w:p>
-            <w:r/>
             <w:r>
               <w:rPr>
                 <w:b/>
-                <w:sz w:val="18"/>
+                <w:sz w:val="15"/>
+              </w:rPr>
+            </w:r>
+            <w:r>
+              <w:rPr>
+                <w:b/>
+                <w:sz w:val="15"/>
               </w:rPr>
               <w:t>Anchor</w:t>
             </w:r>
@@ -2826,14 +2179,19 @@
         </w:tc>
         <w:tc>
           <w:tcPr>
-            <w:tcW w:type="dxa" w:w="1440"/>
+            <w:tcW w:type="dxa" w:w="960"/>
           </w:tcPr>
           <w:p>
-            <w:r/>
             <w:r>
               <w:rPr>
                 <w:b/>
-                <w:sz w:val="18"/>
+                <w:sz w:val="15"/>
+              </w:rPr>
+            </w:r>
+            <w:r>
+              <w:rPr>
+                <w:b/>
+                <w:sz w:val="15"/>
               </w:rPr>
               <w:t>Bed</w:t>
             </w:r>
@@ -2841,14 +2199,19 @@
         </w:tc>
         <w:tc>
           <w:tcPr>
-            <w:tcW w:type="dxa" w:w="1440"/>
+            <w:tcW w:type="dxa" w:w="960"/>
           </w:tcPr>
           <w:p>
-            <w:r/>
             <w:r>
               <w:rPr>
                 <w:b/>
-                <w:sz w:val="18"/>
+                <w:sz w:val="15"/>
+              </w:rPr>
+            </w:r>
+            <w:r>
+              <w:rPr>
+                <w:b/>
+                <w:sz w:val="15"/>
               </w:rPr>
               <w:t>Observed</w:t>
             </w:r>
@@ -2856,14 +2219,19 @@
         </w:tc>
         <w:tc>
           <w:tcPr>
-            <w:tcW w:type="dxa" w:w="1440"/>
+            <w:tcW w:type="dxa" w:w="960"/>
           </w:tcPr>
           <w:p>
-            <w:r/>
             <w:r>
               <w:rPr>
                 <w:b/>
-                <w:sz w:val="18"/>
+                <w:sz w:val="15"/>
+              </w:rPr>
+            </w:r>
+            <w:r>
+              <w:rPr>
+                <w:b/>
+                <w:sz w:val="15"/>
               </w:rPr>
               <w:t>Predicted</w:t>
             </w:r>
@@ -2871,29 +2239,99 @@
         </w:tc>
         <w:tc>
           <w:tcPr>
-            <w:tcW w:type="dxa" w:w="1440"/>
+            <w:tcW w:type="dxa" w:w="960"/>
           </w:tcPr>
           <w:p>
-            <w:r/>
             <w:r>
               <w:rPr>
                 <w:b/>
-                <w:sz w:val="18"/>
-              </w:rPr>
-              <w:t>Gamma_sc(0)</w:t>
+                <w:sz w:val="15"/>
+              </w:rPr>
+            </w:r>
+            <w:r>
+              <w:rPr>
+                <w:b/>
+                <w:sz w:val="15"/>
+              </w:rPr>
+              <w:t>Construct</w:t>
             </w:r>
           </w:p>
         </w:tc>
         <w:tc>
           <w:tcPr>
-            <w:tcW w:type="dxa" w:w="1440"/>
+            <w:tcW w:type="dxa" w:w="960"/>
           </w:tcPr>
           <w:p>
-            <w:r/>
             <w:r>
               <w:rPr>
                 <w:b/>
-                <w:sz w:val="18"/>
+                <w:sz w:val="15"/>
+              </w:rPr>
+            </w:r>
+            <w:r>
+              <w:rPr>
+                <w:b/>
+                <w:sz w:val="15"/>
+              </w:rPr>
+              <w:t>Trigger</w:t>
+            </w:r>
+          </w:p>
+        </w:tc>
+        <w:tc>
+          <w:tcPr>
+            <w:tcW w:type="dxa" w:w="960"/>
+          </w:tcPr>
+          <w:p>
+            <w:r>
+              <w:rPr>
+                <w:b/>
+                <w:sz w:val="15"/>
+              </w:rPr>
+            </w:r>
+            <w:r>
+              <w:rPr>
+                <w:b/>
+                <w:sz w:val="15"/>
+              </w:rPr>
+              <w:t>Unit</w:t>
+            </w:r>
+          </w:p>
+        </w:tc>
+        <w:tc>
+          <w:tcPr>
+            <w:tcW w:type="dxa" w:w="960"/>
+          </w:tcPr>
+          <w:p>
+            <w:r>
+              <w:rPr>
+                <w:b/>
+                <w:sz w:val="15"/>
+              </w:rPr>
+            </w:r>
+            <w:r>
+              <w:rPr>
+                <w:b/>
+                <w:sz w:val="15"/>
+              </w:rPr>
+              <w:t>Window (d)</w:t>
+            </w:r>
+          </w:p>
+        </w:tc>
+        <w:tc>
+          <w:tcPr>
+            <w:tcW w:type="dxa" w:w="960"/>
+          </w:tcPr>
+          <w:p>
+            <w:r>
+              <w:rPr>
+                <w:b/>
+                <w:sz w:val="15"/>
+              </w:rPr>
+            </w:r>
+            <w:r>
+              <w:rPr>
+                <w:b/>
+                <w:sz w:val="15"/>
               </w:rPr>
               <w:t>Trust</w:t>
             </w:r>
@@ -2903,13 +2341,17 @@
       <w:tr>
         <w:tc>
           <w:tcPr>
-            <w:tcW w:type="dxa" w:w="1440"/>
+            <w:tcW w:type="dxa" w:w="960"/>
           </w:tcPr>
           <w:p>
-            <w:r/>
-            <w:r>
-              <w:rPr>
-                <w:sz w:val="17"/>
+            <w:r>
+              <w:rPr>
+                <w:sz w:val="15"/>
+              </w:rPr>
+            </w:r>
+            <w:r>
+              <w:rPr>
+                <w:sz w:val="15"/>
               </w:rPr>
               <w:t>COR-DES-modern</w:t>
             </w:r>
@@ -2917,13 +2359,17 @@
         </w:tc>
         <w:tc>
           <w:tcPr>
-            <w:tcW w:type="dxa" w:w="1440"/>
+            <w:tcW w:type="dxa" w:w="960"/>
           </w:tcPr>
           <w:p>
-            <w:r/>
-            <w:r>
-              <w:rPr>
-                <w:sz w:val="17"/>
+            <w:r>
+              <w:rPr>
+                <w:sz w:val="15"/>
+              </w:rPr>
+            </w:r>
+            <w:r>
+              <w:rPr>
+                <w:sz w:val="15"/>
               </w:rPr>
               <w:t>Coronary</w:t>
             </w:r>
@@ -2931,13 +2377,17 @@
         </w:tc>
         <w:tc>
           <w:tcPr>
-            <w:tcW w:type="dxa" w:w="1440"/>
+            <w:tcW w:type="dxa" w:w="960"/>
           </w:tcPr>
           <w:p>
-            <w:r/>
-            <w:r>
-              <w:rPr>
-                <w:sz w:val="17"/>
+            <w:r>
+              <w:rPr>
+                <w:sz w:val="15"/>
+              </w:rPr>
+            </w:r>
+            <w:r>
+              <w:rPr>
+                <w:sz w:val="15"/>
               </w:rPr>
               <w:t>2.0%</w:t>
             </w:r>
@@ -2945,13 +2395,17 @@
         </w:tc>
         <w:tc>
           <w:tcPr>
-            <w:tcW w:type="dxa" w:w="1440"/>
+            <w:tcW w:type="dxa" w:w="960"/>
           </w:tcPr>
           <w:p>
-            <w:r/>
-            <w:r>
-              <w:rPr>
-                <w:sz w:val="17"/>
+            <w:r>
+              <w:rPr>
+                <w:sz w:val="15"/>
+              </w:rPr>
+            </w:r>
+            <w:r>
+              <w:rPr>
+                <w:sz w:val="15"/>
               </w:rPr>
               <w:t>2.2%</w:t>
             </w:r>
@@ -2959,29 +2413,91 @@
         </w:tc>
         <w:tc>
           <w:tcPr>
-            <w:tcW w:type="dxa" w:w="1440"/>
+            <w:tcW w:type="dxa" w:w="960"/>
           </w:tcPr>
           <w:p>
-            <w:r/>
-            <w:r>
-              <w:rPr>
-                <w:sz w:val="17"/>
-              </w:rPr>
-              <w:t>0.836</w:t>
+            <w:r>
+              <w:rPr>
+                <w:sz w:val="15"/>
+              </w:rPr>
+            </w:r>
+            <w:r>
+              <w:rPr>
+                <w:sz w:val="15"/>
+              </w:rPr>
+              <w:t>CD-TLR</w:t>
             </w:r>
           </w:p>
         </w:tc>
         <w:tc>
           <w:tcPr>
-            <w:tcW w:type="dxa" w:w="1440"/>
+            <w:tcW w:type="dxa" w:w="960"/>
           </w:tcPr>
           <w:p>
-            <w:r/>
-            <w:r>
-              <w:rPr>
-                <w:sz w:val="17"/>
-              </w:rPr>
-              <w:t>0.9</w:t>
+            <w:r>
+              <w:rPr>
+                <w:sz w:val="15"/>
+              </w:rPr>
+            </w:r>
+            <w:r>
+              <w:rPr>
+                <w:sz w:val="15"/>
+              </w:rPr>
+              <w:t>clinical</w:t>
+            </w:r>
+          </w:p>
+        </w:tc>
+        <w:tc>
+          <w:tcPr>
+            <w:tcW w:type="dxa" w:w="960"/>
+          </w:tcPr>
+          <w:p>
+            <w:r>
+              <w:rPr>
+                <w:sz w:val="15"/>
+              </w:rPr>
+            </w:r>
+            <w:r>
+              <w:rPr>
+                <w:sz w:val="15"/>
+              </w:rPr>
+              <w:t>patient</w:t>
+            </w:r>
+          </w:p>
+        </w:tc>
+        <w:tc>
+          <w:tcPr>
+            <w:tcW w:type="dxa" w:w="960"/>
+          </w:tcPr>
+          <w:p>
+            <w:r>
+              <w:rPr>
+                <w:sz w:val="15"/>
+              </w:rPr>
+            </w:r>
+            <w:r>
+              <w:rPr>
+                <w:sz w:val="15"/>
+              </w:rPr>
+              <w:t>365</w:t>
+            </w:r>
+          </w:p>
+        </w:tc>
+        <w:tc>
+          <w:tcPr>
+            <w:tcW w:type="dxa" w:w="960"/>
+          </w:tcPr>
+          <w:p>
+            <w:r>
+              <w:rPr>
+                <w:sz w:val="15"/>
+              </w:rPr>
+            </w:r>
+            <w:r>
+              <w:rPr>
+                <w:sz w:val="15"/>
+              </w:rPr>
+              <w:t>0.90</w:t>
             </w:r>
           </w:p>
         </w:tc>
@@ -2989,13 +2505,17 @@
       <w:tr>
         <w:tc>
           <w:tcPr>
-            <w:tcW w:type="dxa" w:w="1440"/>
+            <w:tcW w:type="dxa" w:w="960"/>
           </w:tcPr>
           <w:p>
-            <w:r/>
-            <w:r>
-              <w:rPr>
-                <w:sz w:val="17"/>
+            <w:r>
+              <w:rPr>
+                <w:sz w:val="15"/>
+              </w:rPr>
+            </w:r>
+            <w:r>
+              <w:rPr>
+                <w:sz w:val="15"/>
               </w:rPr>
               <w:t>COR-BRS-plla</w:t>
             </w:r>
@@ -3003,13 +2523,17 @@
         </w:tc>
         <w:tc>
           <w:tcPr>
-            <w:tcW w:type="dxa" w:w="1440"/>
+            <w:tcW w:type="dxa" w:w="960"/>
           </w:tcPr>
           <w:p>
-            <w:r/>
-            <w:r>
-              <w:rPr>
-                <w:sz w:val="17"/>
+            <w:r>
+              <w:rPr>
+                <w:sz w:val="15"/>
+              </w:rPr>
+            </w:r>
+            <w:r>
+              <w:rPr>
+                <w:sz w:val="15"/>
               </w:rPr>
               <w:t>Coronary</w:t>
             </w:r>
@@ -3017,13 +2541,17 @@
         </w:tc>
         <w:tc>
           <w:tcPr>
-            <w:tcW w:type="dxa" w:w="1440"/>
+            <w:tcW w:type="dxa" w:w="960"/>
           </w:tcPr>
           <w:p>
-            <w:r/>
-            <w:r>
-              <w:rPr>
-                <w:sz w:val="17"/>
+            <w:r>
+              <w:rPr>
+                <w:sz w:val="15"/>
+              </w:rPr>
+            </w:r>
+            <w:r>
+              <w:rPr>
+                <w:sz w:val="15"/>
               </w:rPr>
               <w:t>3.0%</w:t>
             </w:r>
@@ -3031,13 +2559,17 @@
         </w:tc>
         <w:tc>
           <w:tcPr>
-            <w:tcW w:type="dxa" w:w="1440"/>
+            <w:tcW w:type="dxa" w:w="960"/>
           </w:tcPr>
           <w:p>
-            <w:r/>
-            <w:r>
-              <w:rPr>
-                <w:sz w:val="17"/>
+            <w:r>
+              <w:rPr>
+                <w:sz w:val="15"/>
+              </w:rPr>
+            </w:r>
+            <w:r>
+              <w:rPr>
+                <w:sz w:val="15"/>
               </w:rPr>
               <w:t>1.7%</w:t>
             </w:r>
@@ -3045,29 +2577,91 @@
         </w:tc>
         <w:tc>
           <w:tcPr>
-            <w:tcW w:type="dxa" w:w="1440"/>
+            <w:tcW w:type="dxa" w:w="960"/>
           </w:tcPr>
           <w:p>
-            <w:r/>
-            <w:r>
-              <w:rPr>
-                <w:sz w:val="17"/>
-              </w:rPr>
-              <w:t>0.740</w:t>
+            <w:r>
+              <w:rPr>
+                <w:sz w:val="15"/>
+              </w:rPr>
+            </w:r>
+            <w:r>
+              <w:rPr>
+                <w:sz w:val="15"/>
+              </w:rPr>
+              <w:t>CD-TLR</w:t>
             </w:r>
           </w:p>
         </w:tc>
         <w:tc>
           <w:tcPr>
-            <w:tcW w:type="dxa" w:w="1440"/>
+            <w:tcW w:type="dxa" w:w="960"/>
           </w:tcPr>
           <w:p>
-            <w:r/>
-            <w:r>
-              <w:rPr>
-                <w:sz w:val="17"/>
-              </w:rPr>
-              <w:t>0.9</w:t>
+            <w:r>
+              <w:rPr>
+                <w:sz w:val="15"/>
+              </w:rPr>
+            </w:r>
+            <w:r>
+              <w:rPr>
+                <w:sz w:val="15"/>
+              </w:rPr>
+              <w:t>clinical</w:t>
+            </w:r>
+          </w:p>
+        </w:tc>
+        <w:tc>
+          <w:tcPr>
+            <w:tcW w:type="dxa" w:w="960"/>
+          </w:tcPr>
+          <w:p>
+            <w:r>
+              <w:rPr>
+                <w:sz w:val="15"/>
+              </w:rPr>
+            </w:r>
+            <w:r>
+              <w:rPr>
+                <w:sz w:val="15"/>
+              </w:rPr>
+              <w:t>patient</w:t>
+            </w:r>
+          </w:p>
+        </w:tc>
+        <w:tc>
+          <w:tcPr>
+            <w:tcW w:type="dxa" w:w="960"/>
+          </w:tcPr>
+          <w:p>
+            <w:r>
+              <w:rPr>
+                <w:sz w:val="15"/>
+              </w:rPr>
+            </w:r>
+            <w:r>
+              <w:rPr>
+                <w:sz w:val="15"/>
+              </w:rPr>
+              <w:t>365</w:t>
+            </w:r>
+          </w:p>
+        </w:tc>
+        <w:tc>
+          <w:tcPr>
+            <w:tcW w:type="dxa" w:w="960"/>
+          </w:tcPr>
+          <w:p>
+            <w:r>
+              <w:rPr>
+                <w:sz w:val="15"/>
+              </w:rPr>
+            </w:r>
+            <w:r>
+              <w:rPr>
+                <w:sz w:val="15"/>
+              </w:rPr>
+              <w:t>0.90</w:t>
             </w:r>
           </w:p>
         </w:tc>
@@ -3075,13 +2669,17 @@
       <w:tr>
         <w:tc>
           <w:tcPr>
-            <w:tcW w:type="dxa" w:w="1440"/>
+            <w:tcW w:type="dxa" w:w="960"/>
           </w:tcPr>
           <w:p>
-            <w:r/>
-            <w:r>
-              <w:rPr>
-                <w:sz w:val="17"/>
+            <w:r>
+              <w:rPr>
+                <w:sz w:val="15"/>
+              </w:rPr>
+            </w:r>
+            <w:r>
+              <w:rPr>
+                <w:sz w:val="15"/>
               </w:rPr>
               <w:t>COR-BMS</w:t>
             </w:r>
@@ -3089,13 +2687,17 @@
         </w:tc>
         <w:tc>
           <w:tcPr>
-            <w:tcW w:type="dxa" w:w="1440"/>
+            <w:tcW w:type="dxa" w:w="960"/>
           </w:tcPr>
           <w:p>
-            <w:r/>
-            <w:r>
-              <w:rPr>
-                <w:sz w:val="17"/>
+            <w:r>
+              <w:rPr>
+                <w:sz w:val="15"/>
+              </w:rPr>
+            </w:r>
+            <w:r>
+              <w:rPr>
+                <w:sz w:val="15"/>
               </w:rPr>
               <w:t>Coronary</w:t>
             </w:r>
@@ -3103,13 +2705,17 @@
         </w:tc>
         <w:tc>
           <w:tcPr>
-            <w:tcW w:type="dxa" w:w="1440"/>
+            <w:tcW w:type="dxa" w:w="960"/>
           </w:tcPr>
           <w:p>
-            <w:r/>
-            <w:r>
-              <w:rPr>
-                <w:sz w:val="17"/>
+            <w:r>
+              <w:rPr>
+                <w:sz w:val="15"/>
+              </w:rPr>
+            </w:r>
+            <w:r>
+              <w:rPr>
+                <w:sz w:val="15"/>
               </w:rPr>
               <w:t>9.8%</w:t>
             </w:r>
@@ -3117,13 +2723,17 @@
         </w:tc>
         <w:tc>
           <w:tcPr>
-            <w:tcW w:type="dxa" w:w="1440"/>
+            <w:tcW w:type="dxa" w:w="960"/>
           </w:tcPr>
           <w:p>
-            <w:r/>
-            <w:r>
-              <w:rPr>
-                <w:sz w:val="17"/>
+            <w:r>
+              <w:rPr>
+                <w:sz w:val="15"/>
+              </w:rPr>
+            </w:r>
+            <w:r>
+              <w:rPr>
+                <w:sz w:val="15"/>
               </w:rPr>
               <w:t>11.4%</w:t>
             </w:r>
@@ -3131,29 +2741,91 @@
         </w:tc>
         <w:tc>
           <w:tcPr>
-            <w:tcW w:type="dxa" w:w="1440"/>
+            <w:tcW w:type="dxa" w:w="960"/>
           </w:tcPr>
           <w:p>
-            <w:r/>
-            <w:r>
-              <w:rPr>
-                <w:sz w:val="17"/>
-              </w:rPr>
-              <w:t>0.502</w:t>
+            <w:r>
+              <w:rPr>
+                <w:sz w:val="15"/>
+              </w:rPr>
+            </w:r>
+            <w:r>
+              <w:rPr>
+                <w:sz w:val="15"/>
+              </w:rPr>
+              <w:t>CD-TLR</w:t>
             </w:r>
           </w:p>
         </w:tc>
         <w:tc>
           <w:tcPr>
-            <w:tcW w:type="dxa" w:w="1440"/>
+            <w:tcW w:type="dxa" w:w="960"/>
           </w:tcPr>
           <w:p>
-            <w:r/>
-            <w:r>
-              <w:rPr>
-                <w:sz w:val="17"/>
-              </w:rPr>
-              <w:t>0.8</w:t>
+            <w:r>
+              <w:rPr>
+                <w:sz w:val="15"/>
+              </w:rPr>
+            </w:r>
+            <w:r>
+              <w:rPr>
+                <w:sz w:val="15"/>
+              </w:rPr>
+              <w:t>clinical</w:t>
+            </w:r>
+          </w:p>
+        </w:tc>
+        <w:tc>
+          <w:tcPr>
+            <w:tcW w:type="dxa" w:w="960"/>
+          </w:tcPr>
+          <w:p>
+            <w:r>
+              <w:rPr>
+                <w:sz w:val="15"/>
+              </w:rPr>
+            </w:r>
+            <w:r>
+              <w:rPr>
+                <w:sz w:val="15"/>
+              </w:rPr>
+              <w:t>patient</w:t>
+            </w:r>
+          </w:p>
+        </w:tc>
+        <w:tc>
+          <w:tcPr>
+            <w:tcW w:type="dxa" w:w="960"/>
+          </w:tcPr>
+          <w:p>
+            <w:r>
+              <w:rPr>
+                <w:sz w:val="15"/>
+              </w:rPr>
+            </w:r>
+            <w:r>
+              <w:rPr>
+                <w:sz w:val="15"/>
+              </w:rPr>
+              <w:t>390</w:t>
+            </w:r>
+          </w:p>
+        </w:tc>
+        <w:tc>
+          <w:tcPr>
+            <w:tcW w:type="dxa" w:w="960"/>
+          </w:tcPr>
+          <w:p>
+            <w:r>
+              <w:rPr>
+                <w:sz w:val="15"/>
+              </w:rPr>
+            </w:r>
+            <w:r>
+              <w:rPr>
+                <w:sz w:val="15"/>
+              </w:rPr>
+              <w:t>0.75</w:t>
             </w:r>
           </w:p>
         </w:tc>
@@ -3161,13 +2833,17 @@
       <w:tr>
         <w:tc>
           <w:tcPr>
-            <w:tcW w:type="dxa" w:w="1440"/>
+            <w:tcW w:type="dxa" w:w="960"/>
           </w:tcPr>
           <w:p>
-            <w:r/>
-            <w:r>
-              <w:rPr>
-                <w:sz w:val="17"/>
+            <w:r>
+              <w:rPr>
+                <w:sz w:val="15"/>
+              </w:rPr>
+            </w:r>
+            <w:r>
+              <w:rPr>
+                <w:sz w:val="15"/>
               </w:rPr>
               <w:t>COR-POBA</w:t>
             </w:r>
@@ -3175,13 +2851,17 @@
         </w:tc>
         <w:tc>
           <w:tcPr>
-            <w:tcW w:type="dxa" w:w="1440"/>
+            <w:tcW w:type="dxa" w:w="960"/>
           </w:tcPr>
           <w:p>
-            <w:r/>
-            <w:r>
-              <w:rPr>
-                <w:sz w:val="17"/>
+            <w:r>
+              <w:rPr>
+                <w:sz w:val="15"/>
+              </w:rPr>
+            </w:r>
+            <w:r>
+              <w:rPr>
+                <w:sz w:val="15"/>
               </w:rPr>
               <w:t>Coronary</w:t>
             </w:r>
@@ -3189,13 +2869,17 @@
         </w:tc>
         <w:tc>
           <w:tcPr>
-            <w:tcW w:type="dxa" w:w="1440"/>
+            <w:tcW w:type="dxa" w:w="960"/>
           </w:tcPr>
           <w:p>
-            <w:r/>
-            <w:r>
-              <w:rPr>
-                <w:sz w:val="17"/>
+            <w:r>
+              <w:rPr>
+                <w:sz w:val="15"/>
+              </w:rPr>
+            </w:r>
+            <w:r>
+              <w:rPr>
+                <w:sz w:val="15"/>
               </w:rPr>
               <w:t>17.0%</w:t>
             </w:r>
@@ -3203,13 +2887,17 @@
         </w:tc>
         <w:tc>
           <w:tcPr>
-            <w:tcW w:type="dxa" w:w="1440"/>
+            <w:tcW w:type="dxa" w:w="960"/>
           </w:tcPr>
           <w:p>
-            <w:r/>
-            <w:r>
-              <w:rPr>
-                <w:sz w:val="17"/>
+            <w:r>
+              <w:rPr>
+                <w:sz w:val="15"/>
+              </w:rPr>
+            </w:r>
+            <w:r>
+              <w:rPr>
+                <w:sz w:val="15"/>
               </w:rPr>
               <w:t>18.1%</w:t>
             </w:r>
@@ -3217,29 +2905,91 @@
         </w:tc>
         <w:tc>
           <w:tcPr>
-            <w:tcW w:type="dxa" w:w="1440"/>
+            <w:tcW w:type="dxa" w:w="960"/>
           </w:tcPr>
           <w:p>
-            <w:r/>
-            <w:r>
-              <w:rPr>
-                <w:sz w:val="17"/>
-              </w:rPr>
-              <w:t>0.504</w:t>
+            <w:r>
+              <w:rPr>
+                <w:sz w:val="15"/>
+              </w:rPr>
+            </w:r>
+            <w:r>
+              <w:rPr>
+                <w:sz w:val="15"/>
+              </w:rPr>
+              <w:t>symptom-driven TLR</w:t>
             </w:r>
           </w:p>
         </w:tc>
         <w:tc>
           <w:tcPr>
-            <w:tcW w:type="dxa" w:w="1440"/>
+            <w:tcW w:type="dxa" w:w="960"/>
           </w:tcPr>
           <w:p>
-            <w:r/>
-            <w:r>
-              <w:rPr>
-                <w:sz w:val="17"/>
-              </w:rPr>
-              <w:t>0.6</w:t>
+            <w:r>
+              <w:rPr>
+                <w:sz w:val="15"/>
+              </w:rPr>
+            </w:r>
+            <w:r>
+              <w:rPr>
+                <w:sz w:val="15"/>
+              </w:rPr>
+              <w:t>clinical</w:t>
+            </w:r>
+          </w:p>
+        </w:tc>
+        <w:tc>
+          <w:tcPr>
+            <w:tcW w:type="dxa" w:w="960"/>
+          </w:tcPr>
+          <w:p>
+            <w:r>
+              <w:rPr>
+                <w:sz w:val="15"/>
+              </w:rPr>
+            </w:r>
+            <w:r>
+              <w:rPr>
+                <w:sz w:val="15"/>
+              </w:rPr>
+              <w:t>patient</w:t>
+            </w:r>
+          </w:p>
+        </w:tc>
+        <w:tc>
+          <w:tcPr>
+            <w:tcW w:type="dxa" w:w="960"/>
+          </w:tcPr>
+          <w:p>
+            <w:r>
+              <w:rPr>
+                <w:sz w:val="15"/>
+              </w:rPr>
+            </w:r>
+            <w:r>
+              <w:rPr>
+                <w:sz w:val="15"/>
+              </w:rPr>
+              <w:t>365</w:t>
+            </w:r>
+          </w:p>
+        </w:tc>
+        <w:tc>
+          <w:tcPr>
+            <w:tcW w:type="dxa" w:w="960"/>
+          </w:tcPr>
+          <w:p>
+            <w:r>
+              <w:rPr>
+                <w:sz w:val="15"/>
+              </w:rPr>
+            </w:r>
+            <w:r>
+              <w:rPr>
+                <w:sz w:val="15"/>
+              </w:rPr>
+              <w:t>0.55</w:t>
             </w:r>
           </w:p>
         </w:tc>
@@ -3247,13 +2997,17 @@
       <w:tr>
         <w:tc>
           <w:tcPr>
-            <w:tcW w:type="dxa" w:w="1440"/>
+            <w:tcW w:type="dxa" w:w="960"/>
           </w:tcPr>
           <w:p>
-            <w:r/>
-            <w:r>
-              <w:rPr>
-                <w:sz w:val="17"/>
+            <w:r>
+              <w:rPr>
+                <w:sz w:val="15"/>
+              </w:rPr>
+            </w:r>
+            <w:r>
+              <w:rPr>
+                <w:sz w:val="15"/>
               </w:rPr>
               <w:t>SFA-DCB</w:t>
             </w:r>
@@ -3261,13 +3015,17 @@
         </w:tc>
         <w:tc>
           <w:tcPr>
-            <w:tcW w:type="dxa" w:w="1440"/>
+            <w:tcW w:type="dxa" w:w="960"/>
           </w:tcPr>
           <w:p>
-            <w:r/>
-            <w:r>
-              <w:rPr>
-                <w:sz w:val="17"/>
+            <w:r>
+              <w:rPr>
+                <w:sz w:val="15"/>
+              </w:rPr>
+            </w:r>
+            <w:r>
+              <w:rPr>
+                <w:sz w:val="15"/>
               </w:rPr>
               <w:t>Femoropopliteal</w:t>
             </w:r>
@@ -3275,13 +3033,17 @@
         </w:tc>
         <w:tc>
           <w:tcPr>
-            <w:tcW w:type="dxa" w:w="1440"/>
+            <w:tcW w:type="dxa" w:w="960"/>
           </w:tcPr>
           <w:p>
-            <w:r/>
-            <w:r>
-              <w:rPr>
-                <w:sz w:val="17"/>
+            <w:r>
+              <w:rPr>
+                <w:sz w:val="15"/>
+              </w:rPr>
+            </w:r>
+            <w:r>
+              <w:rPr>
+                <w:sz w:val="15"/>
               </w:rPr>
               <w:t>2.4%</w:t>
             </w:r>
@@ -3289,13 +3051,17 @@
         </w:tc>
         <w:tc>
           <w:tcPr>
-            <w:tcW w:type="dxa" w:w="1440"/>
+            <w:tcW w:type="dxa" w:w="960"/>
           </w:tcPr>
           <w:p>
-            <w:r/>
-            <w:r>
-              <w:rPr>
-                <w:sz w:val="17"/>
+            <w:r>
+              <w:rPr>
+                <w:sz w:val="15"/>
+              </w:rPr>
+            </w:r>
+            <w:r>
+              <w:rPr>
+                <w:sz w:val="15"/>
               </w:rPr>
               <w:t>2.5%</w:t>
             </w:r>
@@ -3303,29 +3069,91 @@
         </w:tc>
         <w:tc>
           <w:tcPr>
-            <w:tcW w:type="dxa" w:w="1440"/>
+            <w:tcW w:type="dxa" w:w="960"/>
           </w:tcPr>
           <w:p>
-            <w:r/>
-            <w:r>
-              <w:rPr>
-                <w:sz w:val="17"/>
-              </w:rPr>
-              <w:t>0.791</w:t>
+            <w:r>
+              <w:rPr>
+                <w:sz w:val="15"/>
+              </w:rPr>
+            </w:r>
+            <w:r>
+              <w:rPr>
+                <w:sz w:val="15"/>
+              </w:rPr>
+              <w:t>CD-TLR</w:t>
             </w:r>
           </w:p>
         </w:tc>
         <w:tc>
           <w:tcPr>
-            <w:tcW w:type="dxa" w:w="1440"/>
+            <w:tcW w:type="dxa" w:w="960"/>
           </w:tcPr>
           <w:p>
-            <w:r/>
-            <w:r>
-              <w:rPr>
-                <w:sz w:val="17"/>
-              </w:rPr>
-              <w:t>1.0</w:t>
+            <w:r>
+              <w:rPr>
+                <w:sz w:val="15"/>
+              </w:rPr>
+            </w:r>
+            <w:r>
+              <w:rPr>
+                <w:sz w:val="15"/>
+              </w:rPr>
+              <w:t>clinical</w:t>
+            </w:r>
+          </w:p>
+        </w:tc>
+        <w:tc>
+          <w:tcPr>
+            <w:tcW w:type="dxa" w:w="960"/>
+          </w:tcPr>
+          <w:p>
+            <w:r>
+              <w:rPr>
+                <w:sz w:val="15"/>
+              </w:rPr>
+            </w:r>
+            <w:r>
+              <w:rPr>
+                <w:sz w:val="15"/>
+              </w:rPr>
+              <w:t>patient</w:t>
+            </w:r>
+          </w:p>
+        </w:tc>
+        <w:tc>
+          <w:tcPr>
+            <w:tcW w:type="dxa" w:w="960"/>
+          </w:tcPr>
+          <w:p>
+            <w:r>
+              <w:rPr>
+                <w:sz w:val="15"/>
+              </w:rPr>
+            </w:r>
+            <w:r>
+              <w:rPr>
+                <w:sz w:val="15"/>
+              </w:rPr>
+              <w:t>365</w:t>
+            </w:r>
+          </w:p>
+        </w:tc>
+        <w:tc>
+          <w:tcPr>
+            <w:tcW w:type="dxa" w:w="960"/>
+          </w:tcPr>
+          <w:p>
+            <w:r>
+              <w:rPr>
+                <w:sz w:val="15"/>
+              </w:rPr>
+            </w:r>
+            <w:r>
+              <w:rPr>
+                <w:sz w:val="15"/>
+              </w:rPr>
+              <w:t>1.00</w:t>
             </w:r>
           </w:p>
         </w:tc>
@@ -3333,13 +3161,17 @@
       <w:tr>
         <w:tc>
           <w:tcPr>
-            <w:tcW w:type="dxa" w:w="1440"/>
+            <w:tcW w:type="dxa" w:w="960"/>
           </w:tcPr>
           <w:p>
-            <w:r/>
-            <w:r>
-              <w:rPr>
-                <w:sz w:val="17"/>
+            <w:r>
+              <w:rPr>
+                <w:sz w:val="15"/>
+              </w:rPr>
+            </w:r>
+            <w:r>
+              <w:rPr>
+                <w:sz w:val="15"/>
               </w:rPr>
               <w:t>SFA-POBA</w:t>
             </w:r>
@@ -3347,13 +3179,17 @@
         </w:tc>
         <w:tc>
           <w:tcPr>
-            <w:tcW w:type="dxa" w:w="1440"/>
+            <w:tcW w:type="dxa" w:w="960"/>
           </w:tcPr>
           <w:p>
-            <w:r/>
-            <w:r>
-              <w:rPr>
-                <w:sz w:val="17"/>
+            <w:r>
+              <w:rPr>
+                <w:sz w:val="15"/>
+              </w:rPr>
+            </w:r>
+            <w:r>
+              <w:rPr>
+                <w:sz w:val="15"/>
               </w:rPr>
               <w:t>Femoropopliteal</w:t>
             </w:r>
@@ -3361,13 +3197,17 @@
         </w:tc>
         <w:tc>
           <w:tcPr>
-            <w:tcW w:type="dxa" w:w="1440"/>
+            <w:tcW w:type="dxa" w:w="960"/>
           </w:tcPr>
           <w:p>
-            <w:r/>
-            <w:r>
-              <w:rPr>
-                <w:sz w:val="17"/>
+            <w:r>
+              <w:rPr>
+                <w:sz w:val="15"/>
+              </w:rPr>
+            </w:r>
+            <w:r>
+              <w:rPr>
+                <w:sz w:val="15"/>
               </w:rPr>
               <w:t>20.6%</w:t>
             </w:r>
@@ -3375,13 +3215,17 @@
         </w:tc>
         <w:tc>
           <w:tcPr>
-            <w:tcW w:type="dxa" w:w="1440"/>
+            <w:tcW w:type="dxa" w:w="960"/>
           </w:tcPr>
           <w:p>
-            <w:r/>
-            <w:r>
-              <w:rPr>
-                <w:sz w:val="17"/>
+            <w:r>
+              <w:rPr>
+                <w:sz w:val="15"/>
+              </w:rPr>
+            </w:r>
+            <w:r>
+              <w:rPr>
+                <w:sz w:val="15"/>
               </w:rPr>
               <w:t>16.4%</w:t>
             </w:r>
@@ -3389,29 +3233,91 @@
         </w:tc>
         <w:tc>
           <w:tcPr>
-            <w:tcW w:type="dxa" w:w="1440"/>
+            <w:tcW w:type="dxa" w:w="960"/>
           </w:tcPr>
           <w:p>
-            <w:r/>
-            <w:r>
-              <w:rPr>
-                <w:sz w:val="17"/>
-              </w:rPr>
-              <w:t>0.444</w:t>
+            <w:r>
+              <w:rPr>
+                <w:sz w:val="15"/>
+              </w:rPr>
+            </w:r>
+            <w:r>
+              <w:rPr>
+                <w:sz w:val="15"/>
+              </w:rPr>
+              <w:t>CD-TLR</w:t>
             </w:r>
           </w:p>
         </w:tc>
         <w:tc>
           <w:tcPr>
-            <w:tcW w:type="dxa" w:w="1440"/>
+            <w:tcW w:type="dxa" w:w="960"/>
           </w:tcPr>
           <w:p>
-            <w:r/>
-            <w:r>
-              <w:rPr>
-                <w:sz w:val="17"/>
-              </w:rPr>
-              <w:t>1.0</w:t>
+            <w:r>
+              <w:rPr>
+                <w:sz w:val="15"/>
+              </w:rPr>
+            </w:r>
+            <w:r>
+              <w:rPr>
+                <w:sz w:val="15"/>
+              </w:rPr>
+              <w:t>clinical</w:t>
+            </w:r>
+          </w:p>
+        </w:tc>
+        <w:tc>
+          <w:tcPr>
+            <w:tcW w:type="dxa" w:w="960"/>
+          </w:tcPr>
+          <w:p>
+            <w:r>
+              <w:rPr>
+                <w:sz w:val="15"/>
+              </w:rPr>
+            </w:r>
+            <w:r>
+              <w:rPr>
+                <w:sz w:val="15"/>
+              </w:rPr>
+              <w:t>patient</w:t>
+            </w:r>
+          </w:p>
+        </w:tc>
+        <w:tc>
+          <w:tcPr>
+            <w:tcW w:type="dxa" w:w="960"/>
+          </w:tcPr>
+          <w:p>
+            <w:r>
+              <w:rPr>
+                <w:sz w:val="15"/>
+              </w:rPr>
+            </w:r>
+            <w:r>
+              <w:rPr>
+                <w:sz w:val="15"/>
+              </w:rPr>
+              <w:t>365</w:t>
+            </w:r>
+          </w:p>
+        </w:tc>
+        <w:tc>
+          <w:tcPr>
+            <w:tcW w:type="dxa" w:w="960"/>
+          </w:tcPr>
+          <w:p>
+            <w:r>
+              <w:rPr>
+                <w:sz w:val="15"/>
+              </w:rPr>
+            </w:r>
+            <w:r>
+              <w:rPr>
+                <w:sz w:val="15"/>
+              </w:rPr>
+              <w:t>1.00</w:t>
             </w:r>
           </w:p>
         </w:tc>
@@ -3419,13 +3325,17 @@
       <w:tr>
         <w:tc>
           <w:tcPr>
-            <w:tcW w:type="dxa" w:w="1440"/>
+            <w:tcW w:type="dxa" w:w="960"/>
           </w:tcPr>
           <w:p>
-            <w:r/>
-            <w:r>
-              <w:rPr>
-                <w:sz w:val="17"/>
+            <w:r>
+              <w:rPr>
+                <w:sz w:val="15"/>
+              </w:rPr>
+            </w:r>
+            <w:r>
+              <w:rPr>
+                <w:sz w:val="15"/>
               </w:rPr>
               <w:t>SFA-nitinol</w:t>
             </w:r>
@@ -3433,13 +3343,17 @@
         </w:tc>
         <w:tc>
           <w:tcPr>
-            <w:tcW w:type="dxa" w:w="1440"/>
+            <w:tcW w:type="dxa" w:w="960"/>
           </w:tcPr>
           <w:p>
-            <w:r/>
-            <w:r>
-              <w:rPr>
-                <w:sz w:val="17"/>
+            <w:r>
+              <w:rPr>
+                <w:sz w:val="15"/>
+              </w:rPr>
+            </w:r>
+            <w:r>
+              <w:rPr>
+                <w:sz w:val="15"/>
               </w:rPr>
               <w:t>Femoropopliteal</w:t>
             </w:r>
@@ -3447,13 +3361,17 @@
         </w:tc>
         <w:tc>
           <w:tcPr>
-            <w:tcW w:type="dxa" w:w="1440"/>
+            <w:tcW w:type="dxa" w:w="960"/>
           </w:tcPr>
           <w:p>
-            <w:r/>
-            <w:r>
-              <w:rPr>
-                <w:sz w:val="17"/>
+            <w:r>
+              <w:rPr>
+                <w:sz w:val="15"/>
+              </w:rPr>
+            </w:r>
+            <w:r>
+              <w:rPr>
+                <w:sz w:val="15"/>
               </w:rPr>
               <w:t>12.7%</w:t>
             </w:r>
@@ -3461,13 +3379,17 @@
         </w:tc>
         <w:tc>
           <w:tcPr>
-            <w:tcW w:type="dxa" w:w="1440"/>
+            <w:tcW w:type="dxa" w:w="960"/>
           </w:tcPr>
           <w:p>
-            <w:r/>
-            <w:r>
-              <w:rPr>
-                <w:sz w:val="17"/>
+            <w:r>
+              <w:rPr>
+                <w:sz w:val="15"/>
+              </w:rPr>
+            </w:r>
+            <w:r>
+              <w:rPr>
+                <w:sz w:val="15"/>
               </w:rPr>
               <w:t>14.1%</w:t>
             </w:r>
@@ -3475,29 +3397,91 @@
         </w:tc>
         <w:tc>
           <w:tcPr>
-            <w:tcW w:type="dxa" w:w="1440"/>
+            <w:tcW w:type="dxa" w:w="960"/>
           </w:tcPr>
           <w:p>
-            <w:r/>
-            <w:r>
-              <w:rPr>
-                <w:sz w:val="17"/>
-              </w:rPr>
-              <w:t>0.347</w:t>
+            <w:r>
+              <w:rPr>
+                <w:sz w:val="15"/>
+              </w:rPr>
+            </w:r>
+            <w:r>
+              <w:rPr>
+                <w:sz w:val="15"/>
+              </w:rPr>
+              <w:t>TLR</w:t>
             </w:r>
           </w:p>
         </w:tc>
         <w:tc>
           <w:tcPr>
-            <w:tcW w:type="dxa" w:w="1440"/>
+            <w:tcW w:type="dxa" w:w="960"/>
           </w:tcPr>
           <w:p>
-            <w:r/>
-            <w:r>
-              <w:rPr>
-                <w:sz w:val="17"/>
-              </w:rPr>
-              <w:t>0.7</w:t>
+            <w:r>
+              <w:rPr>
+                <w:sz w:val="15"/>
+              </w:rPr>
+            </w:r>
+            <w:r>
+              <w:rPr>
+                <w:sz w:val="15"/>
+              </w:rPr>
+              <w:t>clinical</w:t>
+            </w:r>
+          </w:p>
+        </w:tc>
+        <w:tc>
+          <w:tcPr>
+            <w:tcW w:type="dxa" w:w="960"/>
+          </w:tcPr>
+          <w:p>
+            <w:r>
+              <w:rPr>
+                <w:sz w:val="15"/>
+              </w:rPr>
+            </w:r>
+            <w:r>
+              <w:rPr>
+                <w:sz w:val="15"/>
+              </w:rPr>
+              <w:t>patient</w:t>
+            </w:r>
+          </w:p>
+        </w:tc>
+        <w:tc>
+          <w:tcPr>
+            <w:tcW w:type="dxa" w:w="960"/>
+          </w:tcPr>
+          <w:p>
+            <w:r>
+              <w:rPr>
+                <w:sz w:val="15"/>
+              </w:rPr>
+            </w:r>
+            <w:r>
+              <w:rPr>
+                <w:sz w:val="15"/>
+              </w:rPr>
+              <w:t>365</w:t>
+            </w:r>
+          </w:p>
+        </w:tc>
+        <w:tc>
+          <w:tcPr>
+            <w:tcW w:type="dxa" w:w="960"/>
+          </w:tcPr>
+          <w:p>
+            <w:r>
+              <w:rPr>
+                <w:sz w:val="15"/>
+              </w:rPr>
+            </w:r>
+            <w:r>
+              <w:rPr>
+                <w:sz w:val="15"/>
+              </w:rPr>
+              <w:t>0.70</w:t>
             </w:r>
           </w:p>
         </w:tc>
@@ -3505,13 +3489,17 @@
       <w:tr>
         <w:tc>
           <w:tcPr>
-            <w:tcW w:type="dxa" w:w="1440"/>
+            <w:tcW w:type="dxa" w:w="960"/>
           </w:tcPr>
           <w:p>
-            <w:r/>
-            <w:r>
-              <w:rPr>
-                <w:sz w:val="17"/>
+            <w:r>
+              <w:rPr>
+                <w:sz w:val="15"/>
+              </w:rPr>
+            </w:r>
+            <w:r>
+              <w:rPr>
+                <w:sz w:val="15"/>
               </w:rPr>
               <w:t>BTK-DCB</w:t>
             </w:r>
@@ -3519,13 +3507,17 @@
         </w:tc>
         <w:tc>
           <w:tcPr>
-            <w:tcW w:type="dxa" w:w="1440"/>
+            <w:tcW w:type="dxa" w:w="960"/>
           </w:tcPr>
           <w:p>
-            <w:r/>
-            <w:r>
-              <w:rPr>
-                <w:sz w:val="17"/>
+            <w:r>
+              <w:rPr>
+                <w:sz w:val="15"/>
+              </w:rPr>
+            </w:r>
+            <w:r>
+              <w:rPr>
+                <w:sz w:val="15"/>
               </w:rPr>
               <w:t>Below the knee</w:t>
             </w:r>
@@ -3533,13 +3525,17 @@
         </w:tc>
         <w:tc>
           <w:tcPr>
-            <w:tcW w:type="dxa" w:w="1440"/>
+            <w:tcW w:type="dxa" w:w="960"/>
           </w:tcPr>
           <w:p>
-            <w:r/>
-            <w:r>
-              <w:rPr>
-                <w:sz w:val="17"/>
+            <w:r>
+              <w:rPr>
+                <w:sz w:val="15"/>
+              </w:rPr>
+            </w:r>
+            <w:r>
+              <w:rPr>
+                <w:sz w:val="15"/>
               </w:rPr>
               <w:t>9.2%</w:t>
             </w:r>
@@ -3547,13 +3543,17 @@
         </w:tc>
         <w:tc>
           <w:tcPr>
-            <w:tcW w:type="dxa" w:w="1440"/>
+            <w:tcW w:type="dxa" w:w="960"/>
           </w:tcPr>
           <w:p>
-            <w:r/>
-            <w:r>
-              <w:rPr>
-                <w:sz w:val="17"/>
+            <w:r>
+              <w:rPr>
+                <w:sz w:val="15"/>
+              </w:rPr>
+            </w:r>
+            <w:r>
+              <w:rPr>
+                <w:sz w:val="15"/>
               </w:rPr>
               <w:t>11.2%</w:t>
             </w:r>
@@ -3561,29 +3561,91 @@
         </w:tc>
         <w:tc>
           <w:tcPr>
-            <w:tcW w:type="dxa" w:w="1440"/>
+            <w:tcW w:type="dxa" w:w="960"/>
           </w:tcPr>
           <w:p>
-            <w:r/>
-            <w:r>
-              <w:rPr>
-                <w:sz w:val="17"/>
-              </w:rPr>
-              <w:t>0.604</w:t>
+            <w:r>
+              <w:rPr>
+                <w:sz w:val="15"/>
+              </w:rPr>
+            </w:r>
+            <w:r>
+              <w:rPr>
+                <w:sz w:val="15"/>
+              </w:rPr>
+              <w:t>CD-TLR</w:t>
             </w:r>
           </w:p>
         </w:tc>
         <w:tc>
           <w:tcPr>
-            <w:tcW w:type="dxa" w:w="1440"/>
+            <w:tcW w:type="dxa" w:w="960"/>
           </w:tcPr>
           <w:p>
-            <w:r/>
-            <w:r>
-              <w:rPr>
-                <w:sz w:val="17"/>
-              </w:rPr>
-              <w:t>0.7</w:t>
+            <w:r>
+              <w:rPr>
+                <w:sz w:val="15"/>
+              </w:rPr>
+            </w:r>
+            <w:r>
+              <w:rPr>
+                <w:sz w:val="15"/>
+              </w:rPr>
+              <w:t>clinical</w:t>
+            </w:r>
+          </w:p>
+        </w:tc>
+        <w:tc>
+          <w:tcPr>
+            <w:tcW w:type="dxa" w:w="960"/>
+          </w:tcPr>
+          <w:p>
+            <w:r>
+              <w:rPr>
+                <w:sz w:val="15"/>
+              </w:rPr>
+            </w:r>
+            <w:r>
+              <w:rPr>
+                <w:sz w:val="15"/>
+              </w:rPr>
+              <w:t>patient</w:t>
+            </w:r>
+          </w:p>
+        </w:tc>
+        <w:tc>
+          <w:tcPr>
+            <w:tcW w:type="dxa" w:w="960"/>
+          </w:tcPr>
+          <w:p>
+            <w:r>
+              <w:rPr>
+                <w:sz w:val="15"/>
+              </w:rPr>
+            </w:r>
+            <w:r>
+              <w:rPr>
+                <w:sz w:val="15"/>
+              </w:rPr>
+              <w:t>365</w:t>
+            </w:r>
+          </w:p>
+        </w:tc>
+        <w:tc>
+          <w:tcPr>
+            <w:tcW w:type="dxa" w:w="960"/>
+          </w:tcPr>
+          <w:p>
+            <w:r>
+              <w:rPr>
+                <w:sz w:val="15"/>
+              </w:rPr>
+            </w:r>
+            <w:r>
+              <w:rPr>
+                <w:sz w:val="15"/>
+              </w:rPr>
+              <w:t>0.70</w:t>
             </w:r>
           </w:p>
         </w:tc>
@@ -3591,13 +3653,17 @@
       <w:tr>
         <w:tc>
           <w:tcPr>
-            <w:tcW w:type="dxa" w:w="1440"/>
+            <w:tcW w:type="dxa" w:w="960"/>
           </w:tcPr>
           <w:p>
-            <w:r/>
-            <w:r>
-              <w:rPr>
-                <w:sz w:val="17"/>
+            <w:r>
+              <w:rPr>
+                <w:sz w:val="15"/>
+              </w:rPr>
+            </w:r>
+            <w:r>
+              <w:rPr>
+                <w:sz w:val="15"/>
               </w:rPr>
               <w:t>BTK-POBA</w:t>
             </w:r>
@@ -3605,13 +3671,17 @@
         </w:tc>
         <w:tc>
           <w:tcPr>
-            <w:tcW w:type="dxa" w:w="1440"/>
+            <w:tcW w:type="dxa" w:w="960"/>
           </w:tcPr>
           <w:p>
-            <w:r/>
-            <w:r>
-              <w:rPr>
-                <w:sz w:val="17"/>
+            <w:r>
+              <w:rPr>
+                <w:sz w:val="15"/>
+              </w:rPr>
+            </w:r>
+            <w:r>
+              <w:rPr>
+                <w:sz w:val="15"/>
               </w:rPr>
               <w:t>Below the knee</w:t>
             </w:r>
@@ -3619,13 +3689,17 @@
         </w:tc>
         <w:tc>
           <w:tcPr>
-            <w:tcW w:type="dxa" w:w="1440"/>
+            <w:tcW w:type="dxa" w:w="960"/>
           </w:tcPr>
           <w:p>
-            <w:r/>
-            <w:r>
-              <w:rPr>
-                <w:sz w:val="17"/>
+            <w:r>
+              <w:rPr>
+                <w:sz w:val="15"/>
+              </w:rPr>
+            </w:r>
+            <w:r>
+              <w:rPr>
+                <w:sz w:val="15"/>
               </w:rPr>
               <w:t>13.1%</w:t>
             </w:r>
@@ -3633,13 +3707,17 @@
         </w:tc>
         <w:tc>
           <w:tcPr>
-            <w:tcW w:type="dxa" w:w="1440"/>
+            <w:tcW w:type="dxa" w:w="960"/>
           </w:tcPr>
           <w:p>
-            <w:r/>
-            <w:r>
-              <w:rPr>
-                <w:sz w:val="17"/>
+            <w:r>
+              <w:rPr>
+                <w:sz w:val="15"/>
+              </w:rPr>
+            </w:r>
+            <w:r>
+              <w:rPr>
+                <w:sz w:val="15"/>
               </w:rPr>
               <w:t>17.4%</w:t>
             </w:r>
@@ -3647,29 +3725,91 @@
         </w:tc>
         <w:tc>
           <w:tcPr>
-            <w:tcW w:type="dxa" w:w="1440"/>
+            <w:tcW w:type="dxa" w:w="960"/>
           </w:tcPr>
           <w:p>
-            <w:r/>
-            <w:r>
-              <w:rPr>
-                <w:sz w:val="17"/>
-              </w:rPr>
-              <w:t>0.283</w:t>
+            <w:r>
+              <w:rPr>
+                <w:sz w:val="15"/>
+              </w:rPr>
+            </w:r>
+            <w:r>
+              <w:rPr>
+                <w:sz w:val="15"/>
+              </w:rPr>
+              <w:t>CD-TLR</w:t>
             </w:r>
           </w:p>
         </w:tc>
         <w:tc>
           <w:tcPr>
-            <w:tcW w:type="dxa" w:w="1440"/>
+            <w:tcW w:type="dxa" w:w="960"/>
           </w:tcPr>
           <w:p>
-            <w:r/>
-            <w:r>
-              <w:rPr>
-                <w:sz w:val="17"/>
-              </w:rPr>
-              <w:t>0.7</w:t>
+            <w:r>
+              <w:rPr>
+                <w:sz w:val="15"/>
+              </w:rPr>
+            </w:r>
+            <w:r>
+              <w:rPr>
+                <w:sz w:val="15"/>
+              </w:rPr>
+              <w:t>clinical</w:t>
+            </w:r>
+          </w:p>
+        </w:tc>
+        <w:tc>
+          <w:tcPr>
+            <w:tcW w:type="dxa" w:w="960"/>
+          </w:tcPr>
+          <w:p>
+            <w:r>
+              <w:rPr>
+                <w:sz w:val="15"/>
+              </w:rPr>
+            </w:r>
+            <w:r>
+              <w:rPr>
+                <w:sz w:val="15"/>
+              </w:rPr>
+              <w:t>patient</w:t>
+            </w:r>
+          </w:p>
+        </w:tc>
+        <w:tc>
+          <w:tcPr>
+            <w:tcW w:type="dxa" w:w="960"/>
+          </w:tcPr>
+          <w:p>
+            <w:r>
+              <w:rPr>
+                <w:sz w:val="15"/>
+              </w:rPr>
+            </w:r>
+            <w:r>
+              <w:rPr>
+                <w:sz w:val="15"/>
+              </w:rPr>
+              <w:t>365</w:t>
+            </w:r>
+          </w:p>
+        </w:tc>
+        <w:tc>
+          <w:tcPr>
+            <w:tcW w:type="dxa" w:w="960"/>
+          </w:tcPr>
+          <w:p>
+            <w:r>
+              <w:rPr>
+                <w:sz w:val="15"/>
+              </w:rPr>
+            </w:r>
+            <w:r>
+              <w:rPr>
+                <w:sz w:val="15"/>
+              </w:rPr>
+              <w:t>0.70</w:t>
             </w:r>
           </w:p>
         </w:tc>
@@ -3677,13 +3817,17 @@
       <w:tr>
         <w:tc>
           <w:tcPr>
-            <w:tcW w:type="dxa" w:w="1440"/>
+            <w:tcW w:type="dxa" w:w="960"/>
           </w:tcPr>
           <w:p>
-            <w:r/>
-            <w:r>
-              <w:rPr>
-                <w:sz w:val="17"/>
+            <w:r>
+              <w:rPr>
+                <w:sz w:val="15"/>
+              </w:rPr>
+            </w:r>
+            <w:r>
+              <w:rPr>
+                <w:sz w:val="15"/>
               </w:rPr>
               <w:t>CAR-stent</w:t>
             </w:r>
@@ -3691,13 +3835,17 @@
         </w:tc>
         <w:tc>
           <w:tcPr>
-            <w:tcW w:type="dxa" w:w="1440"/>
+            <w:tcW w:type="dxa" w:w="960"/>
           </w:tcPr>
           <w:p>
-            <w:r/>
-            <w:r>
-              <w:rPr>
-                <w:sz w:val="17"/>
+            <w:r>
+              <w:rPr>
+                <w:sz w:val="15"/>
+              </w:rPr>
+            </w:r>
+            <w:r>
+              <w:rPr>
+                <w:sz w:val="15"/>
               </w:rPr>
               <w:t>Carotid</w:t>
             </w:r>
@@ -3705,13 +3853,17 @@
         </w:tc>
         <w:tc>
           <w:tcPr>
-            <w:tcW w:type="dxa" w:w="1440"/>
+            <w:tcW w:type="dxa" w:w="960"/>
           </w:tcPr>
           <w:p>
-            <w:r/>
-            <w:r>
-              <w:rPr>
-                <w:sz w:val="17"/>
+            <w:r>
+              <w:rPr>
+                <w:sz w:val="15"/>
+              </w:rPr>
+            </w:r>
+            <w:r>
+              <w:rPr>
+                <w:sz w:val="15"/>
               </w:rPr>
               <w:t>0.6%</w:t>
             </w:r>
@@ -3719,13 +3871,17 @@
         </w:tc>
         <w:tc>
           <w:tcPr>
-            <w:tcW w:type="dxa" w:w="1440"/>
+            <w:tcW w:type="dxa" w:w="960"/>
           </w:tcPr>
           <w:p>
-            <w:r/>
-            <w:r>
-              <w:rPr>
-                <w:sz w:val="17"/>
+            <w:r>
+              <w:rPr>
+                <w:sz w:val="15"/>
+              </w:rPr>
+            </w:r>
+            <w:r>
+              <w:rPr>
+                <w:sz w:val="15"/>
               </w:rPr>
               <w:t>0.6%</w:t>
             </w:r>
@@ -3733,29 +3889,91 @@
         </w:tc>
         <w:tc>
           <w:tcPr>
-            <w:tcW w:type="dxa" w:w="1440"/>
+            <w:tcW w:type="dxa" w:w="960"/>
           </w:tcPr>
           <w:p>
-            <w:r/>
-            <w:r>
-              <w:rPr>
-                <w:sz w:val="17"/>
-              </w:rPr>
-              <w:t>0.554</w:t>
+            <w:r>
+              <w:rPr>
+                <w:sz w:val="15"/>
+              </w:rPr>
+            </w:r>
+            <w:r>
+              <w:rPr>
+                <w:sz w:val="15"/>
+              </w:rPr>
+              <w:t>CD-TLR</w:t>
             </w:r>
           </w:p>
         </w:tc>
         <w:tc>
           <w:tcPr>
-            <w:tcW w:type="dxa" w:w="1440"/>
+            <w:tcW w:type="dxa" w:w="960"/>
           </w:tcPr>
           <w:p>
-            <w:r/>
-            <w:r>
-              <w:rPr>
-                <w:sz w:val="17"/>
-              </w:rPr>
-              <w:t>0.6</w:t>
+            <w:r>
+              <w:rPr>
+                <w:sz w:val="15"/>
+              </w:rPr>
+            </w:r>
+            <w:r>
+              <w:rPr>
+                <w:sz w:val="15"/>
+              </w:rPr>
+              <w:t>clinical</w:t>
+            </w:r>
+          </w:p>
+        </w:tc>
+        <w:tc>
+          <w:tcPr>
+            <w:tcW w:type="dxa" w:w="960"/>
+          </w:tcPr>
+          <w:p>
+            <w:r>
+              <w:rPr>
+                <w:sz w:val="15"/>
+              </w:rPr>
+            </w:r>
+            <w:r>
+              <w:rPr>
+                <w:sz w:val="15"/>
+              </w:rPr>
+              <w:t>patient</w:t>
+            </w:r>
+          </w:p>
+        </w:tc>
+        <w:tc>
+          <w:tcPr>
+            <w:tcW w:type="dxa" w:w="960"/>
+          </w:tcPr>
+          <w:p>
+            <w:r>
+              <w:rPr>
+                <w:sz w:val="15"/>
+              </w:rPr>
+            </w:r>
+            <w:r>
+              <w:rPr>
+                <w:sz w:val="15"/>
+              </w:rPr>
+              <w:t>365</w:t>
+            </w:r>
+          </w:p>
+        </w:tc>
+        <w:tc>
+          <w:tcPr>
+            <w:tcW w:type="dxa" w:w="960"/>
+          </w:tcPr>
+          <w:p>
+            <w:r>
+              <w:rPr>
+                <w:sz w:val="15"/>
+              </w:rPr>
+            </w:r>
+            <w:r>
+              <w:rPr>
+                <w:sz w:val="15"/>
+              </w:rPr>
+              <w:t>0.60</w:t>
             </w:r>
           </w:p>
         </w:tc>
@@ -3763,13 +3981,17 @@
       <w:tr>
         <w:tc>
           <w:tcPr>
-            <w:tcW w:type="dxa" w:w="1440"/>
+            <w:tcW w:type="dxa" w:w="960"/>
           </w:tcPr>
           <w:p>
-            <w:r/>
-            <w:r>
-              <w:rPr>
-                <w:sz w:val="17"/>
+            <w:r>
+              <w:rPr>
+                <w:sz w:val="15"/>
+              </w:rPr>
+            </w:r>
+            <w:r>
+              <w:rPr>
+                <w:sz w:val="15"/>
               </w:rPr>
               <w:t>ILIAC-stent</w:t>
             </w:r>
@@ -3777,13 +3999,17 @@
         </w:tc>
         <w:tc>
           <w:tcPr>
-            <w:tcW w:type="dxa" w:w="1440"/>
+            <w:tcW w:type="dxa" w:w="960"/>
           </w:tcPr>
           <w:p>
-            <w:r/>
-            <w:r>
-              <w:rPr>
-                <w:sz w:val="17"/>
+            <w:r>
+              <w:rPr>
+                <w:sz w:val="15"/>
+              </w:rPr>
+            </w:r>
+            <w:r>
+              <w:rPr>
+                <w:sz w:val="15"/>
               </w:rPr>
               <w:t>Iliac</w:t>
             </w:r>
@@ -3791,13 +4017,17 @@
         </w:tc>
         <w:tc>
           <w:tcPr>
-            <w:tcW w:type="dxa" w:w="1440"/>
+            <w:tcW w:type="dxa" w:w="960"/>
           </w:tcPr>
           <w:p>
-            <w:r/>
-            <w:r>
-              <w:rPr>
-                <w:sz w:val="17"/>
+            <w:r>
+              <w:rPr>
+                <w:sz w:val="15"/>
+              </w:rPr>
+            </w:r>
+            <w:r>
+              <w:rPr>
+                <w:sz w:val="15"/>
               </w:rPr>
               <w:t>2.8%</w:t>
             </w:r>
@@ -3805,13 +4035,17 @@
         </w:tc>
         <w:tc>
           <w:tcPr>
-            <w:tcW w:type="dxa" w:w="1440"/>
+            <w:tcW w:type="dxa" w:w="960"/>
           </w:tcPr>
           <w:p>
-            <w:r/>
-            <w:r>
-              <w:rPr>
-                <w:sz w:val="17"/>
+            <w:r>
+              <w:rPr>
+                <w:sz w:val="15"/>
+              </w:rPr>
+            </w:r>
+            <w:r>
+              <w:rPr>
+                <w:sz w:val="15"/>
               </w:rPr>
               <w:t>2.9%</w:t>
             </w:r>
@@ -3819,29 +4053,91 @@
         </w:tc>
         <w:tc>
           <w:tcPr>
-            <w:tcW w:type="dxa" w:w="1440"/>
+            <w:tcW w:type="dxa" w:w="960"/>
           </w:tcPr>
           <w:p>
-            <w:r/>
-            <w:r>
-              <w:rPr>
-                <w:sz w:val="17"/>
-              </w:rPr>
-              <w:t>0.524</w:t>
+            <w:r>
+              <w:rPr>
+                <w:sz w:val="15"/>
+              </w:rPr>
+            </w:r>
+            <w:r>
+              <w:rPr>
+                <w:sz w:val="15"/>
+              </w:rPr>
+              <w:t>CD-TLR</w:t>
             </w:r>
           </w:p>
         </w:tc>
         <w:tc>
           <w:tcPr>
-            <w:tcW w:type="dxa" w:w="1440"/>
+            <w:tcW w:type="dxa" w:w="960"/>
           </w:tcPr>
           <w:p>
-            <w:r/>
-            <w:r>
-              <w:rPr>
-                <w:sz w:val="17"/>
-              </w:rPr>
-              <w:t>0.7</w:t>
+            <w:r>
+              <w:rPr>
+                <w:sz w:val="15"/>
+              </w:rPr>
+            </w:r>
+            <w:r>
+              <w:rPr>
+                <w:sz w:val="15"/>
+              </w:rPr>
+              <w:t>clinical</w:t>
+            </w:r>
+          </w:p>
+        </w:tc>
+        <w:tc>
+          <w:tcPr>
+            <w:tcW w:type="dxa" w:w="960"/>
+          </w:tcPr>
+          <w:p>
+            <w:r>
+              <w:rPr>
+                <w:sz w:val="15"/>
+              </w:rPr>
+            </w:r>
+            <w:r>
+              <w:rPr>
+                <w:sz w:val="15"/>
+              </w:rPr>
+              <w:t>patient</w:t>
+            </w:r>
+          </w:p>
+        </w:tc>
+        <w:tc>
+          <w:tcPr>
+            <w:tcW w:type="dxa" w:w="960"/>
+          </w:tcPr>
+          <w:p>
+            <w:r>
+              <w:rPr>
+                <w:sz w:val="15"/>
+              </w:rPr>
+            </w:r>
+            <w:r>
+              <w:rPr>
+                <w:sz w:val="15"/>
+              </w:rPr>
+              <w:t>365</w:t>
+            </w:r>
+          </w:p>
+        </w:tc>
+        <w:tc>
+          <w:tcPr>
+            <w:tcW w:type="dxa" w:w="960"/>
+          </w:tcPr>
+          <w:p>
+            <w:r>
+              <w:rPr>
+                <w:sz w:val="15"/>
+              </w:rPr>
+            </w:r>
+            <w:r>
+              <w:rPr>
+                <w:sz w:val="15"/>
+              </w:rPr>
+              <w:t>0.70</w:t>
             </w:r>
           </w:p>
         </w:tc>
@@ -3849,13 +4145,17 @@
       <w:tr>
         <w:tc>
           <w:tcPr>
-            <w:tcW w:type="dxa" w:w="1440"/>
+            <w:tcW w:type="dxa" w:w="960"/>
           </w:tcPr>
           <w:p>
-            <w:r/>
-            <w:r>
-              <w:rPr>
-                <w:sz w:val="17"/>
+            <w:r>
+              <w:rPr>
+                <w:sz w:val="15"/>
+              </w:rPr>
+            </w:r>
+            <w:r>
+              <w:rPr>
+                <w:sz w:val="15"/>
               </w:rPr>
               <w:t>RENAL-stent</w:t>
             </w:r>
@@ -3863,13 +4163,17 @@
         </w:tc>
         <w:tc>
           <w:tcPr>
-            <w:tcW w:type="dxa" w:w="1440"/>
+            <w:tcW w:type="dxa" w:w="960"/>
           </w:tcPr>
           <w:p>
-            <w:r/>
-            <w:r>
-              <w:rPr>
-                <w:sz w:val="17"/>
+            <w:r>
+              <w:rPr>
+                <w:sz w:val="15"/>
+              </w:rPr>
+            </w:r>
+            <w:r>
+              <w:rPr>
+                <w:sz w:val="15"/>
               </w:rPr>
               <w:t>Renal</w:t>
             </w:r>
@@ -3877,13 +4181,17 @@
         </w:tc>
         <w:tc>
           <w:tcPr>
-            <w:tcW w:type="dxa" w:w="1440"/>
+            <w:tcW w:type="dxa" w:w="960"/>
           </w:tcPr>
           <w:p>
-            <w:r/>
-            <w:r>
-              <w:rPr>
-                <w:sz w:val="17"/>
+            <w:r>
+              <w:rPr>
+                <w:sz w:val="15"/>
+              </w:rPr>
+            </w:r>
+            <w:r>
+              <w:rPr>
+                <w:sz w:val="15"/>
               </w:rPr>
               <w:t>5.9%</w:t>
             </w:r>
@@ -3891,13 +4199,17 @@
         </w:tc>
         <w:tc>
           <w:tcPr>
-            <w:tcW w:type="dxa" w:w="1440"/>
+            <w:tcW w:type="dxa" w:w="960"/>
           </w:tcPr>
           <w:p>
-            <w:r/>
-            <w:r>
-              <w:rPr>
-                <w:sz w:val="17"/>
+            <w:r>
+              <w:rPr>
+                <w:sz w:val="15"/>
+              </w:rPr>
+            </w:r>
+            <w:r>
+              <w:rPr>
+                <w:sz w:val="15"/>
               </w:rPr>
               <w:t>5.9%</w:t>
             </w:r>
@@ -3905,29 +4217,91 @@
         </w:tc>
         <w:tc>
           <w:tcPr>
-            <w:tcW w:type="dxa" w:w="1440"/>
+            <w:tcW w:type="dxa" w:w="960"/>
           </w:tcPr>
           <w:p>
-            <w:r/>
-            <w:r>
-              <w:rPr>
-                <w:sz w:val="17"/>
-              </w:rPr>
-              <w:t>0.483</w:t>
+            <w:r>
+              <w:rPr>
+                <w:sz w:val="15"/>
+              </w:rPr>
+            </w:r>
+            <w:r>
+              <w:rPr>
+                <w:sz w:val="15"/>
+              </w:rPr>
+              <w:t>CD-TLR</w:t>
             </w:r>
           </w:p>
         </w:tc>
         <w:tc>
           <w:tcPr>
-            <w:tcW w:type="dxa" w:w="1440"/>
+            <w:tcW w:type="dxa" w:w="960"/>
           </w:tcPr>
           <w:p>
-            <w:r/>
-            <w:r>
-              <w:rPr>
-                <w:sz w:val="17"/>
-              </w:rPr>
-              <w:t>0.5</w:t>
+            <w:r>
+              <w:rPr>
+                <w:sz w:val="15"/>
+              </w:rPr>
+            </w:r>
+            <w:r>
+              <w:rPr>
+                <w:sz w:val="15"/>
+              </w:rPr>
+              <w:t>clinical</w:t>
+            </w:r>
+          </w:p>
+        </w:tc>
+        <w:tc>
+          <w:tcPr>
+            <w:tcW w:type="dxa" w:w="960"/>
+          </w:tcPr>
+          <w:p>
+            <w:r>
+              <w:rPr>
+                <w:sz w:val="15"/>
+              </w:rPr>
+            </w:r>
+            <w:r>
+              <w:rPr>
+                <w:sz w:val="15"/>
+              </w:rPr>
+              <w:t>lesion</w:t>
+            </w:r>
+          </w:p>
+        </w:tc>
+        <w:tc>
+          <w:tcPr>
+            <w:tcW w:type="dxa" w:w="960"/>
+          </w:tcPr>
+          <w:p>
+            <w:r>
+              <w:rPr>
+                <w:sz w:val="15"/>
+              </w:rPr>
+            </w:r>
+            <w:r>
+              <w:rPr>
+                <w:sz w:val="15"/>
+              </w:rPr>
+              <w:t>312</w:t>
+            </w:r>
+          </w:p>
+        </w:tc>
+        <w:tc>
+          <w:tcPr>
+            <w:tcW w:type="dxa" w:w="960"/>
+          </w:tcPr>
+          <w:p>
+            <w:r>
+              <w:rPr>
+                <w:sz w:val="15"/>
+              </w:rPr>
+            </w:r>
+            <w:r>
+              <w:rPr>
+                <w:sz w:val="15"/>
+              </w:rPr>
+              <w:t>0.45</w:t>
             </w:r>
           </w:p>
         </w:tc>
@@ -3935,27 +4309,35 @@
       <w:tr>
         <w:tc>
           <w:tcPr>
-            <w:tcW w:type="dxa" w:w="1440"/>
+            <w:tcW w:type="dxa" w:w="960"/>
           </w:tcPr>
           <w:p>
-            <w:r/>
-            <w:r>
-              <w:rPr>
-                <w:sz w:val="17"/>
-              </w:rPr>
-              <w:t>COR-undersized</w:t>
+            <w:r>
+              <w:rPr>
+                <w:sz w:val="15"/>
+              </w:rPr>
+            </w:r>
+            <w:r>
+              <w:rPr>
+                <w:sz w:val="15"/>
+              </w:rPr>
+              <w:t>COR-undersized (excluded)</w:t>
             </w:r>
           </w:p>
         </w:tc>
         <w:tc>
           <w:tcPr>
-            <w:tcW w:type="dxa" w:w="1440"/>
+            <w:tcW w:type="dxa" w:w="960"/>
           </w:tcPr>
           <w:p>
-            <w:r/>
-            <w:r>
-              <w:rPr>
-                <w:sz w:val="17"/>
+            <w:r>
+              <w:rPr>
+                <w:sz w:val="15"/>
+              </w:rPr>
+            </w:r>
+            <w:r>
+              <w:rPr>
+                <w:sz w:val="15"/>
               </w:rPr>
               <w:t>Coronary</w:t>
             </w:r>
@@ -3963,13 +4345,17 @@
         </w:tc>
         <w:tc>
           <w:tcPr>
-            <w:tcW w:type="dxa" w:w="1440"/>
+            <w:tcW w:type="dxa" w:w="960"/>
           </w:tcPr>
           <w:p>
-            <w:r/>
-            <w:r>
-              <w:rPr>
-                <w:sz w:val="17"/>
+            <w:r>
+              <w:rPr>
+                <w:sz w:val="15"/>
+              </w:rPr>
+            </w:r>
+            <w:r>
+              <w:rPr>
+                <w:sz w:val="15"/>
               </w:rPr>
               <w:t>3.9%</w:t>
             </w:r>
@@ -3977,13 +4363,17 @@
         </w:tc>
         <w:tc>
           <w:tcPr>
-            <w:tcW w:type="dxa" w:w="1440"/>
+            <w:tcW w:type="dxa" w:w="960"/>
           </w:tcPr>
           <w:p>
-            <w:r/>
-            <w:r>
-              <w:rPr>
-                <w:sz w:val="17"/>
+            <w:r>
+              <w:rPr>
+                <w:sz w:val="15"/>
+              </w:rPr>
+            </w:r>
+            <w:r>
+              <w:rPr>
+                <w:sz w:val="15"/>
               </w:rPr>
               <w:t>2.5%</w:t>
             </w:r>
@@ -3991,29 +4381,91 @@
         </w:tc>
         <w:tc>
           <w:tcPr>
-            <w:tcW w:type="dxa" w:w="1440"/>
+            <w:tcW w:type="dxa" w:w="960"/>
           </w:tcPr>
           <w:p>
-            <w:r/>
-            <w:r>
-              <w:rPr>
-                <w:sz w:val="17"/>
-              </w:rPr>
-              <w:t>0.713</w:t>
+            <w:r>
+              <w:rPr>
+                <w:sz w:val="15"/>
+              </w:rPr>
+            </w:r>
+            <w:r>
+              <w:rPr>
+                <w:sz w:val="15"/>
+              </w:rPr>
+              <w:t>TVF</w:t>
             </w:r>
           </w:p>
         </w:tc>
         <w:tc>
           <w:tcPr>
-            <w:tcW w:type="dxa" w:w="1440"/>
+            <w:tcW w:type="dxa" w:w="960"/>
           </w:tcPr>
           <w:p>
-            <w:r/>
-            <w:r>
-              <w:rPr>
-                <w:sz w:val="17"/>
-              </w:rPr>
-              <w:t>0.0</w:t>
+            <w:r>
+              <w:rPr>
+                <w:sz w:val="15"/>
+              </w:rPr>
+            </w:r>
+            <w:r>
+              <w:rPr>
+                <w:sz w:val="15"/>
+              </w:rPr>
+              <w:t>clinical</w:t>
+            </w:r>
+          </w:p>
+        </w:tc>
+        <w:tc>
+          <w:tcPr>
+            <w:tcW w:type="dxa" w:w="960"/>
+          </w:tcPr>
+          <w:p>
+            <w:r>
+              <w:rPr>
+                <w:sz w:val="15"/>
+              </w:rPr>
+            </w:r>
+            <w:r>
+              <w:rPr>
+                <w:sz w:val="15"/>
+              </w:rPr>
+              <w:t>vessel</w:t>
+            </w:r>
+          </w:p>
+        </w:tc>
+        <w:tc>
+          <w:tcPr>
+            <w:tcW w:type="dxa" w:w="960"/>
+          </w:tcPr>
+          <w:p>
+            <w:r>
+              <w:rPr>
+                <w:sz w:val="15"/>
+              </w:rPr>
+            </w:r>
+            <w:r>
+              <w:rPr>
+                <w:sz w:val="15"/>
+              </w:rPr>
+              <w:t>365</w:t>
+            </w:r>
+          </w:p>
+        </w:tc>
+        <w:tc>
+          <w:tcPr>
+            <w:tcW w:type="dxa" w:w="960"/>
+          </w:tcPr>
+          <w:p>
+            <w:r>
+              <w:rPr>
+                <w:sz w:val="15"/>
+              </w:rPr>
+            </w:r>
+            <w:r>
+              <w:rPr>
+                <w:sz w:val="15"/>
+              </w:rPr>
+              <w:t>0.00</w:t>
             </w:r>
           </w:p>
         </w:tc>
@@ -4021,27 +4473,35 @@
       <w:tr>
         <w:tc>
           <w:tcPr>
-            <w:tcW w:type="dxa" w:w="1440"/>
+            <w:tcW w:type="dxa" w:w="960"/>
           </w:tcPr>
           <w:p>
-            <w:r/>
-            <w:r>
-              <w:rPr>
-                <w:sz w:val="17"/>
-              </w:rPr>
-              <w:t>SFA-long-bare</w:t>
+            <w:r>
+              <w:rPr>
+                <w:sz w:val="15"/>
+              </w:rPr>
+            </w:r>
+            <w:r>
+              <w:rPr>
+                <w:sz w:val="15"/>
+              </w:rPr>
+              <w:t>SFA-long-bare (excluded)</w:t>
             </w:r>
           </w:p>
         </w:tc>
         <w:tc>
           <w:tcPr>
-            <w:tcW w:type="dxa" w:w="1440"/>
+            <w:tcW w:type="dxa" w:w="960"/>
           </w:tcPr>
           <w:p>
-            <w:r/>
-            <w:r>
-              <w:rPr>
-                <w:sz w:val="17"/>
+            <w:r>
+              <w:rPr>
+                <w:sz w:val="15"/>
+              </w:rPr>
+            </w:r>
+            <w:r>
+              <w:rPr>
+                <w:sz w:val="15"/>
               </w:rPr>
               <w:t>Femoropopliteal</w:t>
             </w:r>
@@ -4049,13 +4509,17 @@
         </w:tc>
         <w:tc>
           <w:tcPr>
-            <w:tcW w:type="dxa" w:w="1440"/>
+            <w:tcW w:type="dxa" w:w="960"/>
           </w:tcPr>
           <w:p>
-            <w:r/>
-            <w:r>
-              <w:rPr>
-                <w:sz w:val="17"/>
+            <w:r>
+              <w:rPr>
+                <w:sz w:val="15"/>
+              </w:rPr>
+            </w:r>
+            <w:r>
+              <w:rPr>
+                <w:sz w:val="15"/>
               </w:rPr>
               <w:t>31.8%</w:t>
             </w:r>
@@ -4063,13 +4527,17 @@
         </w:tc>
         <w:tc>
           <w:tcPr>
-            <w:tcW w:type="dxa" w:w="1440"/>
+            <w:tcW w:type="dxa" w:w="960"/>
           </w:tcPr>
           <w:p>
-            <w:r/>
-            <w:r>
-              <w:rPr>
-                <w:sz w:val="17"/>
+            <w:r>
+              <w:rPr>
+                <w:sz w:val="15"/>
+              </w:rPr>
+            </w:r>
+            <w:r>
+              <w:rPr>
+                <w:sz w:val="15"/>
               </w:rPr>
               <w:t>52.1%</w:t>
             </w:r>
@@ -4077,29 +4545,91 @@
         </w:tc>
         <w:tc>
           <w:tcPr>
-            <w:tcW w:type="dxa" w:w="1440"/>
+            <w:tcW w:type="dxa" w:w="960"/>
           </w:tcPr>
           <w:p>
-            <w:r/>
-            <w:r>
-              <w:rPr>
-                <w:sz w:val="17"/>
-              </w:rPr>
-              <w:t>0.040</w:t>
+            <w:r>
+              <w:rPr>
+                <w:sz w:val="15"/>
+              </w:rPr>
+            </w:r>
+            <w:r>
+              <w:rPr>
+                <w:sz w:val="15"/>
+              </w:rPr>
+              <w:t>TLR</w:t>
             </w:r>
           </w:p>
         </w:tc>
         <w:tc>
           <w:tcPr>
-            <w:tcW w:type="dxa" w:w="1440"/>
+            <w:tcW w:type="dxa" w:w="960"/>
           </w:tcPr>
           <w:p>
-            <w:r/>
-            <w:r>
-              <w:rPr>
-                <w:sz w:val="17"/>
-              </w:rPr>
-              <w:t>0.0</w:t>
+            <w:r>
+              <w:rPr>
+                <w:sz w:val="15"/>
+              </w:rPr>
+            </w:r>
+            <w:r>
+              <w:rPr>
+                <w:sz w:val="15"/>
+              </w:rPr>
+              <w:t>protocol surveillance</w:t>
+            </w:r>
+          </w:p>
+        </w:tc>
+        <w:tc>
+          <w:tcPr>
+            <w:tcW w:type="dxa" w:w="960"/>
+          </w:tcPr>
+          <w:p>
+            <w:r>
+              <w:rPr>
+                <w:sz w:val="15"/>
+              </w:rPr>
+            </w:r>
+            <w:r>
+              <w:rPr>
+                <w:sz w:val="15"/>
+              </w:rPr>
+              <w:t>patient</w:t>
+            </w:r>
+          </w:p>
+        </w:tc>
+        <w:tc>
+          <w:tcPr>
+            <w:tcW w:type="dxa" w:w="960"/>
+          </w:tcPr>
+          <w:p>
+            <w:r>
+              <w:rPr>
+                <w:sz w:val="15"/>
+              </w:rPr>
+            </w:r>
+            <w:r>
+              <w:rPr>
+                <w:sz w:val="15"/>
+              </w:rPr>
+              <w:t>365</w:t>
+            </w:r>
+          </w:p>
+        </w:tc>
+        <w:tc>
+          <w:tcPr>
+            <w:tcW w:type="dxa" w:w="960"/>
+          </w:tcPr>
+          <w:p>
+            <w:r>
+              <w:rPr>
+                <w:sz w:val="15"/>
+              </w:rPr>
+            </w:r>
+            <w:r>
+              <w:rPr>
+                <w:sz w:val="15"/>
+              </w:rPr>
+              <w:t>0.00</w:t>
             </w:r>
           </w:p>
         </w:tc>
@@ -4107,27 +4637,35 @@
       <w:tr>
         <w:tc>
           <w:tcPr>
-            <w:tcW w:type="dxa" w:w="1440"/>
+            <w:tcW w:type="dxa" w:w="960"/>
           </w:tcPr>
           <w:p>
-            <w:r/>
-            <w:r>
-              <w:rPr>
-                <w:sz w:val="17"/>
-              </w:rPr>
-              <w:t>COR-DES-complex</w:t>
+            <w:r>
+              <w:rPr>
+                <w:sz w:val="15"/>
+              </w:rPr>
+            </w:r>
+            <w:r>
+              <w:rPr>
+                <w:sz w:val="15"/>
+              </w:rPr>
+              <w:t>COR-DES-complex (excluded)</w:t>
             </w:r>
           </w:p>
         </w:tc>
         <w:tc>
           <w:tcPr>
-            <w:tcW w:type="dxa" w:w="1440"/>
+            <w:tcW w:type="dxa" w:w="960"/>
           </w:tcPr>
           <w:p>
-            <w:r/>
-            <w:r>
-              <w:rPr>
-                <w:sz w:val="17"/>
+            <w:r>
+              <w:rPr>
+                <w:sz w:val="15"/>
+              </w:rPr>
+            </w:r>
+            <w:r>
+              <w:rPr>
+                <w:sz w:val="15"/>
               </w:rPr>
               <w:t>Coronary</w:t>
             </w:r>
@@ -4135,13 +4673,17 @@
         </w:tc>
         <w:tc>
           <w:tcPr>
-            <w:tcW w:type="dxa" w:w="1440"/>
+            <w:tcW w:type="dxa" w:w="960"/>
           </w:tcPr>
           <w:p>
-            <w:r/>
-            <w:r>
-              <w:rPr>
-                <w:sz w:val="17"/>
+            <w:r>
+              <w:rPr>
+                <w:sz w:val="15"/>
+              </w:rPr>
+            </w:r>
+            <w:r>
+              <w:rPr>
+                <w:sz w:val="15"/>
               </w:rPr>
               <w:t>5.7%</w:t>
             </w:r>
@@ -4149,13 +4691,17 @@
         </w:tc>
         <w:tc>
           <w:tcPr>
-            <w:tcW w:type="dxa" w:w="1440"/>
+            <w:tcW w:type="dxa" w:w="960"/>
           </w:tcPr>
           <w:p>
-            <w:r/>
-            <w:r>
-              <w:rPr>
-                <w:sz w:val="17"/>
+            <w:r>
+              <w:rPr>
+                <w:sz w:val="15"/>
+              </w:rPr>
+            </w:r>
+            <w:r>
+              <w:rPr>
+                <w:sz w:val="15"/>
               </w:rPr>
               <w:t>2.4%</w:t>
             </w:r>
@@ -4163,29 +4709,91 @@
         </w:tc>
         <w:tc>
           <w:tcPr>
-            <w:tcW w:type="dxa" w:w="1440"/>
+            <w:tcW w:type="dxa" w:w="960"/>
           </w:tcPr>
           <w:p>
-            <w:r/>
-            <w:r>
-              <w:rPr>
-                <w:sz w:val="17"/>
-              </w:rPr>
-              <w:t>0.838</w:t>
+            <w:r>
+              <w:rPr>
+                <w:sz w:val="15"/>
+              </w:rPr>
+            </w:r>
+            <w:r>
+              <w:rPr>
+                <w:sz w:val="15"/>
+              </w:rPr>
+              <w:t>TLF</w:t>
             </w:r>
           </w:p>
         </w:tc>
         <w:tc>
           <w:tcPr>
-            <w:tcW w:type="dxa" w:w="1440"/>
+            <w:tcW w:type="dxa" w:w="960"/>
           </w:tcPr>
           <w:p>
-            <w:r/>
-            <w:r>
-              <w:rPr>
-                <w:sz w:val="17"/>
-              </w:rPr>
-              <w:t>0.0</w:t>
+            <w:r>
+              <w:rPr>
+                <w:sz w:val="15"/>
+              </w:rPr>
+            </w:r>
+            <w:r>
+              <w:rPr>
+                <w:sz w:val="15"/>
+              </w:rPr>
+              <w:t>clinical</w:t>
+            </w:r>
+          </w:p>
+        </w:tc>
+        <w:tc>
+          <w:tcPr>
+            <w:tcW w:type="dxa" w:w="960"/>
+          </w:tcPr>
+          <w:p>
+            <w:r>
+              <w:rPr>
+                <w:sz w:val="15"/>
+              </w:rPr>
+            </w:r>
+            <w:r>
+              <w:rPr>
+                <w:sz w:val="15"/>
+              </w:rPr>
+              <w:t>patient</w:t>
+            </w:r>
+          </w:p>
+        </w:tc>
+        <w:tc>
+          <w:tcPr>
+            <w:tcW w:type="dxa" w:w="960"/>
+          </w:tcPr>
+          <w:p>
+            <w:r>
+              <w:rPr>
+                <w:sz w:val="15"/>
+              </w:rPr>
+            </w:r>
+            <w:r>
+              <w:rPr>
+                <w:sz w:val="15"/>
+              </w:rPr>
+              <w:t>365</w:t>
+            </w:r>
+          </w:p>
+        </w:tc>
+        <w:tc>
+          <w:tcPr>
+            <w:tcW w:type="dxa" w:w="960"/>
+          </w:tcPr>
+          <w:p>
+            <w:r>
+              <w:rPr>
+                <w:sz w:val="15"/>
+              </w:rPr>
+            </w:r>
+            <w:r>
+              <w:rPr>
+                <w:sz w:val="15"/>
+              </w:rPr>
+              <w:t>0.00</w:t>
             </w:r>
           </w:p>
         </w:tc>
@@ -4193,27 +4801,35 @@
       <w:tr>
         <w:tc>
           <w:tcPr>
-            <w:tcW w:type="dxa" w:w="1440"/>
+            <w:tcW w:type="dxa" w:w="960"/>
           </w:tcPr>
           <w:p>
-            <w:r/>
-            <w:r>
-              <w:rPr>
-                <w:sz w:val="17"/>
-              </w:rPr>
-              <w:t>COR-DCB-small</w:t>
+            <w:r>
+              <w:rPr>
+                <w:sz w:val="15"/>
+              </w:rPr>
+            </w:r>
+            <w:r>
+              <w:rPr>
+                <w:sz w:val="15"/>
+              </w:rPr>
+              <w:t>COR-DCB-small (excluded)</w:t>
             </w:r>
           </w:p>
         </w:tc>
         <w:tc>
           <w:tcPr>
-            <w:tcW w:type="dxa" w:w="1440"/>
+            <w:tcW w:type="dxa" w:w="960"/>
           </w:tcPr>
           <w:p>
-            <w:r/>
-            <w:r>
-              <w:rPr>
-                <w:sz w:val="17"/>
+            <w:r>
+              <w:rPr>
+                <w:sz w:val="15"/>
+              </w:rPr>
+            </w:r>
+            <w:r>
+              <w:rPr>
+                <w:sz w:val="15"/>
               </w:rPr>
               <w:t>Coronary</w:t>
             </w:r>
@@ -4221,13 +4837,17 @@
         </w:tc>
         <w:tc>
           <w:tcPr>
-            <w:tcW w:type="dxa" w:w="1440"/>
+            <w:tcW w:type="dxa" w:w="960"/>
           </w:tcPr>
           <w:p>
-            <w:r/>
-            <w:r>
-              <w:rPr>
-                <w:sz w:val="17"/>
+            <w:r>
+              <w:rPr>
+                <w:sz w:val="15"/>
+              </w:rPr>
+            </w:r>
+            <w:r>
+              <w:rPr>
+                <w:sz w:val="15"/>
               </w:rPr>
               <w:t>4.4%</w:t>
             </w:r>
@@ -4235,13 +4855,17 @@
         </w:tc>
         <w:tc>
           <w:tcPr>
-            <w:tcW w:type="dxa" w:w="1440"/>
+            <w:tcW w:type="dxa" w:w="960"/>
           </w:tcPr>
           <w:p>
-            <w:r/>
-            <w:r>
-              <w:rPr>
-                <w:sz w:val="17"/>
+            <w:r>
+              <w:rPr>
+                <w:sz w:val="15"/>
+              </w:rPr>
+            </w:r>
+            <w:r>
+              <w:rPr>
+                <w:sz w:val="15"/>
               </w:rPr>
               <w:t>5.7%</w:t>
             </w:r>
@@ -4249,29 +4873,91 @@
         </w:tc>
         <w:tc>
           <w:tcPr>
-            <w:tcW w:type="dxa" w:w="1440"/>
+            <w:tcW w:type="dxa" w:w="960"/>
           </w:tcPr>
           <w:p>
-            <w:r/>
-            <w:r>
-              <w:rPr>
-                <w:sz w:val="17"/>
-              </w:rPr>
-              <w:t>0.836</w:t>
+            <w:r>
+              <w:rPr>
+                <w:sz w:val="15"/>
+              </w:rPr>
+            </w:r>
+            <w:r>
+              <w:rPr>
+                <w:sz w:val="15"/>
+              </w:rPr>
+              <w:t>TLF</w:t>
             </w:r>
           </w:p>
         </w:tc>
         <w:tc>
           <w:tcPr>
-            <w:tcW w:type="dxa" w:w="1440"/>
+            <w:tcW w:type="dxa" w:w="960"/>
           </w:tcPr>
           <w:p>
-            <w:r/>
-            <w:r>
-              <w:rPr>
-                <w:sz w:val="17"/>
-              </w:rPr>
-              <w:t>0.0</w:t>
+            <w:r>
+              <w:rPr>
+                <w:sz w:val="15"/>
+              </w:rPr>
+            </w:r>
+            <w:r>
+              <w:rPr>
+                <w:sz w:val="15"/>
+              </w:rPr>
+              <w:t>clinical</w:t>
+            </w:r>
+          </w:p>
+        </w:tc>
+        <w:tc>
+          <w:tcPr>
+            <w:tcW w:type="dxa" w:w="960"/>
+          </w:tcPr>
+          <w:p>
+            <w:r>
+              <w:rPr>
+                <w:sz w:val="15"/>
+              </w:rPr>
+            </w:r>
+            <w:r>
+              <w:rPr>
+                <w:sz w:val="15"/>
+              </w:rPr>
+              <w:t>patient</w:t>
+            </w:r>
+          </w:p>
+        </w:tc>
+        <w:tc>
+          <w:tcPr>
+            <w:tcW w:type="dxa" w:w="960"/>
+          </w:tcPr>
+          <w:p>
+            <w:r>
+              <w:rPr>
+                <w:sz w:val="15"/>
+              </w:rPr>
+            </w:r>
+            <w:r>
+              <w:rPr>
+                <w:sz w:val="15"/>
+              </w:rPr>
+              <w:t>365</w:t>
+            </w:r>
+          </w:p>
+        </w:tc>
+        <w:tc>
+          <w:tcPr>
+            <w:tcW w:type="dxa" w:w="960"/>
+          </w:tcPr>
+          <w:p>
+            <w:r>
+              <w:rPr>
+                <w:sz w:val="15"/>
+              </w:rPr>
+            </w:r>
+            <w:r>
+              <w:rPr>
+                <w:sz w:val="15"/>
+              </w:rPr>
+              <w:t>0.00</w:t>
             </w:r>
           </w:p>
         </w:tc>
@@ -4281,10 +4967,409 @@
     <w:p>
       <w:r>
         <w:rPr>
+          <w:b/>
+        </w:rPr>
+        <w:t>Table 1 (continued). Primary citations, and what changed.</w:t>
+      </w:r>
+    </w:p>
+    <w:p>
+      <w:pPr>
+        <w:spacing w:after="80"/>
+      </w:pPr>
+      <w:r>
+        <w:rPr>
+          <w:b/>
+          <w:sz w:val="17"/>
+        </w:rPr>
+        <w:t xml:space="preserve">COR-DES-modern. </w:t>
+      </w:r>
+      <w:r>
+        <w:rPr>
+          <w:sz w:val="17"/>
+        </w:rPr>
+        <w:t>Kandzari DE, Mauri L, Koolen JJ, et al; BIOFLOW V Investigators. Ultrathin, bioresorbable polymer sirolimus-eluting stents versus thin, durable polymer everolimus-eluting stents in patients undergoing coronary revascularisation (BIOFLOW V). Lancet 2017;390(10105):1843-1852. doi:10.1016/S0140-6736(17)32249-3</w:t>
+      </w:r>
+      <w:r>
+        <w:rPr>
           <w:i/>
-          <w:sz w:val="18"/>
+          <w:sz w:val="17"/>
         </w:rPr>
-        <w:t>Source notes for each anchor are carried in the released code (panvas/anchors.py) and must be replaced by primary citations before posting.</w:t>
+        <w:t xml:space="preserve"> — The first anchor set put 4.5% here. That value appears nowhere in BIOFLOW V, for any arm or endpoint. The trial's CD-TLR is 2.0% and its TLF is 6.2%. Note also that this cohort is 74% ACC/AHA B2/C lesions, 51% ACS and 35% diabetic, so it anchors a CONTEMPORARY ALL-COMERS population, not the simple-lesion stratum the old anchor claimed. The lesion above was changed to match the trial, not the other way round.</w:t>
+      </w:r>
+    </w:p>
+    <w:p>
+      <w:pPr>
+        <w:spacing w:after="80"/>
+      </w:pPr>
+      <w:r>
+        <w:rPr>
+          <w:b/>
+          <w:sz w:val="17"/>
+        </w:rPr>
+        <w:t xml:space="preserve">COR-BRS-plla. </w:t>
+      </w:r>
+      <w:r>
+        <w:rPr>
+          <w:sz w:val="17"/>
+        </w:rPr>
+        <w:t>Ellis SG, Kereiakes DJ, Metzger DC, et al; ABSORB III Investigators. Everolimus-eluting bioresorbable scaffolds for coronary artery disease. N Engl J Med 2015;373(20):1905-1915. doi:10.1056/NEJMoa1509038</w:t>
+      </w:r>
+      <w:r>
+        <w:rPr>
+          <w:i/>
+          <w:sz w:val="17"/>
+        </w:rPr>
+        <w:t xml:space="preserve"> — ABSORB III reports both: TLF 7.8% and ischemia-driven TLR 3.0% at one year. The old anchor used 7.8%. Under a CD-TLR rule the correct value is 3.0%, because TLF here is dominated by periprocedural target-vessel MI (6.0%), not by revascularisation. Device is first-generation Absorb (157 um), withdrawn in 2017; this is a 1-year number and says nothing about the years 1-3 excess that trial later showed.</w:t>
+      </w:r>
+    </w:p>
+    <w:p>
+      <w:pPr>
+        <w:spacing w:after="80"/>
+      </w:pPr>
+      <w:r>
+        <w:rPr>
+          <w:b/>
+          <w:sz w:val="17"/>
+        </w:rPr>
+        <w:t xml:space="preserve">COR-BMS. </w:t>
+      </w:r>
+      <w:r>
+        <w:rPr>
+          <w:sz w:val="17"/>
+        </w:rPr>
+        <w:t>Urban P, Meredith IT, Abizaid A, et al; LEADERS FREE Investigators. Polymer-free drug-coated coronary stents in patients at high bleeding risk. N Engl J Med 2015;373(21):2038-2047. doi:10.1056/NEJMoa1503943</w:t>
+      </w:r>
+      <w:r>
+        <w:rPr>
+          <w:i/>
+          <w:sz w:val="17"/>
+        </w:rPr>
+        <w:t xml:space="preserve"> — Old anchor 16%, which came from the bare-metal trials of the 1990s that mandated routine follow-up angiography; oculostenotic-reflex TLR is a different construct and cannot sit in a CD-TLR column. Window is 390 days, not 365. Population is high-bleeding-risk, mean age 75.7, one month of DAPT, and no protocol angiography, so this is a floor for bare-metal CD-TLR rather than a general value. LEADERS FREE III gives 10.6% for the same design, which supports ~10% rather than ~16%.</w:t>
+      </w:r>
+    </w:p>
+    <w:p>
+      <w:pPr>
+        <w:spacing w:after="80"/>
+      </w:pPr>
+      <w:r>
+        <w:rPr>
+          <w:b/>
+          <w:sz w:val="17"/>
+        </w:rPr>
+        <w:t xml:space="preserve">COR-POBA. </w:t>
+      </w:r>
+      <w:r>
+        <w:rPr>
+          <w:sz w:val="17"/>
+        </w:rPr>
+        <w:t>George CJ, Baim DS, Brinker JA, et al. One-year follow-up of the Stent Restenosis (STRESS I) Study. Am J Cardiol 1998;81(7):860-865. doi:10.1016/s0002-9149(98)00004-6</w:t>
+      </w:r>
+      <w:r>
+        <w:rPr>
+          <w:i/>
+          <w:sz w:val="17"/>
+        </w:rPr>
+        <w:t xml:space="preserve"> — Old anchor 32%, which is the 6-month ANGIOGRAPHIC restenosis rate of the STENT arm of the same trial -- wrong arm, wrong endpoint, wrong timepoint. The balloon arm's 1-year symptom-driven TLR is 17%. Enrolled 1991-93 in &gt;=3.0 mm vessels with discrete lesions. 'Symptom-driven' without routine angiography biases this DOWN relative to a modern CEC-adjudicated CD-TLR, in the opposite direction to the surveillance-driven anchors below. It carries 22 years of era effect against the peripheral anchors and should not be read as a clean cross-bed contrast.</w:t>
+      </w:r>
+    </w:p>
+    <w:p>
+      <w:pPr>
+        <w:spacing w:after="80"/>
+      </w:pPr>
+      <w:r>
+        <w:rPr>
+          <w:b/>
+          <w:sz w:val="17"/>
+        </w:rPr>
+        <w:t xml:space="preserve">SFA-DCB. </w:t>
+      </w:r>
+      <w:r>
+        <w:rPr>
+          <w:sz w:val="17"/>
+        </w:rPr>
+        <w:t>Tepe G, Laird J, Schneider P, et al; IN.PACT SFA Trial Investigators. Drug-coated balloon versus standard percutaneous transluminal angioplasty for the treatment of superficial femoral and popliteal peripheral artery disease: 12-month results from the IN.PACT SFA randomized trial. Circulation 2015;131(5):495-502. doi:10.1161/CIRCULATIONAHA.114.011004</w:t>
+      </w:r>
+      <w:r>
+        <w:rPr>
+          <w:i/>
+          <w:sz w:val="17"/>
+        </w:rPr>
+        <w:t xml:space="preserve"> — Survived audit unchanged. Shares its trial, sites, CEC and CD-TLR trigger definition with SFA-POBA below: these are two arms, not two independent anchors.</w:t>
+      </w:r>
+    </w:p>
+    <w:p>
+      <w:pPr>
+        <w:spacing w:after="80"/>
+      </w:pPr>
+      <w:r>
+        <w:rPr>
+          <w:b/>
+          <w:sz w:val="17"/>
+        </w:rPr>
+        <w:t xml:space="preserve">SFA-POBA. </w:t>
+      </w:r>
+      <w:r>
+        <w:rPr>
+          <w:sz w:val="17"/>
+        </w:rPr>
+        <w:t>Tepe G, Laird J, Schneider P, et al; IN.PACT SFA Trial Investigators. Circulation 2015;131(5):495-502. doi:10.1161/CIRCULATIONAHA.114.011004</w:t>
+      </w:r>
+      <w:r>
+        <w:rPr>
+          <w:i/>
+          <w:sz w:val="17"/>
+        </w:rPr>
+        <w:t xml:space="preserve"> — Survived audit unchanged. The same arm's primary patency loss is 47.6%, which is what an endpoint substitution here would have produced.</w:t>
+      </w:r>
+    </w:p>
+    <w:p>
+      <w:pPr>
+        <w:spacing w:after="80"/>
+      </w:pPr>
+      <w:r>
+        <w:rPr>
+          <w:b/>
+          <w:sz w:val="17"/>
+        </w:rPr>
+        <w:t xml:space="preserve">SFA-nitinol. </w:t>
+      </w:r>
+      <w:r>
+        <w:rPr>
+          <w:sz w:val="17"/>
+        </w:rPr>
+        <w:t>Laird JR, Katzen BT, Scheinert D, et al; RESILIENT Investigators. Nitinol stent implantation versus balloon angioplasty for lesions in the superficial femoral and proximal popliteal arteries of patients with claudication. Circ Cardiovasc Interv 2010;3(3):267-276. doi:10.1161/CIRCINTERVENTIONS.109.903468</w:t>
+      </w:r>
+      <w:r>
+        <w:rPr>
+          <w:i/>
+          <w:sz w:val="17"/>
+        </w:rPr>
+        <w:t xml:space="preserve"> — Freedom from TLR 87.3% at 12 months, i.e. 12.7%. The paper does not use the words 'clinically driven', so this is all-cause TLR and is an upper bound on CD-TLR, not the same construct.</w:t>
+      </w:r>
+    </w:p>
+    <w:p>
+      <w:pPr>
+        <w:spacing w:after="80"/>
+      </w:pPr>
+      <w:r>
+        <w:rPr>
+          <w:b/>
+          <w:sz w:val="17"/>
+        </w:rPr>
+        <w:t xml:space="preserve">BTK-DCB. </w:t>
+      </w:r>
+      <w:r>
+        <w:rPr>
+          <w:sz w:val="17"/>
+        </w:rPr>
+        <w:t>Zeller T, Baumgartner I, Scheinert D, et al; IN.PACT DEEP Trial Investigators. Drug-eluting balloon versus standard balloon angioplasty for infrapopliteal arterial revascularization in critical limb ischemia: 12-month results from the IN.PACT DEEP randomized trial. J Am Coll Cardiol 2014;64(15):1568-1576. doi:10.1016/j.jacc.2014.06.1198</w:t>
+      </w:r>
+      <w:r>
+        <w:rPr>
+          <w:i/>
+          <w:sz w:val="17"/>
+        </w:rPr>
+        <w:t xml:space="preserve"> — Old anchor 12%, which is the midpoint of this trial's two arms (9.2 and 13.1). Averaging two arms is not an anchor. Rutherford 4-6 CLI, so death and major amputation compete with revascularisation and pull CD-TLR down for reasons that are not device-vessel matching.</w:t>
+      </w:r>
+    </w:p>
+    <w:p>
+      <w:pPr>
+        <w:spacing w:after="80"/>
+      </w:pPr>
+      <w:r>
+        <w:rPr>
+          <w:b/>
+          <w:sz w:val="17"/>
+        </w:rPr>
+        <w:t xml:space="preserve">BTK-POBA. </w:t>
+      </w:r>
+      <w:r>
+        <w:rPr>
+          <w:sz w:val="17"/>
+        </w:rPr>
+        <w:t>Zeller T, Baumgartner I, Scheinert D, et al; IN.PACT DEEP Trial Investigators. J Am Coll Cardiol 2014;64(15):1568-1576. doi:10.1016/j.jacc.2014.06.1198</w:t>
+      </w:r>
+      <w:r>
+        <w:rPr>
+          <w:i/>
+          <w:sz w:val="17"/>
+        </w:rPr>
+        <w:t xml:space="preserve"> — Old anchor 25%. Actual 13.1% (14/107). Same trial as BTK-DCB.</w:t>
+      </w:r>
+    </w:p>
+    <w:p>
+      <w:pPr>
+        <w:spacing w:after="80"/>
+      </w:pPr>
+      <w:r>
+        <w:rPr>
+          <w:b/>
+          <w:sz w:val="17"/>
+        </w:rPr>
+        <w:t xml:space="preserve">CAR-stent. </w:t>
+      </w:r>
+      <w:r>
+        <w:rPr>
+          <w:sz w:val="17"/>
+        </w:rPr>
+        <w:t>Rosenfield K, Matsumura JS, Chaturvedi S, et al; ACT I Investigators. Randomized trial of stent versus surgery for asymptomatic carotid stenosis. N Engl J Med 2016;374(11):1011-1020. doi:10.1056/NEJMoa1515706</w:t>
+      </w:r>
+      <w:r>
+        <w:rPr>
+          <w:i/>
+          <w:sz w:val="17"/>
+        </w:rPr>
+        <w:t xml:space="preserve"> — Old anchor 3.5%, which is ACT I's primary composite SAFETY endpoint (30-day death/stroke/MI plus 1-year ipsilateral stroke). The word 'restenosis' does not appear in that paper. True CD-TLR is 0.6%. At 0.6% this anchor is not distinguishable from zero and carries almost no information: the carotid bed may simply not be calibratable on a CD-TLR scale, because its informative endpoint is duplex restenosis. Weight lowered accordingly, and the bed is fitted trivially.</w:t>
+      </w:r>
+    </w:p>
+    <w:p>
+      <w:pPr>
+        <w:spacing w:after="80"/>
+      </w:pPr>
+      <w:r>
+        <w:rPr>
+          <w:b/>
+          <w:sz w:val="17"/>
+        </w:rPr>
+        <w:t xml:space="preserve">ILIAC-stent. </w:t>
+      </w:r>
+      <w:r>
+        <w:rPr>
+          <w:sz w:val="17"/>
+        </w:rPr>
+        <w:t>Krankenberg H, Zeller T, Ingwersen M, et al. Self-expanding versus balloon-expandable stents for iliac artery occlusive disease: the randomized ICE trial. JACC Cardiovasc Interv 2017;10(16):1694-1704. doi:10.1016/j.jcin.2017.05.015</w:t>
+      </w:r>
+      <w:r>
+        <w:rPr>
+          <w:i/>
+          <w:sz w:val="17"/>
+        </w:rPr>
+        <w:t xml:space="preserve"> — Old anchor 4.5%, which is the midpoint of CD-TLR (2.8%) and duplex restenosis (6.1%). Only anchor in this bed, so the bed is fitted trivially.</w:t>
+      </w:r>
+    </w:p>
+    <w:p>
+      <w:pPr>
+        <w:spacing w:after="80"/>
+      </w:pPr>
+      <w:r>
+        <w:rPr>
+          <w:b/>
+          <w:sz w:val="17"/>
+        </w:rPr>
+        <w:t xml:space="preserve">RENAL-stent. </w:t>
+      </w:r>
+      <w:r>
+        <w:rPr>
+          <w:sz w:val="17"/>
+        </w:rPr>
+        <w:t>US FDA Center for Devices and Radiological Health. Summary of Safety and Effectiveness Data, PMA P110001, RX Herculink Elite Renal Stent System (HERCULES trial). 2011. SSED Table 14.</w:t>
+      </w:r>
+      <w:r>
+        <w:rPr>
+          <w:i/>
+          <w:sz w:val="17"/>
+        </w:rPr>
+        <w:t xml:space="preserve"> — Old anchor 14%, which is the one-sided 95% upper bound of the 9-month binary restenosis rate (point estimate 10.5%). Clinically indicated TLR is 5.9% (95% CI 2.6-9.2) through 312 days. There is no 12-month revascularisation endpoint in this dossier at all; the 12-month visit collected blood pressure, medication, adverse events and creatinine. Analysis is per-LESION (241 lesions, 202 subjects), not per patient, and the SSED and IFU are the same dataset, not two sources. Weight low and the bed is fitted trivially.</w:t>
+      </w:r>
+    </w:p>
+    <w:p>
+      <w:pPr>
+        <w:spacing w:after="80"/>
+      </w:pPr>
+      <w:r>
+        <w:rPr>
+          <w:b/>
+          <w:sz w:val="17"/>
+        </w:rPr>
+        <w:t xml:space="preserve">COR-undersized. </w:t>
+      </w:r>
+      <w:r>
+        <w:rPr>
+          <w:sz w:val="17"/>
+        </w:rPr>
+        <w:t>Lee SH, Jin X, Lee YJ, et al. Validation of intravascular ultrasound-defined optimal stent expansion criteria for favorable 1-year clinical outcomes. JACC Cardiovasc Interv 2025;18(18):2197-2205. doi:10.1016/j.jcin.2025.07.024</w:t>
+      </w:r>
+      <w:r>
+        <w:rPr>
+          <w:i/>
+          <w:sz w:val="17"/>
+        </w:rPr>
+        <w:t xml:space="preserve"> — DROPPED. Old anchor 20%, an author estimate. The best available source is a triple mismatch: the endpoint is vessel-level TVF (includes non-target-lesion TVR); the construct is stent under-EXPANSION against an absolute 5.5 mm2 MSA cut-off, not under-SIZING of diameter, and an absolute cut-off confounds a sizing error with a small vessel; and the devices are mixed second-generation DES, not the ultrathin class. Retained only as an author prior with no formal elicitation.</w:t>
+      </w:r>
+    </w:p>
+    <w:p>
+      <w:pPr>
+        <w:spacing w:after="80"/>
+      </w:pPr>
+      <w:r>
+        <w:rPr>
+          <w:b/>
+          <w:sz w:val="17"/>
+        </w:rPr>
+        <w:t xml:space="preserve">SFA-long-bare. </w:t>
+      </w:r>
+      <w:r>
+        <w:rPr>
+          <w:sz w:val="17"/>
+        </w:rPr>
+        <w:t>Bosiers M, Deloose K, Callaert J, et al. Results of the Protege EverFlex 200-mm-long nitinol stent (ev3) in TASC C and D femoropopliteal lesions (DURABILITY-200). J Vasc Surg 2011;54(4):1042-1050. doi:10.1016/j.jvs.2011.03.272</w:t>
+      </w:r>
+      <w:r>
+        <w:rPr>
+          <w:i/>
+          <w:sz w:val="17"/>
+        </w:rPr>
+        <w:t xml:space="preserve"> — DROPPED from the fit. Old anchor 0.350 = 100 - 64.8, which is primary PATENCY loss, not TLR. The available TLR (31.8%) is triggered by protocol duplex surveillance (PSVR &gt; 2.4) with no independent adjudication, so it is an upper bound on CD-TLR by a different mechanism than every other anchor. Mean lesion 242 mm, 27% popliteal involvement, 29% CLI, single arm, two centres.</w:t>
+      </w:r>
+    </w:p>
+    <w:p>
+      <w:pPr>
+        <w:spacing w:after="80"/>
+      </w:pPr>
+      <w:r>
+        <w:rPr>
+          <w:b/>
+          <w:sz w:val="17"/>
+        </w:rPr>
+        <w:t xml:space="preserve">COR-DES-complex. </w:t>
+      </w:r>
+      <w:r>
+        <w:rPr>
+          <w:sz w:val="17"/>
+        </w:rPr>
+        <w:t>Park SH, Han JK, Yang S, et al. Biodegradable polymer versus polymer-free ultrathin sirolimus-eluting stents in complex PCI (HOST-IDEA post hoc). J Am Heart Assoc 2026;15(5):e043441. doi:10.1161/JAHA.125.043441</w:t>
+      </w:r>
+      <w:r>
+        <w:rPr>
+          <w:i/>
+          <w:sz w:val="17"/>
+        </w:rPr>
+        <w:t xml:space="preserve"> — DROPPED from the fit. Old anchor 12%, an author estimate. The real number is a TLF composite (5.7%), not CD-TLR, in a post hoc propensity-matched complex-PCI subgroup of 336 patients with 19 events and a hazard-ratio upper bound of 11.26. Kept for a sensitivity analysis, not for the primary fit.</w:t>
+      </w:r>
+    </w:p>
+    <w:p>
+      <w:pPr>
+        <w:spacing w:after="80"/>
+      </w:pPr>
+      <w:r>
+        <w:rPr>
+          <w:b/>
+          <w:sz w:val="17"/>
+        </w:rPr>
+        <w:t xml:space="preserve">COR-DCB-small. </w:t>
+      </w:r>
+      <w:r>
+        <w:rPr>
+          <w:sz w:val="17"/>
+        </w:rPr>
+        <w:t>Tang Y, Qiao S, Su X, et al; RESTORE SVD China Investigators. Drug-coated balloon versus drug-eluting stent for small-vessel disease: the RESTORE SVD China randomized trial. JACC Cardiovasc Interv 2018;11(23):2381-2392. doi:10.1016/j.jcin.2018.09.009</w:t>
+      </w:r>
+      <w:r>
+        <w:rPr>
+          <w:i/>
+          <w:sz w:val="17"/>
+        </w:rPr>
+        <w:t xml:space="preserve"> — DROPPED from the fit. Old anchor 8%, an author estimate. The real number is 4.4% TLF -- about five events in 116 patients -- as a secondary endpoint of a trial powered for 9-month in-segment percent diameter stenosis, in lesions pre-selected by successful predilatation. Kept for a sensitivity analysis.</w:t>
       </w:r>
     </w:p>
     <w:sectPr>
@@ -4661,7 +5746,7 @@
     <w:qFormat/>
     <w:rsid w:val="00FC693F"/>
     <w:pPr>
-      <w:spacing w:after="140" w:line="300" w:lineRule="auto"/>
+      <w:spacing w:after="140" w:line="312" w:lineRule="auto"/>
     </w:pPr>
     <w:rPr>
       <w:rFonts w:ascii="Calibri" w:hAnsi="Calibri"/>

--- a/preprint/Suitcordance_preprint.docx
+++ b/preprint/Suitcordance_preprint.docx
@@ -39,7 +39,7 @@
         <w:t>1,2,3,4,5</w:t>
       </w:r>
       <w:r>
-        <w:t xml:space="preserve">, </w:t>
+        <w:t xml:space="preserve">‡, </w:t>
       </w:r>
       <w:r>
         <w:rPr>
@@ -54,7 +54,7 @@
         <w:t>1,2,3,4,5</w:t>
       </w:r>
       <w:r>
-        <w:t xml:space="preserve"> ‡</w:t>
+        <w:t>‡</w:t>
       </w:r>
     </w:p>
     <w:p>
@@ -114,126 +114,7 @@
     </w:p>
     <w:p>
       <w:r>
-        <w:t>‡ Corresponding author.</w:t>
-      </w:r>
-    </w:p>
-    <w:p>
-      <w:pPr>
-        <w:ind w:left="432"/>
-      </w:pPr>
-      <w:r>
-        <w:rPr>
-          <w:b/>
-          <w:color w:val="A8332A"/>
-          <w:sz w:val="19"/>
-        </w:rPr>
-        <w:t>BEFORE POSTING — two things only the authors can do.</w:t>
-      </w:r>
-      <w:r>
-        <w:rPr>
-          <w:color w:val="A8332A"/>
-          <w:sz w:val="19"/>
-        </w:rPr>
-        <w:t xml:space="preserve"> bioRxiv makes the submitting</w:t>
-      </w:r>
-    </w:p>
-    <w:p>
-      <w:pPr>
-        <w:ind w:left="432"/>
-      </w:pPr>
-      <w:r>
-        <w:rPr>
-          <w:color w:val="A8332A"/>
-          <w:sz w:val="19"/>
-        </w:rPr>
-        <w:t xml:space="preserve">author affirm that </w:t>
-      </w:r>
-      <w:r>
-        <w:rPr>
-          <w:b/>
-          <w:color w:val="A8332A"/>
-          <w:sz w:val="19"/>
-        </w:rPr>
-        <w:t>every</w:t>
-      </w:r>
-      <w:r>
-        <w:rPr>
-          <w:color w:val="A8332A"/>
-          <w:sz w:val="19"/>
-        </w:rPr>
-        <w:t xml:space="preserve"> listed author has seen and agreed to this specific</w:t>
-      </w:r>
-    </w:p>
-    <w:p>
-      <w:pPr>
-        <w:ind w:left="432"/>
-      </w:pPr>
-      <w:r>
-        <w:rPr>
-          <w:color w:val="A8332A"/>
-          <w:sz w:val="19"/>
-        </w:rPr>
-        <w:t>version. Given what §3 reports — that most of our own first anchor set did not hold</w:t>
-      </w:r>
-    </w:p>
-    <w:p>
-      <w:pPr>
-        <w:ind w:left="432"/>
-      </w:pPr>
-      <w:r>
-        <w:rPr>
-          <w:color w:val="A8332A"/>
-          <w:sz w:val="19"/>
-        </w:rPr>
-        <w:t>up, and that §4 and §5 report findings against the model — that affirmation should be</w:t>
-      </w:r>
-    </w:p>
-    <w:p>
-      <w:pPr>
-        <w:ind w:left="432"/>
-      </w:pPr>
-      <w:r>
-        <w:rPr>
-          <w:color w:val="A8332A"/>
-          <w:sz w:val="19"/>
-        </w:rPr>
-        <w:t>obtained on the current text, not on a description of it. Second, competing interests</w:t>
-      </w:r>
-    </w:p>
-    <w:p>
-      <w:pPr>
-        <w:ind w:left="432"/>
-      </w:pPr>
-      <w:r>
-        <w:rPr>
-          <w:color w:val="A8332A"/>
-          <w:sz w:val="19"/>
-        </w:rPr>
-        <w:t>must be declared for all three authors, including any relationship with manufacturers</w:t>
-      </w:r>
-    </w:p>
-    <w:p>
-      <w:pPr>
-        <w:ind w:left="432"/>
-      </w:pPr>
-      <w:r>
-        <w:rPr>
-          <w:color w:val="A8332A"/>
-          <w:sz w:val="19"/>
-        </w:rPr>
-        <w:t>of the device classes modelled here. Confirm also which author is corresponding on</w:t>
-      </w:r>
-    </w:p>
-    <w:p>
-      <w:pPr>
-        <w:ind w:left="432"/>
-      </w:pPr>
-      <w:r>
-        <w:rPr>
-          <w:color w:val="A8332A"/>
-          <w:sz w:val="19"/>
-        </w:rPr>
-        <w:t>this paper.</w:t>
+        <w:t>‡ Corresponding authors. Email: shen_li@fudan.edu.cn (L.S.); &amp;lt;GE_EMAIL&amp;gt; (J.G.).</w:t>
       </w:r>
     </w:p>
     <w:p>
@@ -266,10 +147,10 @@
         <w:rPr>
           <w:b/>
         </w:rPr>
-        <w:t>Only three of the sixteen were values the primary source actually reports at a commensurable endpoint, and two of those three were the two arms of a single trial.</w:t>
+        <w:t>Only three of the sixteen were values the primary source actually reports at a commensurable 12-month endpoint; two of those three were the two arms of a single trial, and fixing our own stated endpoint preference then moved the third, so two values survived into the final set — one trial, two numbers.</w:t>
       </w:r>
       <w:r>
-        <w:t xml:space="preserve"> The remaining thirteen were stated high, by factors of 1.0 to 5.8, and five could be reverse-engineered exactly from a </w:t>
+        <w:t xml:space="preserve"> Fourteen values changed, every one of them downward, by factors of 1.02 to 5.83, and five could be reverse-engineered exactly from a </w:t>
       </w:r>
       <w:r>
         <w:rPr>
@@ -283,7 +164,7 @@
     </w:p>
     <w:p>
       <w:r>
-        <w:t>We therefore report the corrected calibration: 12 anchors, all revascularisation constructs, each carrying seven declared provenance fields, with four further anchors excluded and listed. Eleven free constants fit these with a mean absolute error of 1.4 percentage points — which we report as a consistency check and not as performance, because eleven constants against roughly seven informative comparisons is under-determined. Seven of the eleven land on their bounds, and two of those are the compliance-mismatch and overstretch kernels: once the anchors are corrected, the fit no longer needs the mechanical axis. We read that as a 12-month revascularisation endpoint having no power over slow-acting mechanics rather than as the axis being empty, and §7 states the test that would decide it. In a 9,000-procedure simulation with an unobserved frailty term and realistic measurement error, the operator's four-number summary reached AUC 0.790 at n = 100, a level 55 raw features had not reached by n = 800. The pan-vascular transfer claim did not survive its own test: against a linear model given the same continuous bed physiology, the operator's cross-bed advantage was -0.024 AUC (95% bootstrap -0.041 to -0.010), an interval that excludes zero: it is worse. No patient-level data were used. This is a modelling, calibration and evidence-audit report, not a validation.</w:t>
+        <w:t>We therefore report the corrected calibration: 12 anchors, all revascularisation constructs, each carrying seven declared provenance fields, with four further anchors excluded and listed. Eleven free constants fit these with a mean absolute error of 1.4 percentage points — which we report as a consistency check and not as performance, because eleven constants against roughly seven informative comparisons is under-determined. Seven of the eleven land on their bounds, and two of those are the compliance-mismatch and overstretch kernels: once the anchors are corrected, the fit no longer needs the mechanical axis. We read that as a 12-month revascularisation endpoint having no power over slow-acting mechanics rather than as the axis being empty, and §7 states the test that would decide it. In a 9,000-procedure simulation with an unobserved frailty term and realistic measurement error, the operator's four-number summary reached AUC 0.790 at n = 100, a level 44 raw features had not reached by n = 800. The pan-vascular transfer claim did not survive its own test: against a linear model given the same continuous bed physiology, the operator's cross-bed advantage was -0.024 AUC (95% bootstrap -0.041 to -0.010), an interval that excludes zero: it is worse. No patient-level data were used. This is a modelling, calibration and evidence-audit report, not a validation.</w:t>
       </w:r>
     </w:p>
     <w:p>
@@ -419,7 +300,7 @@
     </w:p>
     <w:p>
       <w:r>
-        <w:t>The four axes are a refinement of the three ecological balances — mechanical, cellular, and physicochemical–immune — in which the framework was originally stated [2]. The mapping is not one to one, and the difference is deliberate: the geometric and hemodynamic axes separate two things the mechanical balance conflated, namely whether the device fits the vessel and whether the lumen it leaves carries flow. §4 reports that the corrected calibration does not currently need the mechanical axis, which is a result about this operator and this endpoint, not about the balances.</w:t>
+        <w:t>The four axes are a refinement of the three ecological balances — mechanical, cellular, and physicochemical–immune — in which the framework was originally stated [1] and subsequently developed [2]. The mapping is not one to one, and the difference is deliberate: the geometric and hemodynamic axes separate two things the mechanical balance conflated, namely whether the device fits the vessel and whether the lumen it leaves carries flow. §4 reports that the corrected calibration does not currently need the mechanical axis, which is a result about this operator and this endpoint, not about the balances.</w:t>
       </w:r>
     </w:p>
     <w:p>
@@ -486,7 +367,7 @@
     </w:p>
     <w:p>
       <w:r>
-        <w:t>τ_sc is defined on total variation rather than on a monotone approach to an asymptote, so it stays well defined when the trajectory is non-monotone, which it routinely is. It separates devices that are indistinguishable at implantation (Figure 1b): in the same coronary lesion a paclitaxel-coated balloon has τ_sc ≈ 132 days while a thin-strut drug-eluting stent has τ_sc ≈ 265 days — the balloon's fate is settled in the first four months, the stent's is not.</w:t>
+        <w:t>τ_sc is defined on total variation rather than on a monotone approach to an asymptote, so it stays well defined when the trajectory is non-monotone, which it routinely is. It separates devices that are indistinguishable at implantation (Figure 1b): in the same coronary lesion a paclitaxel-coated balloon has τ_sc = 124 days while an ultrathin-strut drug-eluting stent has τ_sc = 261 days — the balloon's fate is largely settled in the first four months, the stent's is not. The two are not indistinguishable at implantation (Γ_sc(0) 0.801 against 0.857), but the gap at implantation is small next to the difference in how fast each one gets there.</w:t>
       </w:r>
     </w:p>
     <w:p>
@@ -583,10 +464,42 @@
         <w:rPr>
           <w:b/>
         </w:rPr>
-        <w:t>Three of the sixteen survived.</w:t>
+        <w:t>Three of the sixteen survived, and then one of those three moved too.</w:t>
       </w:r>
       <w:r>
-        <w:t xml:space="preserve"> COR-BRS-plla, SFA-DCB and SFA-POBA were values the primary source reports at a commensurable endpoint — and two of those three are the two arms of one trial. The evidence base of the original calibration was two papers and three numbers.</w:t>
+        <w:t xml:space="preserve"> Two criteria have to be kept apart here, because conflating them is the very failure this section is about. On </w:t>
+      </w:r>
+      <w:r>
+        <w:rPr>
+          <w:i/>
+        </w:rPr>
+        <w:t>citation integrity</w:t>
+      </w:r>
+      <w:r>
+        <w:t xml:space="preserve"> — the paper exists, the identifier resolves, the value is transcribed correctly — the per-bed flags were coronary 1 of 7, femoropopliteal 3 of 4, carotid 1 of 1, below-the-knee 1 of 2, iliac 0 of 1, renal 0 of 1: six of sixteen. On </w:t>
+      </w:r>
+      <w:r>
+        <w:rPr>
+          <w:i/>
+        </w:rPr>
+        <w:t>value support</w:t>
+      </w:r>
+      <w:r>
+        <w:t xml:space="preserve"> — the source reports this number at a commensurable 12-month endpoint — three survived: COR-BRS-plla, SFA-DCB and SFA-POBA, two of them the two arms of one trial.</w:t>
+      </w:r>
+    </w:p>
+    <w:p>
+      <w:r>
+        <w:t xml:space="preserve">Then applying our own stated preference for clinically driven TLR moved COR-BRS-plla as well, because its asserted 7.8% is ABSORB III's TLF composite and that trial's ischaemia-driven TLR is 3.0%. </w:t>
+      </w:r>
+      <w:r>
+        <w:rPr>
+          <w:b/>
+        </w:rPr>
+        <w:t>Two values survived into the final anchor set unchanged: SFA-DCB and SFA-POBA. One trial, two numbers.</w:t>
+      </w:r>
+      <w:r>
+        <w:t xml:space="preserve"> That is what the original calibration actually rested on.</w:t>
       </w:r>
     </w:p>
     <w:p>
@@ -594,10 +507,10 @@
         <w:rPr>
           <w:b/>
         </w:rPr>
-        <w:t>Thirteen values were wrong, every one of them high</w:t>
+        <w:t>Fourteen of the sixteen values changed, every one of them downward</w:t>
       </w:r>
       <w:r>
-        <w:t>, by factors of 1.02 to 5.83. The direction is uniform, and the magnitudes are not, so this is not a scale factor a shared intercept can absorb: it distorts the ordering of the anchors relative to one another, which is exactly what a cross-bed shared-parameter fit depends on.</w:t>
+        <w:t>, by factors of 1.02 to 5.83 — thirteen because the source reports something else, and COR-BRS-plla because we fixed the endpoint. The direction is uniform and the magnitudes are not, so this is not a scale factor a shared intercept can absorb: it distorts the ordering of the anchors relative to one another, which is exactly what a cross-bed shared-parameter fit depends on.</w:t>
       </w:r>
     </w:p>
     <w:p>
@@ -1162,7 +1075,7 @@
         <w:t>The survival pattern was the opposite of what we expected.</w:t>
       </w:r>
       <w:r>
-        <w:t xml:space="preserve"> Coronary anchors survived 1 of 7; femoropopliteal 3 of 4. Roughly 74% of the original calibration weight rested on values the sources do not report, concentrated in the bed the author knows best.</w:t>
+        <w:t xml:space="preserve"> On either criterion the direction is the same: coronary was the worst-sourced bed in the set and femoropopliteal the best — 1 of 7 against 3 of 4 on citation integrity, 0 of 7 against 2 of 4 on value support. Roughly 74% of the original calibration weight rested on values the sources do not report, concentrated in the bed the author knows best.</w:t>
       </w:r>
     </w:p>
     <w:p>
@@ -1193,7 +1106,16 @@
         <w:t>sizing</w:t>
       </w:r>
       <w:r>
-        <w:t>), SFA-long-bare (surveillance-triggered all-cause TLR, single-arm), COR-DES-complex and COR-DCB-small (TLF composites, secondary or post hoc). Trust weight now encodes audited evidence quality rather than author confidence. Six of the beds' λ₀ values were revised downward accordingly.</w:t>
+        <w:t xml:space="preserve">), SFA-long-bare (surveillance-triggered all-cause TLR, single-arm), COR-DES-complex and COR-DCB-small (TLF composites, secondary or post hoc). Trust weight now encodes audited evidence quality rather than author confidence. </w:t>
+      </w:r>
+      <w:r>
+        <w:rPr>
+          <w:b/>
+        </w:rPr>
+        <w:t>Five of the six beds' λ₀ values were revised downward; the femoropopliteal baseline was unchanged</w:t>
+      </w:r>
+      <w:r>
+        <w:t>, because its reference arm is the one that survived the audit — the asymmetry matters, and averaging it away would hide it.</w:t>
       </w:r>
     </w:p>
     <w:p>
@@ -1331,7 +1253,7 @@
     </w:p>
     <w:p>
       <w:r>
-        <w:t>Four representations of the same information: (A) 55 raw lesion and device features with bed as a one-hot category, gradient-boosted trees; (A′) the same with bed as six continuous physiological parameters, trees; (A″) the same continuous features under a linear model, which can extrapolate along them; and (B) the four numbers the operator produces — year-one mean Γ_sc, mismatch dose, τ_sc and log λ₀ — under a linear model.</w:t>
+        <w:t>Four representations of the same information: (A) 44 raw lesion and device features with bed as a one-hot category, gradient-boosted trees; (A′) the same with bed as six continuous physiological parameters, trees; (A″) the same continuous features under a linear model, which can extrapolate along them; and (B) the four numbers the operator produces — year-one mean Γ_sc, mismatch dose, τ_sc and log λ₀ — under a linear model.</w:t>
       </w:r>
     </w:p>
     <w:p>
@@ -1387,10 +1309,42 @@
         <w:rPr>
           <w:b/>
         </w:rPr>
-        <w:t>Level does not transfer, ordering does.</w:t>
+        <w:t>The risk scale does not transfer, and an offset does not fix it.</w:t>
       </w:r>
       <w:r>
-        <w:t xml:space="preserve"> The operator's raw cross-bed Brier score was 0.249, worse than predicting the base rate (0.135). A single intercept recalibration brought every arm to ≈0.132. Across beds the operator supplies a ranking, and not a good one; absolute risk requires bed-level recalibration.</w:t>
+        <w:t xml:space="preserve"> The operator's raw cross-bed Brier score was 0.249, far worse than predicting the test beds' base rate (0.135). Two different corrections get called "recalibration" and they are not interchangeable, so we report both. Shifting the intercept only — keeping the model's log-odds slope — leaves every arm </w:t>
+      </w:r>
+      <w:r>
+        <w:rPr>
+          <w:i/>
+        </w:rPr>
+        <w:t>worse</w:t>
+      </w:r>
+      <w:r>
+        <w:t xml:space="preserve"> than the base rate: 0.151 for the operator, 0.149 for raw features plus bed physiology, 0.163 for trees. What actually repairs them is refitting the slope as well (0.132, 0.131, 0.133), and the slope the operator needs is 0.26 — its log-odds are roughly four times too steep across beds. Both of these use the test labels and are therefore ceilings, not out-of-sample scores.</w:t>
+      </w:r>
+    </w:p>
+    <w:p>
+      <w:r>
+        <w:t xml:space="preserve">The distinction matters for anyone who wants to use the operator in a new bed. Its </w:t>
+      </w:r>
+      <w:r>
+        <w:rPr>
+          <w:i/>
+        </w:rPr>
+        <w:t>ordering</w:t>
+      </w:r>
+      <w:r>
+        <w:t xml:space="preserve"> carries (AUC 0.610, poor but above chance); its </w:t>
+      </w:r>
+      <w:r>
+        <w:rPr>
+          <w:i/>
+        </w:rPr>
+        <w:t>risk scale</w:t>
+      </w:r>
+      <w:r>
+        <w:t xml:space="preserve"> does not, and it is over-dispersed rather than merely offset. A new bed needs a slope as well as a level, which is a two-parameter recalibration on real events, not a constant anyone can look up.</w:t>
       </w:r>
     </w:p>
     <w:p>
@@ -1706,16 +1660,7 @@
         <w:t>Funding.</w:t>
       </w:r>
       <w:r>
-        <w:t xml:space="preserve"> </w:t>
-      </w:r>
-      <w:r>
-        <w:rPr>
-          <w:i/>
-        </w:rPr>
-        <w:t>To be completed.</w:t>
-      </w:r>
-      <w:r>
-        <w:t xml:space="preserve"> </w:t>
+        <w:t xml:space="preserve"> This work was supported by the National Natural Science Foundation of China (T2288101, 82170342), the AI for Science Foundation of Fudan University (FudanX24AI003), and the Medical Engineering Joint Fund of Fudan University (yg2023-01). </w:t>
       </w:r>
       <w:r>
         <w:rPr>
@@ -1724,16 +1669,7 @@
         <w:t>Competing interests.</w:t>
       </w:r>
       <w:r>
-        <w:t xml:space="preserve"> </w:t>
-      </w:r>
-      <w:r>
-        <w:rPr>
-          <w:i/>
-        </w:rPr>
-        <w:t>To be declared — including any relationship with manufacturers of the device classes modelled here.</w:t>
-      </w:r>
-      <w:r>
-        <w:t xml:space="preserve"> </w:t>
+        <w:t xml:space="preserve"> L.Y. and L.S. serve as Executive Secretaries of the National Basic Science Center for Panvascular Interventional Complex Systems, and J.G. serves as its Director. The framework this paper operationalises is that centre's research programme [1], and the work was supported by that centre's award (T2288101). The authors declare no other competing interests, and no consulting income, speaking fees, equity, patents or family interests involving any manufacturer of the device classes evaluated here. </w:t>
       </w:r>
       <w:r>
         <w:rPr>
@@ -1751,13 +1687,7 @@
         <w:t>Author contributions.</w:t>
       </w:r>
       <w:r>
-        <w:t xml:space="preserve"> </w:t>
-      </w:r>
-      <w:r>
-        <w:rPr>
-          <w:i/>
-        </w:rPr>
-        <w:t>To be completed once the author list is settled.</w:t>
+        <w:t xml:space="preserve"> L.Y. conceived the operator, wrote the code, performed the citation audit, the calibration and the in-silico experiments, and wrote the manuscript. L.S. and J.G. supervised the work and revised the manuscript.</w:t>
       </w:r>
     </w:p>
     <w:p>

--- a/preprint/Suitcordance_preprint.docx
+++ b/preprint/Suitcordance_preprint.docx
@@ -136,7 +136,7 @@
         <w:t>agreement</w:t>
       </w:r>
       <w:r>
-        <w:t xml:space="preserve"> between device and vessel rather than of either alone, and define a suitcordance operator Γ_sc on four axes: geometric, mechanical, hemodynamic and biological. The axes combine as a bed-weighted geometric mean, so that a collapse on any one axis cannot be compensated by the other three. Every axis is a function of time, which yields two scalars the static formulation lacked: a time constant τ_sc, the time by which the trajectory has accumulated 63.2% of its total variation, and a time-averaged mismatch dose. Risk is linked through λ(t) = λ₀·exp(β·(Γ*−Γ_sc(t))), anchored per bed at the match level that bed's own reference device attains.</w:t>
+        <w:t xml:space="preserve"> between device and vessel rather than of either alone, and define a suitcordance operator Γ_sc on four axes: geometric, mechanical, hemodynamic and biological. The axes combine as a bed-weighted geometric mean, so that a collapse on any one axis drags the composite down instead of being averaged away by the other three. Every axis is a function of time, which yields two scalars the static formulation lacked: a time constant τ_sc, the time by which the trajectory has accumulated 63.2% of its total variation, and a time-averaged mismatch dose. Risk is linked through λ(t) = λ₀·exp(β·(Γ*−Γ_sc(t))), anchored per bed at the match level that bed's own reference device attains.</w:t>
       </w:r>
     </w:p>
     <w:p>
@@ -164,7 +164,16 @@
     </w:p>
     <w:p>
       <w:r>
-        <w:t>We therefore report the corrected calibration: 12 anchors, all revascularisation constructs, each carrying seven declared provenance fields, with four further anchors excluded and listed. Eleven free constants fit these with a mean absolute error of 1.4 percentage points — which we report as a consistency check and not as performance, because eleven constants against roughly seven informative comparisons is under-determined. Seven of the eleven land on their bounds, and two of those are the compliance-mismatch and overstretch kernels: once the anchors are corrected, the fit no longer needs the mechanical axis. We read that as a 12-month revascularisation endpoint having no power over slow-acting mechanics rather than as the axis being empty, and §7 states the test that would decide it. In a 9,000-procedure simulation with an unobserved frailty term and realistic measurement error, the operator's four-number summary reached AUC 0.790 at n = 100, a level 44 raw features had not reached by n = 800. The pan-vascular transfer claim did not survive its own test: against a linear model given the same continuous bed physiology, the operator's cross-bed advantage was -0.024 AUC (95% bootstrap -0.041 to -0.010), an interval that excludes zero: it is worse. No patient-level data were used. This is a modelling, calibration and evidence-audit report, not a validation.</w:t>
+        <w:t xml:space="preserve">We therefore report the corrected calibration: 12 anchors, all revascularisation constructs, each carrying seven declared provenance fields, with four further anchors excluded and listed. Eleven free constants fit these with a mean absolute error of 1.4 percentage points — which we report as a consistency check and not as performance, because eleven constants against six informative comparisons is under-determined, and because six of the twelve anchors are their own bed's reference case and reproduce its baseline rate by construction: on the six genuinely informative anchors the error is 2.3 points. Seven of the eleven constants land on their bounds, and </w:t>
+      </w:r>
+      <w:r>
+        <w:rPr>
+          <w:b/>
+        </w:rPr>
+        <w:t>removing the mechanical axis entirely improves the fit</w:t>
+      </w:r>
+      <w:r>
+        <w:t xml:space="preserve"> (1.37 to 1.32 points), so that axis is not merely unused but currently harmful. Whether it is empty, wrongly specified, or simply invisible to a 12-month revascularisation endpoint is not decidable here; §7 states the test. In a 9,000-procedure simulation with an unobserved frailty term and realistic measurement error, the operator's four-number summary reached AUC 0.790 at n = 100, a level 44 raw features had not reached by n = 800. The pan-vascular transfer claim did not survive its own test either way: against a linear model given the same continuous bed physiology, the operator's cross-bed difference was −0.024 AUC at the first seed we ran, but the sign flips across simulation seeds (−0.024 to +0.037), and a bootstrap over the four held-out beds — the actual unit of the claim — covers zero at every seed. With four beds the design has no power to decide, which is itself the finding. No patient-level data were used. This is a modelling, calibration and evidence-audit report, not a validation.</w:t>
       </w:r>
     </w:p>
     <w:p>
@@ -198,12 +207,26 @@
     </w:p>
     <w:p>
       <w:r>
-        <w:t>The framework this paper operationalises was set out by our group as the research programme of China's National Basic Science Center for panvascular interventional complex systems [1]. That statement names device–vessel suitcordance as the object of study; what it does not do — what no statement of the idea has done — is compute it. Γ_sc has been a concept with no numerical value, no time course, and therefore nothing that could be checked against an outcome. This paper is an attempt to close that gap and to report honestly what happens when one does.</w:t>
+        <w:t xml:space="preserve">The framework this paper operationalises is our group's own. Device–vessel suitcordance was named as the object of study of China's National Basic Science Center for panvascular interventional complex systems [1], developed as a tri-ecological balance [2], extended to full-watershed organs [3], given an experimental platform in a panvascular-on-a-chip system [4], and connected to intravascular imaging and digital twins [5]. What none of those papers does — and what we had not done — is </w:t>
+      </w:r>
+      <w:r>
+        <w:rPr>
+          <w:b/>
+        </w:rPr>
+        <w:t>compute</w:t>
+      </w:r>
+      <w:r>
+        <w:t xml:space="preserve"> it: Γ_sc has been specified verbally, without a numerical value, a time course, fitted constants, or anything that could be checked against an outcome. This paper is the first executable implementation, and it reports what happened when we tried.</w:t>
       </w:r>
     </w:p>
     <w:p>
       <w:r>
-        <w:t>This paper does four things. It defines an operator that computes the agreement between a device and a vessel on four axes, as a function of time, in any of six arterial beds from one parameter set (§2). It reports an adversarial audit of the literature values such an operator has to be calibrated against, which found most of our own first attempt to be wrong (§3) — a result we believe generalises well beyond this model. It fits the operator to the corrected values (§4) and tests, in simulation, the claim that motivated the construction, reporting that the claim failed (§5). And it states what would falsify the operator on real data before anyone runs it (§7).</w:t>
+        <w:t>Related mechanistic work exists and is in some respects ahead of this one. Multiscale models of in-stent restenosis couple haemodynamics to agent-based tissue growth and predict at this same 12-month horizon, and the femoropopliteal ones have been calibrated against per-patient lumen area at one month and one year — patient-level validation this operator does not have. What is different here is scope rather than depth: one operator applied across six arterial beds from a single parameter set, with a device-selection layer on top, and with its calibration evidence published field by field.</w:t>
+      </w:r>
+    </w:p>
+    <w:p>
+      <w:r>
+        <w:t>This paper does four things. It defines an operator that computes the agreement between a device and a vessel on four axes, as a function of time, in any of six arterial beds from one parameter set (§2). It reports an adversarial audit of the literature values such an operator has to be calibrated against, which found most of our own first attempt to be wrong (§3) — a result we believe generalises well beyond this model. It fits the operator to the corrected values (§4) and tests, in simulation, the claim that motivated the construction, reporting that the design turns out to have no power to decide it (§5). And it states what would falsify the operator on real data before anyone runs it (§7).</w:t>
       </w:r>
     </w:p>
     <w:p>
@@ -300,7 +323,7 @@
     </w:p>
     <w:p>
       <w:r>
-        <w:t>The four axes are a refinement of the three ecological balances — mechanical, cellular, and physicochemical–immune — in which the framework was originally stated [1] and subsequently developed [2]. The mapping is not one to one, and the difference is deliberate: the geometric and hemodynamic axes separate two things the mechanical balance conflated, namely whether the device fits the vessel and whether the lumen it leaves carries flow. §4 reports that the corrected calibration does not currently need the mechanical axis, which is a result about this operator and this endpoint, not about the balances.</w:t>
+        <w:t>The four axes are a refinement of the three ecological balances — mechanical, cellular, and physicochemical–immune — in which the framework was originally stated [1] and subsequently developed [2, 3]. The mapping is not one to one, and the difference is deliberate: the geometric and hemodynamic axes separate two things the mechanical balance conflated, namely whether the device fits the vessel and whether the lumen it leaves carries flow. §4 reports that the corrected calibration does not currently need the mechanical axis, which is a result about this operator and this endpoint, not about the balances.</w:t>
       </w:r>
     </w:p>
     <w:p>
@@ -325,7 +348,16 @@
     </w:p>
     <w:p>
       <w:r>
-        <w:t>The geometric mean is the modelling commitment, not a convenience. A device fails along its worst-matched axis, and a product cannot be rescued by a high score elsewhere the way a sum can. Weights are bed-specific and declared: the mechanical axis carries the largest weight in the femoropopliteal artery, where stent fracture is a real failure mode; the geometric axis carries it in the carotid, where large deliberate oversizing is the technique.</w:t>
+        <w:t xml:space="preserve">The geometric mean is the modelling commitment, not a convenience — but it has to be stated precisely, because the strong version of the claim is false. A weighted geometric mean is still compensatory: with exponents between 0.16 and 0.36, a collapse on one axis is attenuated by a root rather than preserved. BTK-POBA has Γ_H = 5.1 × 10⁻⁴ and Γ_sc = 0.056, so a two-thousand-fold collapse on one axis becomes an eighteen-fold reduction in the composite. What can honestly be claimed is that the product is </w:t>
+      </w:r>
+      <w:r>
+        <w:rPr>
+          <w:i/>
+        </w:rPr>
+        <w:t>less</w:t>
+      </w:r>
+      <w:r>
+        <w:t xml:space="preserve"> compensatory than a weighted sum — a bad axis drags the composite down instead of being averaged away — and that is the property we want. Genuine non-compensation would need a minimum, or a CES aggregator with ρ → −∞. Weights are bed-specific and declared: the mechanical axis carries the largest weight in the femoropopliteal artery, where stent fracture is a real failure mode; the geometric axis carries it in the carotid, where large deliberate oversizing is the technique.</w:t>
       </w:r>
     </w:p>
     <w:p>
@@ -448,7 +480,25 @@
         <w:t>opening</w:t>
       </w:r>
       <w:r>
-        <w:t xml:space="preserve"> the primary source, forbidden from inventing any identifier, and required to report the number and the endpoint exactly as the source words them. Every citation that came back was then attacked by two further independent checkers with different briefs — one asked only whether the citation exists and says this, the other only whether the endpoint, timepoint and population are the ones claimed — each instructed to default to refutation when unsure. Forty-nine agents, 696 source lookups.</w:t>
+        <w:t xml:space="preserve"> the primary source, forbidden from inventing any identifier, and required to report the number and the endpoint exactly as the source words them. Every citation that came back was then attacked by two further independent checkers with different briefs — one asked only whether the citation exists and says this, the other only whether the endpoint, timepoint and population are the ones claimed — each instructed to default to refutation when unsure. </w:t>
+      </w:r>
+      <w:r>
+        <w:rPr>
+          <w:b/>
+        </w:rPr>
+        <w:t>The audit was run by large language model agents, not by people</w:t>
+      </w:r>
+      <w:r>
+        <w:t xml:space="preserve">, and that has to be stated plainly because it changes how much weight the result can carry. Forty-nine agents (Claude Opus 5, with web search and page-fetch tools) performed 696 source lookups; each was instructed to open the primary source, forbidden from inventing an identifier, and required to quote the sentence or name the table carrying the number. The original sixteen anchors were themselves assembled with the same class of assistance. So the honest statement of what happened is that an LLM-assisted workflow produced sixteen values, a second, adversarial LLM-assisted workflow found fourteen of them wrong, and </w:t>
+      </w:r>
+      <w:r>
+        <w:rPr>
+          <w:b/>
+        </w:rPr>
+        <w:t>the corrected values have not yet been confirmed by a human opening the papers.</w:t>
+      </w:r>
+      <w:r>
+        <w:t xml:space="preserve"> Until that human pass exists, the corrected set is better documented than the first one but not, on its own authority, better grounded. Doing that pass — twelve papers, an hour — is the single highest-value thing anyone could do to this manuscript, and it is listed in §7 as such.</w:t>
       </w:r>
     </w:p>
     <w:p>
@@ -1152,12 +1202,48 @@
         <w:t>Mean absolute error 1.4 percentage points</w:t>
       </w:r>
       <w:r>
-        <w:t>, worst residual 4.3 points on BTK-POBA (Figure 2).</w:t>
+        <w:t xml:space="preserve"> over the twelve retained anchors, worst residual 4.3 points on BTK-POBA (Figure 2). </w:t>
+      </w:r>
+      <w:r>
+        <w:rPr>
+          <w:b/>
+        </w:rPr>
+        <w:t>Half of that figure is an identity.</w:t>
+      </w:r>
+      <w:r>
+        <w:t xml:space="preserve"> Six of the twelve anchors — COR-DES-modern, SFA-DCB, BTK-DCB, CAR-stent, ILIAC-stent and RENAL-stent — </w:t>
+      </w:r>
+      <w:r>
+        <w:rPr>
+          <w:i/>
+        </w:rPr>
+        <w:t>are</w:t>
+      </w:r>
+      <w:r>
+        <w:t xml:space="preserve"> their bed's reference case, the case used to compute Γ</w:t>
+      </w:r>
+      <w:r>
+        <w:rPr>
+          <w:i/>
+        </w:rPr>
+        <w:t>(bed), so for them λ(t) = λ₀·exp(β(Γ</w:t>
+      </w:r>
+      <w:r>
+        <w:t xml:space="preserve">−Γ_sc(t))) returns λ₀ up to a small Jensen gap whatever the eleven constants are. Their mean residual is 0.4 points. On the six anchors that are genuinely informative — COR-BRS-plla, COR-BMS, COR-POBA, SFA-POBA, SFA-nitinol, BTK-POBA — the mean absolute error is </w:t>
+      </w:r>
+      <w:r>
+        <w:rPr>
+          <w:b/>
+        </w:rPr>
+        <w:t>2.3 percentage points</w:t>
+      </w:r>
+      <w:r>
+        <w:t>, and that is the number a reader should hold us to.</w:t>
       </w:r>
     </w:p>
     <w:p>
       <w:r>
-        <w:t xml:space="preserve">What that number is not. Carotid, iliac and renal contribute exactly one anchor each, which is also that bed's λ₀, so those three beds are fitted trivially and constrain nothing about the operator's shape. Four of the retained anchors are two arms each of two trials (IN.PACT SFA, IN.PACT DEEP), both Medtronic paclitaxel DCB randomised trials sharing sites, adjudication committee and CD-TLR trigger definition, so their errors are correlated and they are not four independent residuals. The fit is really driven by about seven informative comparisons — against eleven free constants. </w:t>
+        <w:t xml:space="preserve">What that number is not. Six of the twelve anchors are their bed's reference case, as above. Carotid, iliac and renal contribute exactly one anchor each, which is also that bed's λ₀, so those three beds are fitted trivially and constrain nothing about the operator's shape. Four of the retained anchors are two arms each of two trials (IN.PACT SFA, IN.PACT DEEP), both Medtronic paclitaxel DCB randomised trials sharing sites, adjudication committee and CD-TLR trigger definition, so their errors are correlated and they are not four independent residuals. The fit is really driven by six informative comparisons — against eleven free constants. </w:t>
       </w:r>
       <w:r>
         <w:rPr>
@@ -1177,21 +1263,35 @@
         <w:t>Seven of the eleven fitted constants sit on their bounds</w:t>
       </w:r>
       <w:r>
-        <w:t xml:space="preserve">, which is the clearest signal in the fit and points at the model rather than at the data. Two of the seven matter more than the rest: the compliance-mismatch kernel and the overstretch-stress kernel both collapse to their floors. In plain terms, </w:t>
+        <w:t xml:space="preserve">, which is the clearest signal in the fit and points at the model rather than at the data. Γ_M is built from three kernels and all three are degenerate: the compliance-mismatch and overstretch kernels collapse to their floors, and the cyclic-fatigue kernel is pinned at its </w:t>
+      </w:r>
+      <w:r>
+        <w:rPr>
+          <w:i/>
+        </w:rPr>
+        <w:t>ceiling</w:t>
+      </w:r>
+      <w:r>
+        <w:t xml:space="preserve"> (11.999 against a bound of 12.0). We report the ceiling as well as the floors, because omitting it would be exactly the selective reading of a bounds table that this paper otherwise argues against.</w:t>
+      </w:r>
+    </w:p>
+    <w:p>
+      <w:r>
+        <w:t xml:space="preserve">We then did the obvious test and it went against us. </w:t>
       </w:r>
       <w:r>
         <w:rPr>
           <w:b/>
         </w:rPr>
-        <w:t>once the anchors are corrected, the fit no longer needs the mechanical axis at all.</w:t>
-      </w:r>
-      <w:r>
-        <w:t xml:space="preserve"> The retained anchors are explained almost entirely by Γ_H (lumen restored, strut burden) and Γ_B (antiproliferative supply against drive); the weakest axis is Γ_H for ten of the twelve anchors and Γ_B for the other two, and Γ_M is never binding.</w:t>
+        <w:t>Setting Γ_M ≡ 1 for every anchor improves the fit</w:t>
+      </w:r>
+      <w:r>
+        <w:t>: mean absolute error falls from 1.37 to 1.32 points, and the residual on SFA-nitinol — the one anchor the fatigue term exists to explain — falls from 1.39 to 0.54 points. The saturated fatigue term is pushing its own anchor the wrong way. The mechanical axis is therefore not merely never binding; on this endpoint it is actively harmful.</w:t>
       </w:r>
     </w:p>
     <w:p>
       <w:r>
-        <w:t>We take that seriously rather than tuning around it. Two readings are available and the data here cannot separate them. Either the mechanical axis is not doing real work and the operator should be three axes, or — the reading we find more likely and which the falsification plan in §7 is designed to test — a 12-month revascularisation endpoint has no power to identify it. Compliance mismatch, fatigue and resorption are all slow-acting: fatigue accrues across the first year, a poly-L-lactide scaffold's compliance converges on the wall's only over two to three years. An axis whose predictions live in years 2 to 5 cannot be identified from year-one revascularisation, and a fit that switches it off is behaving correctly given what it was shown. Either way, the four-axis structure should not be presented as established by this calibration.</w:t>
+        <w:t>Three readings are available and these data cannot separate them. The axis may be empty. Its functional forms may be wrong, which the pinned bounds independently suggest. Or — the reading we find most likely, and which §7 is designed to test — a 12-month revascularisation endpoint simply cannot see it: compliance convergence, fatigue accrual and resorption are slow, a poly-L-lactide scaffold's compliance approaches the wall's only over two to three years, and an axis whose predictions live in years 2 to 5 cannot be identified from year-one revascularisation. What is not available is presenting the four-axis structure as established by this calibration. It is not.</w:t>
       </w:r>
     </w:p>
     <w:p>
@@ -1280,28 +1380,49 @@
         <w:rPr>
           <w:b/>
         </w:rPr>
-        <w:t>Cross-bed transfer: the claim failed, and after the refit it failed clearly (Figure 3b).</w:t>
-      </w:r>
-      <w:r>
-        <w:t xml:space="preserve"> Training on coronary and carotid and testing on femoropopliteal, below-the-knee, renal and iliac, the operator reached AUC 0.610 against 0.635 for raw features plus continuous bed physiology under a linear model — a difference of </w:t>
-      </w:r>
+        <w:t>Cross-bed transfer: the experiment cannot answer the question (Figure 3b).</w:t>
+      </w:r>
+      <w:r>
+        <w:t xml:space="preserve"> Training on coronary and carotid and testing on femoropopliteal, below-the-knee, renal and iliac, the operator reached AUC 0.610 against 0.635 for raw features plus continuous bed physiology under a linear model — a difference of −0.024, with a case-level bootstrap interval of (−0.041, −0.010) that excludes zero.</w:t>
+      </w:r>
+    </w:p>
+    <w:p>
       <w:r>
         <w:rPr>
           <w:b/>
         </w:rPr>
-        <w:t>-0.024 (95% bootstrap -0.041 to -0.010)</w:t>
-      </w:r>
-      <w:r>
-        <w:t xml:space="preserve">. On the uncorrected anchor set this difference was −0.014 with a confidence interval spanning zero; on the corrected one </w:t>
+        <w:t>That result does not survive its own robustness check, and we report the check rather than the result.</w:t>
+      </w:r>
+      <w:r>
+        <w:t xml:space="preserve"> Repeating the whole experiment at five simulation seeds gives differences of −0.024, +0.024, +0.037, +0.003 and −0.005: the sign flips, the mean is +0.007, and the case-level interval excludes zero in three of the five seeds — in both directions. The case-level bootstrap is also resampling the wrong unit. The claim is about four arterial beds; resampling 6,041 individual procedures treats them as 6,041 independent observations of bed-to-bed transfer, which they are not. Resampling the four </w:t>
       </w:r>
       <w:r>
         <w:rPr>
           <w:b/>
         </w:rPr>
-        <w:t>the interval excludes zero and the operator is worse.</w:t>
-      </w:r>
-      <w:r>
-        <w:t xml:space="preserve"> The apparent advantage over tree models (0.571) was never the operator: it was that a linear model extrapolates along a continuous bed parameter and a tree, which can only interpolate between values it has seen, cannot. Representations (A) and (A′) were numerically identical, for the same reason.</w:t>
+        <w:t>beds</w:t>
+      </w:r>
+      <w:r>
+        <w:t xml:space="preserve"> instead gives intervals that cover zero at every seed, including the seed that produced the headline number: (−0.036, +0.035).</w:t>
+      </w:r>
+    </w:p>
+    <w:p>
+      <w:r>
+        <w:t>Within the seed we first ran, three of the four held-out beds in fact favour the operator (below-the-knee 0.576 against 0.549, renal 0.676 against 0.644, femoropopliteal 0.692 against 0.646); only the iliac bed goes the other way (0.704 against 0.730), and the pooled figure reverses because pooling across beds with different event rates is not the same as averaging discrimination within them.</w:t>
+      </w:r>
+    </w:p>
+    <w:p>
+      <w:r>
+        <w:t xml:space="preserve">The honest conclusion is therefore neither that the operator transfers nor that it fails to: </w:t>
+      </w:r>
+      <w:r>
+        <w:rPr>
+          <w:b/>
+        </w:rPr>
+        <w:t>with four held-out beds this design has no power to decide</w:t>
+      </w:r>
+      <w:r>
+        <w:t>, and a study that wanted to decide it would need many more beds, or many centres within beds, and would have to treat the bed as the unit of analysis. The apparent advantage over tree models (0.571) is a separate and more robust point: a linear model extrapolates along a continuous bed parameter and a tree, which can only interpolate between values it has seen, cannot. Representations (A) and (A′) were numerically identical, for that reason.</w:t>
       </w:r>
     </w:p>
     <w:p>
@@ -1352,12 +1473,32 @@
         <w:pStyle w:val="Heading1"/>
       </w:pPr>
       <w:r>
-        <w:t>6. A harness that improves without retraining the operator</w:t>
+        <w:t>6. A harness that recovers the operator's own preferences</w:t>
       </w:r>
     </w:p>
     <w:p>
       <w:r>
-        <w:t xml:space="preserve">Device selection needs a policy deciding how the operator is used — the sizing rule, when to prepare calcium, when to demand an antiproliferative device. Following the separation used in recent interactive scientific agents [3], we hold that policy as data rather than code, score candidate plans against a fixed rubric composer, and improve the policy with the operator's constants frozen. Across 60 development tasks with 120 held out, the held-out rubric score rose from 0.749 to 0.948 with no change to the operator; two edits accounted for almost all of it. One negative finding is worth recording: a diagnoser restricted to </w:t>
+        <w:t>Device selection needs a policy deciding how the operator is used — the sizing rule, when to prepare calcium, when to demand an antiproliferative device. Following the separation used in recent interactive scientific agents [6], we hold that policy as data rather than code, score candidate plans against a fixed rubric composer, and improve the policy with the operator's constants frozen. Across 60 development tasks with 120 held out, the held-out rubric score rose from 0.749 to 0.948 with no change to the operator.</w:t>
+      </w:r>
+    </w:p>
+    <w:p>
+      <w:r>
+        <w:rPr>
+          <w:b/>
+        </w:rPr>
+        <w:t>This is an internal-consistency result and must not be read as evidence that the policy got clinically better.</w:t>
+      </w:r>
+      <w:r>
+        <w:t xml:space="preserve"> The rubric's heaviest criterion is the operator's own optimum, its second-heaviest is Γ_G at deployment, and the single edit producing almost the whole gain is "consult the operator before choosing". A policy instructed to optimise the operator scores better against a rubric the operator computes. What the loop demonstrates is that harness search recovers the operator's preference ordering without touching its constants, and that the machinery works. Demonstrating that it </w:t>
+      </w:r>
+      <w:r>
+        <w:rPr>
+          <w:i/>
+        </w:rPr>
+        <w:t>helps</w:t>
+      </w:r>
+      <w:r>
+        <w:t xml:space="preserve"> requires at least one criterion the operator does not compute — guideline concordance, or an interventionalist's judgement on a sample of plans — scored separately. One negative finding is worth recording: a diagnoser restricted to </w:t>
       </w:r>
       <w:r>
         <w:rPr>
@@ -1460,6 +1601,34 @@
         <w:rPr>
           <w:b/>
         </w:rPr>
+        <w:t>The model's intermediate quantities must match published imaging.</w:t>
+      </w:r>
+      <w:r>
+        <w:t xml:space="preserve"> Late lumen loss and percent diameter stenosis at follow-up are reported by the anchor trials and are free to check. The current fit implies neointimal thicknesses up to 2.4 mm and fails this immediately; any version that is to be taken seriously must pass it before its endpoint agreement means anything.</w:t>
+      </w:r>
+    </w:p>
+    <w:p>
+      <w:pPr>
+        <w:pStyle w:val="ListNumber"/>
+      </w:pPr>
+      <w:r>
+        <w:rPr>
+          <w:b/>
+        </w:rPr>
+        <w:t>A human must open the twelve retained primary sources</w:t>
+      </w:r>
+      <w:r>
+        <w:t xml:space="preserve"> and record, for each, the page or table and the verbatim sentence carrying the number. Until then the corrected anchor set is better documented than the first one, not better grounded.</w:t>
+      </w:r>
+    </w:p>
+    <w:p>
+      <w:pPr>
+        <w:pStyle w:val="ListNumber"/>
+      </w:pPr>
+      <w:r>
+        <w:rPr>
+          <w:b/>
+        </w:rPr>
         <w:t>The endpoint must be fixed in advance</w:t>
       </w:r>
       <w:r>
@@ -1496,7 +1665,7 @@
         <w:rPr>
           <w:b/>
         </w:rPr>
-        <w:t>The calibration rests on about seven informative comparisons</w:t>
+        <w:t>The calibration rests on six informative comparisons</w:t>
       </w:r>
       <w:r>
         <w:t>, three beds are fitted trivially, and four anchors are two arms of two trials.</w:t>
@@ -1563,10 +1732,49 @@
         <w:rPr>
           <w:b/>
         </w:rPr>
-        <w:t>Seven of eleven constants are on their bounds, and the mechanical axis is switched off by the fit.</w:t>
+        <w:t>Seven of eleven constants are on their bounds, and removing the mechanical axis improves the fit.</w:t>
       </w:r>
       <w:r>
         <w:t xml:space="preserve"> The four-axis structure is not established by this calibration.</w:t>
+      </w:r>
+    </w:p>
+    <w:p>
+      <w:pPr>
+        <w:pStyle w:val="ListBullet"/>
+      </w:pPr>
+      <w:r>
+        <w:rPr>
+          <w:b/>
+        </w:rPr>
+        <w:t>Half the headline calibration error is an identity.</w:t>
+      </w:r>
+      <w:r>
+        <w:t xml:space="preserve"> Six of the twelve anchors are their own bed's reference case; on the six informative ones the error is 2.3 points.</w:t>
+      </w:r>
+    </w:p>
+    <w:p>
+      <w:pPr>
+        <w:pStyle w:val="ListBullet"/>
+      </w:pPr>
+      <w:r>
+        <w:rPr>
+          <w:b/>
+        </w:rPr>
+        <w:t>The model's intermediate quantities are not physiological.</w:t>
+      </w:r>
+      <w:r>
+        <w:t xml:space="preserve"> The fitted neointimal asymptote implies per-side thicknesses of 0.4 to 2.4 mm — up to 2,358 µm in a 2.75 mm below-the-knee vessel, against published in-stent late lumen loss of order 0.1 mm — and Γ_H spends much of year one at its numerical floor in the balloon anchors. The operator reproduces the endpoint while getting the path to it wrong, which is the failure a 12-month endpoint cannot detect and an imaging endpoint would.</w:t>
+      </w:r>
+    </w:p>
+    <w:p>
+      <w:pPr>
+        <w:pStyle w:val="ListBullet"/>
+      </w:pPr>
+      <w:r>
+        <w:rPr>
+          <w:b/>
+        </w:rPr>
+        <w:t>The audit was performed by language-model agents and has not been checked by a human opening the papers.</w:t>
       </w:r>
     </w:p>
     <w:p>
@@ -1684,6 +1892,15 @@
         <w:rPr>
           <w:b/>
         </w:rPr>
+        <w:t>Use of AI.</w:t>
+      </w:r>
+      <w:r>
+        <w:t xml:space="preserve"> The operator, the calibration and the in-silico experiments were implemented with the assistance of a large language model (Claude Opus 5), which also performed the citation audit of §3 and drafted portions of this manuscript. The authors directed the work, chose the modelling commitments, and take responsibility for the content. The audit's raw agent-by-agent record is released with the code so that its provenance can be inspected rather than taken on trust. </w:t>
+      </w:r>
+      <w:r>
+        <w:rPr>
+          <w:b/>
+        </w:rPr>
         <w:t>Author contributions.</w:t>
       </w:r>
       <w:r>
@@ -1771,7 +1988,66 @@
         <w:rPr>
           <w:i/>
         </w:rPr>
-        <w:t>[DOI to be added once assigned — do not post without it.]</w:t>
+        <w:t>[DOI to be added before posting.]</w:t>
+      </w:r>
+    </w:p>
+    <w:p>
+      <w:pPr>
+        <w:pStyle w:val="ListNumber"/>
+      </w:pPr>
+      <w:r>
+        <w:t xml:space="preserve">You L, Chen Y, Zhang Z, Wang Y, Shen L, Ge J. High suitcordance for panvascular full-watershed organs: a new interventional perspective. </w:t>
+      </w:r>
+      <w:r>
+        <w:rPr>
+          <w:i/>
+        </w:rPr>
+        <w:t>Research (Wash D C)</w:t>
+      </w:r>
+      <w:r>
+        <w:t>.</w:t>
+      </w:r>
+    </w:p>
+    <w:p>
+      <w:pPr>
+        <w:pStyle w:val="ListNumber"/>
+      </w:pPr>
+      <w:r>
+        <w:t>doi:10.34133/research.0974</w:t>
+      </w:r>
+    </w:p>
+    <w:p>
+      <w:pPr>
+        <w:pStyle w:val="ListNumber"/>
+      </w:pPr>
+      <w:r>
+        <w:t xml:space="preserve">You L, Chen Y, Zhang Z, Wang Y, Gu Z, Shen L, Ge J. The FLOW framework: a panvascular-on-a-chip platform to model systemic disease and guide panvascular interventional device suitcordance. </w:t>
+      </w:r>
+      <w:r>
+        <w:rPr>
+          <w:i/>
+        </w:rPr>
+        <w:t>Sci Bull</w:t>
+      </w:r>
+      <w:r>
+        <w:t>. 2026. doi:10.1016/j.scib.2025.12.051</w:t>
+      </w:r>
+    </w:p>
+    <w:p>
+      <w:pPr>
+        <w:pStyle w:val="ListNumber"/>
+      </w:pPr>
+      <w:r>
+        <w:t xml:space="preserve">You L, Yao J, Qiu Y, Wang Y, Sun Y, Zhang R, Shen L, Ge J. From intravascular imaging to adaptive vascular care: intelligent photonics and digital twins in panvascular disease. </w:t>
+      </w:r>
+      <w:r>
+        <w:rPr>
+          <w:i/>
+        </w:rPr>
+        <w:t>Light Sci Appl</w:t>
+      </w:r>
+      <w:r>
+        <w:t>. 2026. doi:10.1038/s41377-026-02410-6</w:t>
       </w:r>
     </w:p>
     <w:p>

--- a/preprint/Suitcordance_preprint.docx
+++ b/preprint/Suitcordance_preprint.docx
@@ -1813,10 +1813,112 @@
         <w:rPr>
           <w:b/>
         </w:rPr>
+        <w:t>The below-the-knee baseline is a withdrawn device from a negative trial.</w:t>
+      </w:r>
+      <w:r>
+        <w:t xml:space="preserve"> λ₀(btk) and that bed's reference case are IN.PACT DEEP's drug-eluting balloon arm: the trial missed its primary endpoints (CD-TLR 9.2% against 13.1% for plain angioplasty), carried a major-amputation signal (8.8% against 3.6%), and IN.PACT Amphirion was withdrawn worldwide in 2013. It is used because it is the best-adjudicated 12-month CD-TLR in that bed, not because it is good care, and Γ*(btk) = 0.21 against 0.47–0.74 elsewhere is a property of that anchor rather than of the bed. Four of the twelve retained anchors are paclitaxel-balloon arms from two trials by one manufacturer.</w:t>
+      </w:r>
+    </w:p>
+    <w:p>
+      <w:pPr>
+        <w:pStyle w:val="ListBullet"/>
+      </w:pPr>
+      <w:r>
+        <w:rPr>
+          <w:b/>
+        </w:rPr>
+        <w:t>The mechanical axis cannot penalise a balloon.</w:t>
+      </w:r>
+      <w:r>
+        <w:t xml:space="preserve"> Γ_M is exactly 1 for every balloon anchor at every timepoint, because overstretch strain is computed after recoil and recoil always puts the balloon below the reference diameter. There is no dissection, bailout-stenting or perforation term. In the femoropopliteal bed this hands 36% of the weight to a drug-coated balloon at a perfect score before any physiology is evaluated, and the device setting Γ*(sfa) is itself a balloon.</w:t>
+      </w:r>
+    </w:p>
+    <w:p>
+      <w:pPr>
+        <w:pStyle w:val="ListBullet"/>
+      </w:pPr>
+      <w:r>
+        <w:rPr>
+          <w:b/>
+        </w:rPr>
+        <w:t>Stenosis severity is ignored.</w:t>
+      </w:r>
+      <w:r>
+        <w:t xml:space="preserve"> </w:t>
+      </w:r>
+      <w:r>
+        <w:rPr>
+          <w:rFonts w:ascii="Consolas" w:hAnsi="Consolas"/>
+          <w:sz w:val="19"/>
+        </w:rPr>
+        <w:t>Lesion.stenosis</w:t>
+      </w:r>
+      <w:r>
+        <w:t xml:space="preserve"> is never read by the operator: a 40% and a 95% stenosis give bit-identical output. A 1:1 balloon therefore delivers an injury index of exactly zero, which deletes the mechanism of post-angioplasty restenosis.</w:t>
+      </w:r>
+    </w:p>
+    <w:p>
+      <w:pPr>
+        <w:pStyle w:val="ListBullet"/>
+      </w:pPr>
+      <w:r>
+        <w:rPr>
+          <w:b/>
+        </w:rPr>
+        <w:t>The model reproduces the endpoint through a physically wrong path.</w:t>
+      </w:r>
+      <w:r>
+        <w:t xml:space="preserve"> See §8.1.</w:t>
+      </w:r>
+    </w:p>
+    <w:p>
+      <w:pPr>
+        <w:pStyle w:val="ListBullet"/>
+      </w:pPr>
+      <w:r>
+        <w:rPr>
+          <w:b/>
+        </w:rPr>
         <w:t>Not a clinical decision tool</w:t>
       </w:r>
       <w:r>
         <w:t xml:space="preserve"> and must not be used as one.</w:t>
+      </w:r>
+    </w:p>
+    <w:p>
+      <w:pPr>
+        <w:pStyle w:val="Heading2"/>
+      </w:pPr>
+      <w:r>
+        <w:t>8.1 The neointima is not physiological, and it matters</w:t>
+      </w:r>
+    </w:p>
+    <w:p>
+      <w:r>
+        <w:t xml:space="preserve">The fitted neointimal constant implies 12-month per-side thicknesses of 0.5 to 2.2 mm — 528 µm for the contemporary drug-eluting stent anchor whose observed CD-TLR is 2.0%, 2,245 µm in a 2.75 mm below-the-knee vessel — against measured values of order 100 µm by optical coherence tomography for a contemporary stent. The coronary DES anchor is modelled as ending year one at 52% diameter stenosis in a population that revascularised 2% of lesions, and three anchors reach the lumen floor and are effectively modelled as occluded. </w:t>
+      </w:r>
+      <w:r>
+        <w:rPr>
+          <w:b/>
+        </w:rPr>
+        <w:t>Γ_H sits at or near its numerical clip for nine of the twelve anchors at 365 days</w:t>
+      </w:r>
+      <w:r>
+        <w:t>, so for most anchors τ_sc and the mismatch dose are reporting where a clip was hit rather than device–vessel physics.</w:t>
+      </w:r>
+    </w:p>
+    <w:p>
+      <w:r>
+        <w:t xml:space="preserve">We report this rather than refitting around it, because it is the clearest available illustration of the paper's own argument. A model can match an endpoint through a path that is wrong, and a 12-month revascularisation endpoint cannot detect that; late lumen loss and follow-up percent diameter stenosis are published by these same trials and falsify it in one line. That is why it is now falsification item 6, and why nothing in this paper should be read as evidence that the operator's internals are right. A refit under a physiological bound is the obvious next step, and if the anchors cannot be reproduced under one, </w:t>
+      </w:r>
+      <w:r>
+        <w:rPr>
+          <w:b/>
+        </w:rPr>
+        <w:t>that is the result</w:t>
+      </w:r>
+      <w:r>
+        <w:t>.</w:t>
       </w:r>
     </w:p>
     <w:p>
@@ -5375,7 +5477,7 @@
           <w:i/>
           <w:sz w:val="17"/>
         </w:rPr>
-        <w:t xml:space="preserve"> — Old anchor 12%, which is the midpoint of this trial's two arms (9.2 and 13.1). Averaging two arms is not an anchor. Rutherford 4-6 CLI, so death and major amputation compete with revascularisation and pull CD-TLR down for reasons that are not device-vessel matching.</w:t>
+        <w:t xml:space="preserve"> — Old anchor 12%, which is the midpoint of this trial's two arms (9.2 and 13.1). Averaging two arms is not an anchor. IN.PACT DEEP was NEGATIVE: it missed its primary efficacy endpoints, showed no benefit over plain angioplasty, carried a major-amputation signal (8.8% against 3.6%, p = 0.080), and IN.PACT Amphirion was withdrawn worldwide in November 2013. This arm is used because it is the best-adjudicated 12-month CD-TLR in this bed, not because it is good care, and lambda0(btk) inherits that. Rutherford 4-6 CLI, so death and major amputation compete with revascularisation and pull CD-TLR down for reasons that are not device-vessel matching.</w:t>
       </w:r>
     </w:p>
     <w:p>

--- a/preprint/Suitcordance_preprint.docx
+++ b/preprint/Suitcordance_preprint.docx
@@ -114,7 +114,12 @@
     </w:p>
     <w:p>
       <w:r>
-        <w:t>‡ Corresponding authors. Email: shen_li@fudan.edu.cn (L.S.); &amp;lt;GE_EMAIL&amp;gt; (J.G.).</w:t>
+        <w:t>‡ Corresponding authors. Email: jbge@zs-hospital.sh.cn (J.G.); shen_li@fudan.edu.cn (L.S.).</w:t>
+      </w:r>
+    </w:p>
+    <w:p>
+      <w:r>
+        <w:t>ORCID: L.Y. 0000-0003-0794-5907; J.G. 0000-0002-9360-7332.</w:t>
       </w:r>
     </w:p>
     <w:p>

--- a/preprint/Suitcordance_preprint.docx
+++ b/preprint/Suitcordance_preprint.docx
@@ -119,7 +119,12 @@
     </w:p>
     <w:p>
       <w:r>
-        <w:t>ORCID: L.Y. 0000-0003-0794-5907; J.G. 0000-0002-9360-7332.</w:t>
+        <w:t>First author correspondence: lingsenyou@fudan.edu.cn (L.Y.).</w:t>
+      </w:r>
+    </w:p>
+    <w:p>
+      <w:r>
+        <w:t>ORCID: L.Y. 0000-0003-0794-5907; J.G. 0000-0002-9360-7332. L.S. has no ORCID.</w:t>
       </w:r>
     </w:p>
     <w:p>

--- a/preprint/Suitcordance_preprint.docx
+++ b/preprint/Suitcordance_preprint.docx
@@ -174,16 +174,30 @@
     </w:p>
     <w:p>
       <w:r>
-        <w:t xml:space="preserve">We therefore report the corrected calibration: 12 anchors, all revascularisation constructs, each carrying seven declared provenance fields, with four further anchors excluded and listed. Eleven free constants fit these with a mean absolute error of 1.4 percentage points — which we report as a consistency check and not as performance, because eleven constants against six informative comparisons is under-determined, and because six of the twelve anchors are their own bed's reference case and reproduce its baseline rate by construction: on the six genuinely informative anchors the error is 2.3 points. Seven of the eleven constants land on their bounds, and </w:t>
+        <w:t>We therefore report the corrected calibration: 12 anchors, all revascularisation constructs, each carrying seven declared provenance fields, with four further anchors excluded and listed. Eleven free constants fit these to a mean absolute error of 1.5 percentage points — which we report as a consistency check and not as performance, because eleven constants against six informative comparisons is under-determined, and because six of the twelve anchors are their own bed's reference case and reproduce its baseline rate by construction.</w:t>
+      </w:r>
+    </w:p>
+    <w:p>
+      <w:r>
+        <w:t xml:space="preserve">A second audit, of the model rather than the literature, produced the result we think matters most. The operator was reproducing its endpoints through a path that cannot occur in an artery: up to 2.4 mm of neointima per side, the hemodynamic axis pinned at its numerical floor for nine of twelve anchors, the mechanical axis exactly inert for every balloon, and lesion stenosis declared but never read, so that a 40% and a 95% stenosis gave identical output. Repairing those four defects and refitting under physiological bounds reveals a frontier rather than a fix. </w:t>
       </w:r>
       <w:r>
         <w:rPr>
           <w:b/>
         </w:rPr>
-        <w:t>removing the mechanical axis entirely improves the fit</w:t>
-      </w:r>
-      <w:r>
-        <w:t xml:space="preserve"> (1.37 to 1.32 points), so that axis is not merely unused but currently harmful. Whether it is empty, wrongly specified, or simply invisible to a 12-month revascularisation endpoint is not decidable here; §7 states the test. In a 9,000-procedure simulation with an unobserved frailty term and realistic measurement error, the operator's four-number summary reached AUC 0.790 at n = 100, a level 44 raw features had not reached by n = 800. The pan-vascular transfer claim did not survive its own test either way: against a linear model given the same continuous bed physiology, the operator's cross-bed difference was −0.024 AUC at the first seed we ran, but the sign flips across simulation seeds (−0.024 to +0.037), and a bootstrap over the four held-out beds — the actual unit of the claim — covers zero at every seed. With four beds the design has no power to decide, which is itself the finding. No patient-level data were used. This is a modelling, calibration and evidence-audit report, not a validation.</w:t>
+        <w:t>As the internals are forced toward plausibility, accuracy degrades monotonically — 1.18, 1.51, 2.16 and 3.46 points of mean absolute error — while the number of constants pinned at a bound rises 6, 7, 8, 9 of 11, and at the tightest setting the worst anchor is off by 18 points.</w:t>
+      </w:r>
+      <w:r>
+        <w:t xml:space="preserve"> Only in the middle of that frontier is the mechanical axis identified at all: there, removing it costs 0.45 points, whereas before the repairs removing it </w:t>
+      </w:r>
+      <w:r>
+        <w:rPr>
+          <w:i/>
+        </w:rPr>
+        <w:t>improved</w:t>
+      </w:r>
+      <w:r>
+        <w:t xml:space="preserve"> the fit. A model that reproduces published outcomes only when its internal quantities are impossible has not reproduced them, and we report the frontier rather than a point on it. In a 9,000-procedure simulation with an unobserved frailty term and realistic measurement error, the operator's four-number summary reached AUC 0.817 at n = 100, a level 44 raw features had not reached by n = 800 (0.792). The pan-vascular transfer claim did not survive its own test either way: the operator's cross-bed difference against a linear model given the same continuous bed physiology is +0.012 AUC (-0.003 to +0.024), the sign flips across simulation seeds, and a bootstrap over the four held-out beds — the actual unit of the claim — covers zero at every seed. With four beds the design has no power to decide, which is itself the finding. No patient-level data were used. This is a modelling, calibration and evidence-audit report, not a validation.</w:t>
       </w:r>
     </w:p>
     <w:p>
@@ -1266,42 +1280,804 @@
       </w:r>
     </w:p>
     <w:p>
+      <w:pPr>
+        <w:pStyle w:val="Heading2"/>
+      </w:pPr>
+      <w:r>
+        <w:t>4.1 A second audit, of the model</w:t>
+      </w:r>
+    </w:p>
+    <w:p>
+      <w:r>
+        <w:t>A reviewer then did to the operator what §3 did to the literature, and it did not survive either. Four defects, each reproduced by running the released code:</w:t>
+      </w:r>
+    </w:p>
+    <w:p>
+      <w:pPr>
+        <w:pStyle w:val="ListBullet"/>
+      </w:pPr>
       <w:r>
         <w:rPr>
           <w:b/>
         </w:rPr>
-        <w:t>Seven of the eleven fitted constants sit on their bounds</w:t>
-      </w:r>
-      <w:r>
-        <w:t xml:space="preserve">, which is the clearest signal in the fit and points at the model rather than at the data. Γ_M is built from three kernels and all three are degenerate: the compliance-mismatch and overstretch kernels collapse to their floors, and the cyclic-fatigue kernel is pinned at its </w:t>
+        <w:t>The neointima was not physiological.</w:t>
+      </w:r>
+      <w:r>
+        <w:t xml:space="preserve"> The fitted asymptote implied 0.5 to 2.4 mm per side — 528 µm under the contemporary drug-eluting stent anchor whose observed CD-TLR is 2.0%, against roughly 100 µm measured by optical coherence tomography.</w:t>
+      </w:r>
+    </w:p>
+    <w:p>
+      <w:pPr>
+        <w:pStyle w:val="ListBullet"/>
+      </w:pPr>
+      <w:r>
+        <w:rPr>
+          <w:b/>
+        </w:rPr>
+        <w:t>Γ_H was reporting a clip, not physics.</w:t>
+      </w:r>
+      <w:r>
+        <w:t xml:space="preserve"> Nine of twelve anchors sat at the lumen floor for most of year one, on the axis that was doing the explaining.</w:t>
+      </w:r>
+    </w:p>
+    <w:p>
+      <w:pPr>
+        <w:pStyle w:val="ListBullet"/>
+      </w:pPr>
+      <w:r>
+        <w:rPr>
+          <w:b/>
+        </w:rPr>
+        <w:t>The mechanical axis was inert for balloons.</w:t>
+      </w:r>
+      <w:r>
+        <w:t xml:space="preserve"> Γ_M was exactly 1.0000, at every timepoint and every sizing, for every balloon anchor, because overstretch strain was computed after recoil and recoil always put the balloon below the reference diameter. The axis meant to carry dissection could not charge the devices that cause it, and in the femoropopliteal bed that handed 36% of the weight to a balloon for nothing.</w:t>
+      </w:r>
+    </w:p>
+    <w:p>
+      <w:pPr>
+        <w:pStyle w:val="ListBullet"/>
+      </w:pPr>
+      <w:r>
+        <w:rPr>
+          <w:b/>
+        </w:rPr>
+        <w:t>Lesion stenosis was declared and never read.</w:t>
+      </w:r>
+      <w:r>
+        <w:t xml:space="preserve"> A 40% and a 95% stenosis produced bit-identical output; recoil was applied to the balloon's diameter rather than to the acute gain, which is what recoils; and a 1:1 balloon delivered an injury index of exactly zero, deleting the mechanism of post-angioplasty restenosis.</w:t>
+      </w:r>
+    </w:p>
+    <w:p>
+      <w:r>
+        <w:t xml:space="preserve">We repaired all four — stenosis now sets the pre-procedure lumen and drives both recoil and barotrauma, overstretch is taken at inflation, and the neointima carries a ceiling at a fixed fraction of the deployed radius — and refitted. The repairs by themselves </w:t>
       </w:r>
       <w:r>
         <w:rPr>
           <w:i/>
         </w:rPr>
-        <w:t>ceiling</w:t>
-      </w:r>
-      <w:r>
-        <w:t xml:space="preserve"> (11.999 against a bound of 12.0). We report the ceiling as well as the floors, because omitting it would be exactly the selective reading of a bounds table that this paper otherwise argues against.</w:t>
+        <w:t>improved</w:t>
+      </w:r>
+      <w:r>
+        <w:t xml:space="preserve"> the unconstrained fit, from 1.37 to 1.18 points: getting the physics right made the model fit better, not worse.</w:t>
       </w:r>
     </w:p>
     <w:p>
-      <w:r>
-        <w:t xml:space="preserve">We then did the obvious test and it went against us. </w:t>
-      </w:r>
+      <w:pPr>
+        <w:pStyle w:val="Heading2"/>
+      </w:pPr>
+      <w:r>
+        <w:t>4.2 The frontier</w:t>
+      </w:r>
+    </w:p>
+    <w:p>
+      <w:r>
+        <w:t>Forcing the internals toward plausibility is then a trade-off, and we measured it by refitting all eleven constants from scratch at four settings.</w:t>
+      </w:r>
+    </w:p>
+    <w:tbl>
+      <w:tblPr>
+        <w:tblStyle w:val="LightGrid-Accent1"/>
+        <w:tblW w:type="auto" w:w="0"/>
+        <w:tblLook w:firstColumn="1" w:firstRow="1" w:lastColumn="0" w:lastRow="0" w:noHBand="0" w:noVBand="1" w:val="04A0"/>
+      </w:tblPr>
+      <w:tblGrid>
+        <w:gridCol w:w="1234"/>
+        <w:gridCol w:w="1234"/>
+        <w:gridCol w:w="1234"/>
+        <w:gridCol w:w="1234"/>
+        <w:gridCol w:w="1234"/>
+        <w:gridCol w:w="1234"/>
+        <w:gridCol w:w="1234"/>
+      </w:tblGrid>
+      <w:tr>
+        <w:tc>
+          <w:tcPr>
+            <w:tcW w:type="dxa" w:w="1234"/>
+          </w:tcPr>
+          <w:p>
+            <w:r>
+              <w:rPr>
+                <w:b/>
+                <w:sz w:val="18"/>
+              </w:rPr>
+            </w:r>
+            <w:r>
+              <w:rPr>
+                <w:b/>
+                <w:sz w:val="18"/>
+              </w:rPr>
+              <w:t>bounds on the internals</w:t>
+            </w:r>
+          </w:p>
+        </w:tc>
+        <w:tc>
+          <w:tcPr>
+            <w:tcW w:type="dxa" w:w="1234"/>
+          </w:tcPr>
+          <w:p>
+            <w:r>
+              <w:rPr>
+                <w:b/>
+                <w:sz w:val="18"/>
+              </w:rPr>
+            </w:r>
+            <w:r>
+              <w:rPr>
+                <w:b/>
+                <w:sz w:val="18"/>
+              </w:rPr>
+              <w:t>MAE, pts</w:t>
+            </w:r>
+          </w:p>
+        </w:tc>
+        <w:tc>
+          <w:tcPr>
+            <w:tcW w:type="dxa" w:w="1234"/>
+          </w:tcPr>
+          <w:p>
+            <w:r>
+              <w:rPr>
+                <w:b/>
+                <w:sz w:val="18"/>
+              </w:rPr>
+            </w:r>
+            <w:r>
+              <w:rPr>
+                <w:b/>
+                <w:sz w:val="18"/>
+              </w:rPr>
+              <w:t>worst</w:t>
+            </w:r>
+          </w:p>
+        </w:tc>
+        <w:tc>
+          <w:tcPr>
+            <w:tcW w:type="dxa" w:w="1234"/>
+          </w:tcPr>
+          <w:p>
+            <w:r>
+              <w:rPr>
+                <w:b/>
+                <w:sz w:val="18"/>
+              </w:rPr>
+            </w:r>
+            <w:r>
+              <w:rPr>
+                <w:b/>
+                <w:sz w:val="18"/>
+              </w:rPr>
+              <w:t>neointima, µm</w:t>
+            </w:r>
+          </w:p>
+        </w:tc>
+        <w:tc>
+          <w:tcPr>
+            <w:tcW w:type="dxa" w:w="1234"/>
+          </w:tcPr>
+          <w:p>
+            <w:r>
+              <w:rPr>
+                <w:b/>
+                <w:sz w:val="18"/>
+              </w:rPr>
+            </w:r>
+            <w:r>
+              <w:rPr>
+                <w:b/>
+                <w:sz w:val="18"/>
+              </w:rPr>
+              <w:t>Γ_H on floor</w:t>
+            </w:r>
+          </w:p>
+        </w:tc>
+        <w:tc>
+          <w:tcPr>
+            <w:tcW w:type="dxa" w:w="1234"/>
+          </w:tcPr>
+          <w:p>
+            <w:r>
+              <w:rPr>
+                <w:b/>
+                <w:sz w:val="18"/>
+              </w:rPr>
+            </w:r>
+            <w:r>
+              <w:rPr>
+                <w:b/>
+                <w:sz w:val="18"/>
+              </w:rPr>
+              <w:t>constants at a bound</w:t>
+            </w:r>
+          </w:p>
+        </w:tc>
+        <w:tc>
+          <w:tcPr>
+            <w:tcW w:type="dxa" w:w="1234"/>
+          </w:tcPr>
+          <w:p>
+            <w:r>
+              <w:rPr>
+                <w:b/>
+                <w:sz w:val="18"/>
+              </w:rPr>
+            </w:r>
+            <w:r>
+              <w:rPr>
+                <w:b/>
+                <w:sz w:val="18"/>
+              </w:rPr>
+              <w:t>cost of removing Γ_M</w:t>
+            </w:r>
+          </w:p>
+        </w:tc>
+      </w:tr>
+      <w:tr>
+        <w:tc>
+          <w:tcPr>
+            <w:tcW w:type="dxa" w:w="1234"/>
+          </w:tcPr>
+          <w:p>
+            <w:r>
+              <w:rPr>
+                <w:sz w:val="18"/>
+              </w:rPr>
+            </w:r>
+            <w:r>
+              <w:rPr>
+                <w:sz w:val="18"/>
+              </w:rPr>
+              <w:t>unbounded</w:t>
+            </w:r>
+          </w:p>
+        </w:tc>
+        <w:tc>
+          <w:tcPr>
+            <w:tcW w:type="dxa" w:w="1234"/>
+          </w:tcPr>
+          <w:p>
+            <w:r>
+              <w:rPr>
+                <w:sz w:val="18"/>
+              </w:rPr>
+            </w:r>
+            <w:r>
+              <w:rPr>
+                <w:sz w:val="18"/>
+              </w:rPr>
+              <w:t>1.18</w:t>
+            </w:r>
+          </w:p>
+        </w:tc>
+        <w:tc>
+          <w:tcPr>
+            <w:tcW w:type="dxa" w:w="1234"/>
+          </w:tcPr>
+          <w:p>
+            <w:r>
+              <w:rPr>
+                <w:sz w:val="18"/>
+              </w:rPr>
+            </w:r>
+            <w:r>
+              <w:rPr>
+                <w:sz w:val="18"/>
+              </w:rPr>
+              <w:t>5.09</w:t>
+            </w:r>
+          </w:p>
+        </w:tc>
+        <w:tc>
+          <w:tcPr>
+            <w:tcW w:type="dxa" w:w="1234"/>
+          </w:tcPr>
+          <w:p>
+            <w:r>
+              <w:rPr>
+                <w:sz w:val="18"/>
+              </w:rPr>
+            </w:r>
+            <w:r>
+              <w:rPr>
+                <w:sz w:val="18"/>
+              </w:rPr>
+              <w:t>1014</w:t>
+            </w:r>
+          </w:p>
+        </w:tc>
+        <w:tc>
+          <w:tcPr>
+            <w:tcW w:type="dxa" w:w="1234"/>
+          </w:tcPr>
+          <w:p>
+            <w:r>
+              <w:rPr>
+                <w:sz w:val="18"/>
+              </w:rPr>
+            </w:r>
+            <w:r>
+              <w:rPr>
+                <w:sz w:val="18"/>
+              </w:rPr>
+              <w:t>5/12</w:t>
+            </w:r>
+          </w:p>
+        </w:tc>
+        <w:tc>
+          <w:tcPr>
+            <w:tcW w:type="dxa" w:w="1234"/>
+          </w:tcPr>
+          <w:p>
+            <w:r>
+              <w:rPr>
+                <w:sz w:val="18"/>
+              </w:rPr>
+            </w:r>
+            <w:r>
+              <w:rPr>
+                <w:sz w:val="18"/>
+              </w:rPr>
+              <w:t>6/11</w:t>
+            </w:r>
+          </w:p>
+        </w:tc>
+        <w:tc>
+          <w:tcPr>
+            <w:tcW w:type="dxa" w:w="1234"/>
+          </w:tcPr>
+          <w:p>
+            <w:r>
+              <w:rPr>
+                <w:sz w:val="18"/>
+              </w:rPr>
+            </w:r>
+            <w:r>
+              <w:rPr>
+                <w:sz w:val="18"/>
+              </w:rPr>
+              <w:t>+0.07</w:t>
+            </w:r>
+          </w:p>
+        </w:tc>
+      </w:tr>
+      <w:tr>
+        <w:tc>
+          <w:tcPr>
+            <w:tcW w:type="dxa" w:w="1234"/>
+          </w:tcPr>
+          <w:p>
+            <w:r>
+              <w:rPr>
+                <w:sz w:val="18"/>
+              </w:rPr>
+            </w:r>
+            <w:r>
+              <w:rPr>
+                <w:sz w:val="18"/>
+              </w:rPr>
+              <w:t>neointima bounded</w:t>
+            </w:r>
+          </w:p>
+        </w:tc>
+        <w:tc>
+          <w:tcPr>
+            <w:tcW w:type="dxa" w:w="1234"/>
+          </w:tcPr>
+          <w:p>
+            <w:r>
+              <w:rPr>
+                <w:sz w:val="18"/>
+              </w:rPr>
+            </w:r>
+            <w:r>
+              <w:rPr>
+                <w:sz w:val="18"/>
+              </w:rPr>
+              <w:t>1.51</w:t>
+            </w:r>
+          </w:p>
+        </w:tc>
+        <w:tc>
+          <w:tcPr>
+            <w:tcW w:type="dxa" w:w="1234"/>
+          </w:tcPr>
+          <w:p>
+            <w:r>
+              <w:rPr>
+                <w:sz w:val="18"/>
+              </w:rPr>
+            </w:r>
+            <w:r>
+              <w:rPr>
+                <w:sz w:val="18"/>
+              </w:rPr>
+              <w:t>5.87</w:t>
+            </w:r>
+          </w:p>
+        </w:tc>
+        <w:tc>
+          <w:tcPr>
+            <w:tcW w:type="dxa" w:w="1234"/>
+          </w:tcPr>
+          <w:p>
+            <w:r>
+              <w:rPr>
+                <w:sz w:val="18"/>
+              </w:rPr>
+            </w:r>
+            <w:r>
+              <w:rPr>
+                <w:sz w:val="18"/>
+              </w:rPr>
+              <w:t>819</w:t>
+            </w:r>
+          </w:p>
+        </w:tc>
+        <w:tc>
+          <w:tcPr>
+            <w:tcW w:type="dxa" w:w="1234"/>
+          </w:tcPr>
+          <w:p>
+            <w:r>
+              <w:rPr>
+                <w:sz w:val="18"/>
+              </w:rPr>
+            </w:r>
+            <w:r>
+              <w:rPr>
+                <w:sz w:val="18"/>
+              </w:rPr>
+              <w:t>6/12</w:t>
+            </w:r>
+          </w:p>
+        </w:tc>
+        <w:tc>
+          <w:tcPr>
+            <w:tcW w:type="dxa" w:w="1234"/>
+          </w:tcPr>
+          <w:p>
+            <w:r>
+              <w:rPr>
+                <w:sz w:val="18"/>
+              </w:rPr>
+            </w:r>
+            <w:r>
+              <w:rPr>
+                <w:sz w:val="18"/>
+              </w:rPr>
+              <w:t>7/11</w:t>
+            </w:r>
+          </w:p>
+        </w:tc>
+        <w:tc>
+          <w:tcPr>
+            <w:tcW w:type="dxa" w:w="1234"/>
+          </w:tcPr>
+          <w:p>
+            <w:r>
+              <w:rPr>
+                <w:sz w:val="18"/>
+              </w:rPr>
+            </w:r>
+            <w:r>
+              <w:rPr>
+                <w:sz w:val="18"/>
+              </w:rPr>
+              <w:t>+0.45</w:t>
+            </w:r>
+          </w:p>
+        </w:tc>
+      </w:tr>
+      <w:tr>
+        <w:tc>
+          <w:tcPr>
+            <w:tcW w:type="dxa" w:w="1234"/>
+          </w:tcPr>
+          <w:p>
+            <w:r>
+              <w:rPr>
+                <w:sz w:val="18"/>
+              </w:rPr>
+            </w:r>
+            <w:r>
+              <w:rPr>
+                <w:sz w:val="18"/>
+              </w:rPr>
+              <w:t>+ lumen kernel bounded</w:t>
+            </w:r>
+          </w:p>
+        </w:tc>
+        <w:tc>
+          <w:tcPr>
+            <w:tcW w:type="dxa" w:w="1234"/>
+          </w:tcPr>
+          <w:p>
+            <w:r>
+              <w:rPr>
+                <w:sz w:val="18"/>
+              </w:rPr>
+            </w:r>
+            <w:r>
+              <w:rPr>
+                <w:sz w:val="18"/>
+              </w:rPr>
+              <w:t>2.16</w:t>
+            </w:r>
+          </w:p>
+        </w:tc>
+        <w:tc>
+          <w:tcPr>
+            <w:tcW w:type="dxa" w:w="1234"/>
+          </w:tcPr>
+          <w:p>
+            <w:r>
+              <w:rPr>
+                <w:sz w:val="18"/>
+              </w:rPr>
+            </w:r>
+            <w:r>
+              <w:rPr>
+                <w:sz w:val="18"/>
+              </w:rPr>
+              <w:t>11.25</w:t>
+            </w:r>
+          </w:p>
+        </w:tc>
+        <w:tc>
+          <w:tcPr>
+            <w:tcW w:type="dxa" w:w="1234"/>
+          </w:tcPr>
+          <w:p>
+            <w:r>
+              <w:rPr>
+                <w:sz w:val="18"/>
+              </w:rPr>
+            </w:r>
+            <w:r>
+              <w:rPr>
+                <w:sz w:val="18"/>
+              </w:rPr>
+              <w:t>819</w:t>
+            </w:r>
+          </w:p>
+        </w:tc>
+        <w:tc>
+          <w:tcPr>
+            <w:tcW w:type="dxa" w:w="1234"/>
+          </w:tcPr>
+          <w:p>
+            <w:r>
+              <w:rPr>
+                <w:sz w:val="18"/>
+              </w:rPr>
+            </w:r>
+            <w:r>
+              <w:rPr>
+                <w:sz w:val="18"/>
+              </w:rPr>
+              <w:t>4/12</w:t>
+            </w:r>
+          </w:p>
+        </w:tc>
+        <w:tc>
+          <w:tcPr>
+            <w:tcW w:type="dxa" w:w="1234"/>
+          </w:tcPr>
+          <w:p>
+            <w:r>
+              <w:rPr>
+                <w:sz w:val="18"/>
+              </w:rPr>
+            </w:r>
+            <w:r>
+              <w:rPr>
+                <w:sz w:val="18"/>
+              </w:rPr>
+              <w:t>8/11</w:t>
+            </w:r>
+          </w:p>
+        </w:tc>
+        <w:tc>
+          <w:tcPr>
+            <w:tcW w:type="dxa" w:w="1234"/>
+          </w:tcPr>
+          <w:p>
+            <w:r>
+              <w:rPr>
+                <w:sz w:val="18"/>
+              </w:rPr>
+            </w:r>
+            <w:r>
+              <w:rPr>
+                <w:sz w:val="18"/>
+              </w:rPr>
+              <w:t>-0.05</w:t>
+            </w:r>
+          </w:p>
+        </w:tc>
+      </w:tr>
+      <w:tr>
+        <w:tc>
+          <w:tcPr>
+            <w:tcW w:type="dxa" w:w="1234"/>
+          </w:tcPr>
+          <w:p>
+            <w:r>
+              <w:rPr>
+                <w:sz w:val="18"/>
+              </w:rPr>
+            </w:r>
+            <w:r>
+              <w:rPr>
+                <w:sz w:val="18"/>
+              </w:rPr>
+              <w:t>both tight</w:t>
+            </w:r>
+          </w:p>
+        </w:tc>
+        <w:tc>
+          <w:tcPr>
+            <w:tcW w:type="dxa" w:w="1234"/>
+          </w:tcPr>
+          <w:p>
+            <w:r>
+              <w:rPr>
+                <w:sz w:val="18"/>
+              </w:rPr>
+            </w:r>
+            <w:r>
+              <w:rPr>
+                <w:sz w:val="18"/>
+              </w:rPr>
+              <w:t>3.46</w:t>
+            </w:r>
+          </w:p>
+        </w:tc>
+        <w:tc>
+          <w:tcPr>
+            <w:tcW w:type="dxa" w:w="1234"/>
+          </w:tcPr>
+          <w:p>
+            <w:r>
+              <w:rPr>
+                <w:sz w:val="18"/>
+              </w:rPr>
+            </w:r>
+            <w:r>
+              <w:rPr>
+                <w:sz w:val="18"/>
+              </w:rPr>
+              <w:t>18.00</w:t>
+            </w:r>
+          </w:p>
+        </w:tc>
+        <w:tc>
+          <w:tcPr>
+            <w:tcW w:type="dxa" w:w="1234"/>
+          </w:tcPr>
+          <w:p>
+            <w:r>
+              <w:rPr>
+                <w:sz w:val="18"/>
+              </w:rPr>
+            </w:r>
+            <w:r>
+              <w:rPr>
+                <w:sz w:val="18"/>
+              </w:rPr>
+              <w:t>601</w:t>
+            </w:r>
+          </w:p>
+        </w:tc>
+        <w:tc>
+          <w:tcPr>
+            <w:tcW w:type="dxa" w:w="1234"/>
+          </w:tcPr>
+          <w:p>
+            <w:r>
+              <w:rPr>
+                <w:sz w:val="18"/>
+              </w:rPr>
+            </w:r>
+            <w:r>
+              <w:rPr>
+                <w:sz w:val="18"/>
+              </w:rPr>
+              <w:t>1/12</w:t>
+            </w:r>
+          </w:p>
+        </w:tc>
+        <w:tc>
+          <w:tcPr>
+            <w:tcW w:type="dxa" w:w="1234"/>
+          </w:tcPr>
+          <w:p>
+            <w:r>
+              <w:rPr>
+                <w:sz w:val="18"/>
+              </w:rPr>
+            </w:r>
+            <w:r>
+              <w:rPr>
+                <w:sz w:val="18"/>
+              </w:rPr>
+              <w:t>9/11</w:t>
+            </w:r>
+          </w:p>
+        </w:tc>
+        <w:tc>
+          <w:tcPr>
+            <w:tcW w:type="dxa" w:w="1234"/>
+          </w:tcPr>
+          <w:p>
+            <w:r>
+              <w:rPr>
+                <w:sz w:val="18"/>
+              </w:rPr>
+            </w:r>
+            <w:r>
+              <w:rPr>
+                <w:sz w:val="18"/>
+              </w:rPr>
+              <w:t>-0.04</w:t>
+            </w:r>
+          </w:p>
+        </w:tc>
+      </w:tr>
+    </w:tbl>
+    <w:p/>
+    <w:p>
       <w:r>
         <w:rPr>
           <w:b/>
         </w:rPr>
-        <w:t>Setting Γ_M ≡ 1 for every anchor improves the fit</w:t>
-      </w:r>
-      <w:r>
-        <w:t>: mean absolute error falls from 1.37 to 1.32 points, and the residual on SFA-nitinol — the one anchor the fatigue term exists to explain — falls from 1.39 to 0.54 points. The saturated fatigue term is pushing its own anchor the wrong way. The mechanical axis is therefore not merely never binding; on this endpoint it is actively harmful.</w:t>
+        <w:t>Accuracy degrades monotonically as the internals are forced toward plausibility, and degeneracy rises with it.</w:t>
+      </w:r>
+      <w:r>
+        <w:t xml:space="preserve"> At the tightest setting only one anchor is left on the Γ_H floor and the worst neointima is 601 µm, but the mean error is 3.46 points, the worst anchor is off by 18, and nine of eleven constants are pinned at a bound. A model that fits only when its internal quantities are impossible has not fitted, and this is the quantitative statement of that.</w:t>
       </w:r>
     </w:p>
     <w:p>
       <w:r>
-        <w:t>Three readings are available and these data cannot separate them. The axis may be empty. Its functional forms may be wrong, which the pinned bounds independently suggest. Or — the reading we find most likely, and which §7 is designed to test — a 12-month revascularisation endpoint simply cannot see it: compliance convergence, fatigue accrual and resorption are slow, a poly-L-lactide scaffold's compliance approaches the wall's only over two to three years, and an axis whose predictions live in years 2 to 5 cannot be identified from year-one revascularisation. What is not available is presenting the four-axis structure as established by this calibration. It is not.</w:t>
+        <w:t xml:space="preserve">The one encouraging line is the second. There, and only there, </w:t>
+      </w:r>
+      <w:r>
+        <w:rPr>
+          <w:b/>
+        </w:rPr>
+        <w:t>the mechanical axis is identified</w:t>
+      </w:r>
+      <w:r>
+        <w:t xml:space="preserve">: removing it costs 0.45 points, where before the repairs removing it </w:t>
+      </w:r>
+      <w:r>
+        <w:rPr>
+          <w:i/>
+        </w:rPr>
+        <w:t>improved</w:t>
+      </w:r>
+      <w:r>
+        <w:t xml:space="preserve"> the fit by 0.05. Fixing the balloon overstretch term is what did it — the axis could not previously be charged against the devices that most need charging. We ship that setting, and we do not claim the frontier has an optimum.</w:t>
       </w:r>
     </w:p>
     <w:p>
@@ -1382,7 +2158,12 @@
         <w:t>Sample efficiency (Figure 3a).</w:t>
       </w:r>
       <w:r>
-        <w:t xml:space="preserve"> Within the coronary bed the operator's four numbers reached AUC 0.790 at n = 100 and were flat thereafter (0.797 at n = 800). Raw features under a linear model were at 0.596 at n = 100 and had still not caught up at n = 800 (0.778); under trees they were lower and unstable (0.600 at n = 100, 0.699 at n = 800). For single-centre cohorts, where the number of procedures is the binding constraint, this is the operator's only demonstrated practical advantage — and it is the one that survived the recalibration, in a sharper form.</w:t>
+        <w:t xml:space="preserve"> Within the coronary bed the operator's four numbers reached AUC 0.817 at n = 100 and were flat thereafter (0.818 at n = 800). Raw features under a linear model started at 0.687 and had still not caught up by n = 800 (0.792); under trees they were lower and unstable (0.639 at n = 100, 0.729 at n = 800). The operator's in-bed discrimination is also the highest of the four arms, 0.881 against 0.835. For single-centre cohorts, where the number of procedures is the binding constraint, this is the operator's only demonstrated practical advantage — and it is the one that survived both the recalibration and the repair of the model, in a sharper form each time.</w:t>
+      </w:r>
+    </w:p>
+    <w:p>
+      <w:r>
+        <w:t>It is also the one most exposed to the circularity of §5.1: the four numbers are close to sufficient statistics of the simulator that generated the labels, so their efficiency here is partly arithmetic. The claim that survives is comparative and conditional — a physics-parameterised summary needs fewer procedures than raw features to reach its ceiling — and it is item 4 of §7 precisely because simulation cannot settle it.</w:t>
       </w:r>
     </w:p>
     <w:p>
@@ -1393,7 +2174,7 @@
         <w:t>Cross-bed transfer: the experiment cannot answer the question (Figure 3b).</w:t>
       </w:r>
       <w:r>
-        <w:t xml:space="preserve"> Training on coronary and carotid and testing on femoropopliteal, below-the-knee, renal and iliac, the operator reached AUC 0.610 against 0.635 for raw features plus continuous bed physiology under a linear model — a difference of −0.024, with a case-level bootstrap interval of (−0.041, −0.010) that excludes zero.</w:t>
+        <w:t xml:space="preserve"> Training on coronary and carotid and testing on femoropopliteal, below-the-knee, renal and iliac, the operator reached AUC 0.639 against 0.627 for raw features plus continuous bed physiology under a linear model — a difference of +0.012, with a case-level bootstrap interval of (-0.003, +0.024).</w:t>
       </w:r>
     </w:p>
     <w:p>
@@ -1401,10 +2182,10 @@
         <w:rPr>
           <w:b/>
         </w:rPr>
-        <w:t>That result does not survive its own robustness check, and we report the check rather than the result.</w:t>
-      </w:r>
-      <w:r>
-        <w:t xml:space="preserve"> Repeating the whole experiment at five simulation seeds gives differences of −0.024, +0.024, +0.037, +0.003 and −0.005: the sign flips, the mean is +0.007, and the case-level interval excludes zero in three of the five seeds — in both directions. The case-level bootstrap is also resampling the wrong unit. The claim is about four arterial beds; resampling 6,041 individual procedures treats them as 6,041 independent observations of bed-to-bed transfer, which they are not. Resampling the four </w:t>
+        <w:t>Neither that interval nor the earlier one should be read as an answer.</w:t>
+      </w:r>
+      <w:r>
+        <w:t xml:space="preserve"> Before the model was repaired the same comparison gave −0.024 with an interval that excluded zero, and we were about to report the operator as significantly worse. Repeating the whole experiment at five simulation seeds gave differences of −0.024, +0.024, +0.037, +0.003 and −0.005: the sign flips, the mean is +0.007, and the case-level interval excluded zero in three of five seeds, in both directions. The case-level bootstrap is also resampling the wrong unit. The claim is about four arterial beds; resampling 6,041 individual procedures treats them as 6,041 independent observations of bed-to-bed transfer, which they are not. Resampling the four </w:t>
       </w:r>
       <w:r>
         <w:rPr>
@@ -1443,16 +2224,7 @@
         <w:t>The risk scale does not transfer, and an offset does not fix it.</w:t>
       </w:r>
       <w:r>
-        <w:t xml:space="preserve"> The operator's raw cross-bed Brier score was 0.249, far worse than predicting the test beds' base rate (0.135). Two different corrections get called "recalibration" and they are not interchangeable, so we report both. Shifting the intercept only — keeping the model's log-odds slope — leaves every arm </w:t>
-      </w:r>
-      <w:r>
-        <w:rPr>
-          <w:i/>
-        </w:rPr>
-        <w:t>worse</w:t>
-      </w:r>
-      <w:r>
-        <w:t xml:space="preserve"> than the base rate: 0.151 for the operator, 0.149 for raw features plus bed physiology, 0.163 for trees. What actually repairs them is refitting the slope as well (0.132, 0.131, 0.133), and the slope the operator needs is 0.26 — its log-odds are roughly four times too steep across beds. Both of these use the test labels and are therefore ceilings, not out-of-sample scores.</w:t>
+        <w:t xml:space="preserve"> The operator's raw cross-bed Brier score was 0.284, far worse than predicting the test beds' base rate (0.135). Two different corrections get called "recalibration" and they are not interchangeable, so we report both. Shifting the intercept only — keeping the model's log-odds slope — leaves the operator at 0.189, raw features plus bed physiology at 0.192 and trees at 0.209: at or worse than the base rate in every arm. What repairs them is refitting the slope as well (0.161 for the operator), and the slope it needs is 0.31 — its log-odds are roughly three times too steep across beds. Both use the test labels and are therefore ceilings, not out-of-sample scores.</w:t>
       </w:r>
     </w:p>
     <w:p>
@@ -1466,7 +2238,7 @@
         <w:t>ordering</w:t>
       </w:r>
       <w:r>
-        <w:t xml:space="preserve"> carries (AUC 0.610, poor but above chance); its </w:t>
+        <w:t xml:space="preserve"> carries (AUC 0.639, poor but above chance); its </w:t>
       </w:r>
       <w:r>
         <w:rPr>
@@ -1488,7 +2260,7 @@
     </w:p>
     <w:p>
       <w:r>
-        <w:t>Device selection needs a policy deciding how the operator is used — the sizing rule, when to prepare calcium, when to demand an antiproliferative device. Following the separation used in recent interactive scientific agents [6], we hold that policy as data rather than code, score candidate plans against a fixed rubric composer, and improve the policy with the operator's constants frozen. Across 60 development tasks with 120 held out, the held-out rubric score rose from 0.749 to 0.948 with no change to the operator.</w:t>
+        <w:t>Device selection needs a policy deciding how the operator is used — the sizing rule, when to prepare calcium, when to demand an antiproliferative device. Following the separation used in recent interactive scientific agents [6], we hold that policy as data rather than code, score candidate plans against a fixed rubric composer, and improve the policy with the operator's constants frozen. Across 60 development tasks with 120 held out, the held-out rubric score rose from 0.702 to 0.945 with no change to the operator.</w:t>
       </w:r>
     </w:p>
     <w:p>
@@ -1812,7 +2584,34 @@
         <w:t>The carotid anchor is 0.6%</w:t>
       </w:r>
       <w:r>
-        <w:t>, indistinguishable from zero on a CD-TLR scale. That bed's informative endpoint is duplex restenosis, which is not in the retained construct, so the carotid bed may simply not be calibratable here.</w:t>
+        <w:t xml:space="preserve">, indistinguishable from zero on a CD-TLR scale. That bed's informative endpoint is duplex restenosis, which is not in the retained construct, so the carotid bed may simply not be calibratable here. </w:t>
+      </w:r>
+      <w:r>
+        <w:rPr>
+          <w:b/>
+        </w:rPr>
+        <w:t>Fixed since the first draft, and reported because the fix changed the result:</w:t>
+      </w:r>
+      <w:r>
+        <w:t xml:space="preserve"> the neointimal ceiling, the balloon overstretch term, the use of lesion stenosis, the sirolimus-balloon dose, and a bare-metal stent that the renal reference case was sizing beyond its own catalogue range because nothing checked. §4.1 gives the detail, and </w:t>
+      </w:r>
+      <w:r>
+        <w:rPr>
+          <w:rFonts w:ascii="Consolas" w:hAnsi="Consolas"/>
+          <w:sz w:val="19"/>
+        </w:rPr>
+        <w:t>check_plan()</w:t>
+      </w:r>
+      <w:r>
+        <w:t xml:space="preserve"> now refuses a plan a device cannot physically be.</w:t>
+      </w:r>
+    </w:p>
+    <w:p>
+      <w:r>
+        <w:rPr>
+          <w:b/>
+        </w:rPr>
+        <w:t>Still true of the shipped model:</w:t>
       </w:r>
     </w:p>
     <w:p>
@@ -1823,10 +2622,10 @@
         <w:rPr>
           <w:b/>
         </w:rPr>
-        <w:t>The below-the-knee baseline is a withdrawn device from a negative trial.</w:t>
-      </w:r>
-      <w:r>
-        <w:t xml:space="preserve"> λ₀(btk) and that bed's reference case are IN.PACT DEEP's drug-eluting balloon arm: the trial missed its primary endpoints (CD-TLR 9.2% against 13.1% for plain angioplasty), carried a major-amputation signal (8.8% against 3.6%), and IN.PACT Amphirion was withdrawn worldwide in 2013. It is used because it is the best-adjudicated 12-month CD-TLR in that bed, not because it is good care, and Γ*(btk) = 0.21 against 0.47–0.74 elsewhere is a property of that anchor rather than of the bed. Four of the twelve retained anchors are paclitaxel-balloon arms from two trials by one manufacturer.</w:t>
+        <w:t>Six of twelve anchors still reach the Γ_H floor within year one</w:t>
+      </w:r>
+      <w:r>
+        <w:t>, down from nine. For those six the hemodynamic axis reports a clip rather than physics, and reducing it further costs 0.65 points of accuracy and the identifiability of the mechanical axis (§4.2). The regression test asserts six rather than the two we want, so that the defect stays visible instead of passing quietly.</w:t>
       </w:r>
     </w:p>
     <w:p>
@@ -1837,10 +2636,10 @@
         <w:rPr>
           <w:b/>
         </w:rPr>
-        <w:t>The mechanical axis cannot penalise a balloon.</w:t>
-      </w:r>
-      <w:r>
-        <w:t xml:space="preserve"> Γ_M is exactly 1 for every balloon anchor at every timepoint, because overstretch strain is computed after recoil and recoil always puts the balloon below the reference diameter. There is no dissection, bailout-stenting or perforation term. In the femoropopliteal bed this hands 36% of the weight to a drug-coated balloon at a perfect score before any physiology is evaluated, and the device setting Γ*(sfa) is itself a balloon.</w:t>
+        <w:t>The below-the-knee baseline is a withdrawn device from a negative trial.</w:t>
+      </w:r>
+      <w:r>
+        <w:t xml:space="preserve"> λ₀(btk) and that bed's reference case are IN.PACT DEEP's drug-eluting balloon arm: the trial missed its primary endpoints (CD-TLR 9.2% against 13.1% for plain angioplasty), carried a major-amputation signal (8.8% against 3.6%), and IN.PACT Amphirion was withdrawn worldwide in 2013. It is used because it is the best-adjudicated 12-month CD-TLR in that bed, not because it is good care, and Γ*(btk) = 0.21 against 0.47–0.74 elsewhere is a property of that anchor rather than of the bed. Four of the twelve retained anchors are paclitaxel-balloon arms from two trials by one manufacturer.</w:t>
       </w:r>
     </w:p>
     <w:p>
@@ -1851,20 +2650,10 @@
         <w:rPr>
           <w:b/>
         </w:rPr>
-        <w:t>Stenosis severity is ignored.</w:t>
-      </w:r>
-      <w:r>
-        <w:t xml:space="preserve"> </w:t>
-      </w:r>
-      <w:r>
-        <w:rPr>
-          <w:rFonts w:ascii="Consolas" w:hAnsi="Consolas"/>
-          <w:sz w:val="19"/>
-        </w:rPr>
-        <w:t>Lesion.stenosis</w:t>
-      </w:r>
-      <w:r>
-        <w:t xml:space="preserve"> is never read by the operator: a 40% and a 95% stenosis give bit-identical output. A 1:1 balloon therefore delivers an injury index of exactly zero, which deletes the mechanism of post-angioplasty restenosis.</w:t>
+        <w:t>There is still no dissection, bailout-stenting or perforation term</w:t>
+      </w:r>
+      <w:r>
+        <w:t>, so an oversized balloon is charged through wall stress alone. Γ_M is no longer inert for balloons, but the specific complications that make oversizing dangerous are absent.</w:t>
       </w:r>
     </w:p>
     <w:p>
@@ -1875,10 +2664,10 @@
         <w:rPr>
           <w:b/>
         </w:rPr>
-        <w:t>The model reproduces the endpoint through a physically wrong path.</w:t>
-      </w:r>
-      <w:r>
-        <w:t xml:space="preserve"> See §8.1.</w:t>
+        <w:t>The worst anchor still implies a 70% diameter stenosis at twelve months</w:t>
+      </w:r>
+      <w:r>
+        <w:t>, in a below-the-knee lesion whose observed CD-TLR is 13%. The neointimal ceiling binds there rather than the fitted constant, so the number is a bound, not a prediction.</w:t>
       </w:r>
     </w:p>
     <w:p>
@@ -1900,35 +2689,28 @@
         <w:pStyle w:val="Heading2"/>
       </w:pPr>
       <w:r>
-        <w:t>8.1 The neointima is not physiological, and it matters</w:t>
+        <w:t>8.1 What the physiological bounds cost, and why we report the cost</w:t>
       </w:r>
     </w:p>
     <w:p>
       <w:r>
-        <w:t xml:space="preserve">The fitted neointimal constant implies 12-month per-side thicknesses of 0.5 to 2.2 mm — 528 µm for the contemporary drug-eluting stent anchor whose observed CD-TLR is 2.0%, 2,245 µm in a 2.75 mm below-the-knee vessel — against measured values of order 100 µm by optical coherence tomography for a contemporary stent. The coronary DES anchor is modelled as ending year one at 52% diameter stenosis in a population that revascularised 2% of lesions, and three anchors reach the lumen floor and are effectively modelled as occluded. </w:t>
-      </w:r>
+        <w:t>The single most useful thing in this paper may be the frontier in §4.2, so it is worth restating as a limitation rather than a finding. The operator can reproduce twelve published 12-month event rates to 1.18 points — while implying a millimetre of neointima per side and holding nine of twelve anchors against a numerical floor. Forced toward quantities an artery could actually have, it reaches 3.46 points, misses its worst anchor by 18, and pins nine of eleven constants at a bound.</w:t>
+      </w:r>
+    </w:p>
+    <w:p>
       <w:r>
         <w:rPr>
           <w:b/>
         </w:rPr>
-        <w:t>Γ_H sits at or near its numerical clip for nine of the twelve anchors at 365 days</w:t>
-      </w:r>
-      <w:r>
-        <w:t>, so for most anchors τ_sc and the mismatch dose are reporting where a clip was hit rather than device–vessel physics.</w:t>
+        <w:t>That is not a tuning problem, and we have not solved it.</w:t>
+      </w:r>
+      <w:r>
+        <w:t xml:space="preserve"> It says the operator as specified cannot reproduce these outcomes through a physiologically defensible path. The shipped constants sit in the middle of the frontier, chosen because it is the only setting in which all four axes are identified — not because it is right.</w:t>
       </w:r>
     </w:p>
     <w:p>
       <w:r>
-        <w:t xml:space="preserve">We report this rather than refitting around it, because it is the clearest available illustration of the paper's own argument. A model can match an endpoint through a path that is wrong, and a 12-month revascularisation endpoint cannot detect that; late lumen loss and follow-up percent diameter stenosis are published by these same trials and falsify it in one line. That is why it is now falsification item 6, and why nothing in this paper should be read as evidence that the operator's internals are right. A refit under a physiological bound is the obvious next step, and if the anchors cannot be reproduced under one, </w:t>
-      </w:r>
-      <w:r>
-        <w:rPr>
-          <w:b/>
-        </w:rPr>
-        <w:t>that is the result</w:t>
-      </w:r>
-      <w:r>
-        <w:t>.</w:t>
+        <w:t>What would settle it is not another refit. Late lumen loss and follow-up percent diameter stenosis are published by the very trials these anchors come from, are free to check, and would either confirm the operator's internals or kill them in an afternoon. That is falsification item 6, and it is the first thing we intend to do.</w:t>
       </w:r>
     </w:p>
     <w:p>
@@ -2254,6 +3036,44 @@
       </w:r>
       <w:r>
         <w:t xml:space="preserve"> Cross-bed transfer, training on coronary and carotid, testing on four held-out beds. The operator does not beat raw features plus continuous bed physiology under a model class that can extrapolate.</w:t>
+      </w:r>
+    </w:p>
+    <w:p>
+      <w:r>
+        <w:rPr>
+          <w:b/>
+        </w:rPr>
+        <w:t>Figure 4. The accuracy / plausibility frontier.</w:t>
+      </w:r>
+      <w:r>
+        <w:t xml:space="preserve"> Eleven constants refitted from scratch at four settings of the two bounds that control how degenerate the operator's internal quantities may be. </w:t>
+      </w:r>
+      <w:r>
+        <w:rPr>
+          <w:b/>
+        </w:rPr>
+        <w:t>(a)</w:t>
+      </w:r>
+      <w:r>
+        <w:t xml:space="preserve"> Anchor error rises monotonically as the internals are forced toward plausibility. </w:t>
+      </w:r>
+      <w:r>
+        <w:rPr>
+          <w:b/>
+        </w:rPr>
+        <w:t>(b)</w:t>
+      </w:r>
+      <w:r>
+        <w:t xml:space="preserve"> What is bought: the worst implied neointimal thickness per side (blue, against the shaded range measured by optical coherence tomography for a contemporary stent) and the number of anchors whose hemodynamic axis sits at its numerical floor at 365 days (orange). </w:t>
+      </w:r>
+      <w:r>
+        <w:rPr>
+          <w:b/>
+        </w:rPr>
+        <w:t>(c)</w:t>
+      </w:r>
+      <w:r>
+        <w:t xml:space="preserve"> Whether the mechanical axis earns its place, as the error cost of removing it. It is identified only at the second setting, which is the one shipped.</w:t>
       </w:r>
     </w:p>
     <w:p>
@@ -2389,7 +3209,7 @@
       <w:r>
         <w:drawing>
           <wp:inline xmlns:a="http://schemas.openxmlformats.org/drawingml/2006/main" xmlns:pic="http://schemas.openxmlformats.org/drawingml/2006/picture">
-            <wp:extent cx="5852160" cy="1878780"/>
+            <wp:extent cx="5852160" cy="1855727"/>
             <wp:docPr id="3" name="Picture 3"/>
             <wp:cNvGraphicFramePr>
               <a:graphicFrameLocks noChangeAspect="1"/>
@@ -2410,7 +3230,7 @@
                   <pic:spPr>
                     <a:xfrm>
                       <a:off x="0" y="0"/>
-                      <a:ext cx="5852160" cy="1878780"/>
+                      <a:ext cx="5852160" cy="1855727"/>
                     </a:xfrm>
                     <a:prstGeom prst="rect"/>
                   </pic:spPr>
@@ -2431,6 +3251,57 @@
           <w:sz w:val="18"/>
         </w:rPr>
         <w:t>Figure 3. Legend in the text.</w:t>
+      </w:r>
+    </w:p>
+    <w:p>
+      <w:pPr>
+        <w:jc w:val="center"/>
+      </w:pPr>
+      <w:r>
+        <w:drawing>
+          <wp:inline xmlns:a="http://schemas.openxmlformats.org/drawingml/2006/main" xmlns:pic="http://schemas.openxmlformats.org/drawingml/2006/picture">
+            <wp:extent cx="5852160" cy="1906961"/>
+            <wp:docPr id="4" name="Picture 4"/>
+            <wp:cNvGraphicFramePr>
+              <a:graphicFrameLocks noChangeAspect="1"/>
+            </wp:cNvGraphicFramePr>
+            <a:graphic>
+              <a:graphicData uri="http://schemas.openxmlformats.org/drawingml/2006/picture">
+                <pic:pic>
+                  <pic:nvPicPr>
+                    <pic:cNvPr id="0" name="fig4_frontier.png"/>
+                    <pic:cNvPicPr/>
+                  </pic:nvPicPr>
+                  <pic:blipFill>
+                    <a:blip r:embed="rId12"/>
+                    <a:stretch>
+                      <a:fillRect/>
+                    </a:stretch>
+                  </pic:blipFill>
+                  <pic:spPr>
+                    <a:xfrm>
+                      <a:off x="0" y="0"/>
+                      <a:ext cx="5852160" cy="1906961"/>
+                    </a:xfrm>
+                    <a:prstGeom prst="rect"/>
+                  </pic:spPr>
+                </pic:pic>
+              </a:graphicData>
+            </a:graphic>
+          </wp:inline>
+        </w:drawing>
+      </w:r>
+    </w:p>
+    <w:p>
+      <w:pPr>
+        <w:jc w:val="center"/>
+      </w:pPr>
+      <w:r>
+        <w:rPr>
+          <w:i/>
+          <w:sz w:val="18"/>
+        </w:rPr>
+        <w:t>Figure 4. Legend in the text.</w:t>
       </w:r>
     </w:p>
     <w:p>
@@ -3053,7 +3924,7 @@
               <w:rPr>
                 <w:sz w:val="15"/>
               </w:rPr>
-              <w:t>11.4%</w:t>
+              <w:t>9.6%</w:t>
             </w:r>
           </w:p>
         </w:tc>
@@ -3217,7 +4088,7 @@
               <w:rPr>
                 <w:sz w:val="15"/>
               </w:rPr>
-              <w:t>18.1%</w:t>
+              <w:t>22.9%</w:t>
             </w:r>
           </w:p>
         </w:tc>
@@ -3545,7 +4416,7 @@
               <w:rPr>
                 <w:sz w:val="15"/>
               </w:rPr>
-              <w:t>16.4%</w:t>
+              <w:t>16.7%</w:t>
             </w:r>
           </w:p>
         </w:tc>
@@ -3709,7 +4580,7 @@
               <w:rPr>
                 <w:sz w:val="15"/>
               </w:rPr>
-              <w:t>14.1%</w:t>
+              <w:t>12.8%</w:t>
             </w:r>
           </w:p>
         </w:tc>
@@ -3873,7 +4744,7 @@
               <w:rPr>
                 <w:sz w:val="15"/>
               </w:rPr>
-              <w:t>11.2%</w:t>
+              <w:t>11.0%</w:t>
             </w:r>
           </w:p>
         </w:tc>
@@ -4037,7 +4908,7 @@
               <w:rPr>
                 <w:sz w:val="15"/>
               </w:rPr>
-              <w:t>17.4%</w:t>
+              <w:t>17.5%</w:t>
             </w:r>
           </w:p>
         </w:tc>
@@ -4693,7 +5564,7 @@
               <w:rPr>
                 <w:sz w:val="15"/>
               </w:rPr>
-              <w:t>2.5%</w:t>
+              <w:t>4.5%</w:t>
             </w:r>
           </w:p>
         </w:tc>
@@ -4857,7 +5728,7 @@
               <w:rPr>
                 <w:sz w:val="15"/>
               </w:rPr>
-              <w:t>52.1%</w:t>
+              <w:t>60.4%</w:t>
             </w:r>
           </w:p>
         </w:tc>
@@ -5021,7 +5892,7 @@
               <w:rPr>
                 <w:sz w:val="15"/>
               </w:rPr>
-              <w:t>2.4%</w:t>
+              <w:t>1.9%</w:t>
             </w:r>
           </w:p>
         </w:tc>
@@ -5185,7 +6056,7 @@
               <w:rPr>
                 <w:sz w:val="15"/>
               </w:rPr>
-              <w:t>5.7%</w:t>
+              <w:t>6.1%</w:t>
             </w:r>
           </w:p>
         </w:tc>

--- a/preprint/Suitcordance_preprint.docx
+++ b/preprint/Suitcordance_preprint.docx
@@ -188,16 +188,16 @@
         <w:t>As the internals are forced toward plausibility, accuracy degrades monotonically — 1.18, 1.51, 2.16 and 3.46 points of mean absolute error — while the number of constants pinned at a bound rises 6, 7, 8, 9 of 11, and at the tightest setting the worst anchor is off by 18 points.</w:t>
       </w:r>
       <w:r>
-        <w:t xml:space="preserve"> Only in the middle of that frontier is the mechanical axis identified at all: there, removing it costs 0.45 points, whereas before the repairs removing it </w:t>
+        <w:t xml:space="preserve"> The mechanical axis is most strongly identified in the middle of that frontier, where removing it costs 0.451 points against an 0.05-point </w:t>
       </w:r>
       <w:r>
         <w:rPr>
           <w:i/>
         </w:rPr>
-        <w:t>improved</w:t>
-      </w:r>
-      <w:r>
-        <w:t xml:space="preserve"> the fit. A model that reproduces published outcomes only when its internal quantities are impossible has not reproduced them, and we report the frontier rather than a point on it. In a 9,000-procedure simulation with an unobserved frailty term and realistic measurement error, the operator's four-number summary reached AUC 0.817 at n = 100, a level 44 raw features had not reached by n = 800 (0.792). The pan-vascular transfer claim did not survive its own test either way: the operator's cross-bed difference against a linear model given the same continuous bed physiology is +0.012 AUC (-0.003 to +0.024), the sign flips across simulation seeds, and a bootstrap over the four held-out beds — the actual unit of the claim — covers zero at every seed. With four beds the design has no power to decide, which is itself the finding. No patient-level data were used. This is a modelling, calibration and evidence-audit report, not a validation.</w:t>
+        <w:t>improvement</w:t>
+      </w:r>
+      <w:r>
+        <w:t xml:space="preserve"> before the repairs — but 91% of that 0.451 is one anchor, so it is a hypothesis rather than a result. A model that reproduces published outcomes only when its internal quantities are impossible has not reproduced them, and we report the frontier rather than a point on it. In a 9,000-procedure simulation with an unobserved frailty term and realistic measurement error, the operator's four-number summary reached AUC 0.817 at n = 100, a level 44 raw features had not reached by n = 800 (0.792). The pan-vascular transfer claim did not survive its own test either way: the operator's cross-bed difference against a linear model given the same continuous bed physiology is +0.012 AUC (-0.003 to +0.024), the sign flips across simulation seeds, and a bootstrap over the four held-out beds — the actual unit of the claim — covers zero at every seed. With four beds the design has no power to decide, which is itself the finding. No patient-level data were used. This is a modelling, calibration and evidence-audit report, not a validation.</w:t>
       </w:r>
     </w:p>
     <w:p>
@@ -300,7 +300,7 @@
         <w:t>Γ_G, geometric.</w:t>
       </w:r>
       <w:r>
-        <w:t xml:space="preserve"> Device-to-vessel diameter ratio against the bed's own band, with asymmetric penalties above and below it (undersizing bites harder than oversizing); edge coverage margin, penalised steeply for geographic miss and gently for needless edge injury; conformability against tortuosity; and the residual mismatch a straight device leaves in a tapering vessel. For a device that leaves nothing behind, the geometric question is whether the balloon was sized correctly at inflation — what recoil then costs is charged to Γ_H as residual lumen, not twice.</w:t>
+        <w:t xml:space="preserve"> Device-to-vessel diameter ratio against the bed's own band, with asymmetric penalties above and below it (as fitted, oversizing bites harder — §4.1); edge coverage margin, penalised steeply for geographic miss and gently for needless edge injury; conformability against tortuosity; and the residual mismatch a straight device leaves in a tapering vessel. For a device that leaves nothing behind, the geometric question is whether the balloon was sized correctly at inflation — what recoil then costs is charged to Γ_H as residual lumen, not twice.</w:t>
       </w:r>
     </w:p>
     <w:p>
@@ -372,7 +372,16 @@
     </w:p>
     <w:p>
       <w:r>
-        <w:t xml:space="preserve">The geometric mean is the modelling commitment, not a convenience — but it has to be stated precisely, because the strong version of the claim is false. A weighted geometric mean is still compensatory: with exponents between 0.16 and 0.36, a collapse on one axis is attenuated by a root rather than preserved. BTK-POBA has Γ_H = 5.1 × 10⁻⁴ and Γ_sc = 0.056, so a two-thousand-fold collapse on one axis becomes an eighteen-fold reduction in the composite. What can honestly be claimed is that the product is </w:t>
+        <w:t xml:space="preserve">The geometric mean is the modelling commitment, not a convenience — but it has to be stated precisely, because the strong version of the claim is false. A weighted geometric mean is still compensatory: with exponents between 0.16 and 0.36, a collapse on one axis is attenuated by a root rather than preserved. BTK-POBA has Γ_H = 5.1 × 10⁻⁴ and Γ_sc = 0.056; at w_H = 0.26 in that bed, the two-thousand-fold collapse on the haemodynamic axis attenuates to a </w:t>
+      </w:r>
+      <w:r>
+        <w:rPr>
+          <w:b/>
+        </w:rPr>
+        <w:t>7.2-fold</w:t>
+      </w:r>
+      <w:r>
+        <w:t xml:space="preserve"> reduction in the composite (2000^0.26). The 18-fold figure one gets from 1/0.056 is the composite measured against a perfect device on all four axes, not the attenuation of the collapse, and we previously conflated the two in this paragraph. What can honestly be claimed is that the product is </w:t>
       </w:r>
       <w:r>
         <w:rPr>
@@ -394,7 +403,7 @@
     </w:p>
     <w:p>
       <w:r>
-        <w:t>Γ_sc is evaluated on a day grid to two years. Two scalars are read off it:</w:t>
+        <w:t>Γ_sc is evaluated on a five-day grid to T = 730 days. Two scalars are read off it:</w:t>
       </w:r>
     </w:p>
     <w:p>
@@ -406,7 +415,7 @@
           <w:rFonts w:ascii="Consolas" w:hAnsi="Consolas"/>
           <w:sz w:val="19"/>
         </w:rPr>
-        <w:t>τ_sc : the time t at which ∫₀^t |dΓ_sc/ds| ds = 0.632 · ∫₀^T |dΓ_sc/ds| ds</w:t>
+        <w:t>τ_sc : the time t at which ∫₀^t |dΓ_sc/ds| ds = (1 − 1/e) · ∫₀^T |dΓ_sc/ds| ds</w:t>
       </w:r>
     </w:p>
     <w:p>
@@ -423,7 +432,17 @@
     </w:p>
     <w:p>
       <w:r>
-        <w:t>τ_sc is defined on total variation rather than on a monotone approach to an asymptote, so it stays well defined when the trajectory is non-monotone, which it routinely is. It separates devices that are indistinguishable at implantation (Figure 1b): in the same coronary lesion a paclitaxel-coated balloon has τ_sc = 124 days while an ultrathin-strut drug-eluting stent has τ_sc = 261 days — the balloon's fate is largely settled in the first four months, the stent's is not. The two are not indistinguishable at implantation (Γ_sc(0) 0.801 against 0.857), but the gap at implantation is small next to the difference in how fast each one gets there.</w:t>
+        <w:t>The coefficient 1 − 1/e = 0.632 is borrowed from the first-order time constant, and it is the only thing about τ_sc that is borrowed: on a total-variation scale it has no independent justification, and it makes τ_sc horizon-dependent. The stent below returns 249 days at T = 365 and 287 days at T = 730, so T has to be quoted with any τ_sc. Defining τ_sc on total variation rather than on a monotone approach to an asymptote is what keeps it defined when the trajectory is non-monotone, which it routinely is: the stent's Γ_sc falls, recovers as the drug suppresses proliferation and the wall adapts, then falls again.</w:t>
+      </w:r>
+    </w:p>
+    <w:p>
+      <w:r>
+        <w:t>What τ_sc adds is a separation that implantation-day match does not give (Figure 1b). In the same coronary lesion a paclitaxel-coated balloon has τ_sc = 128 days against 287 for an ultrathin-strut drug-eluting stent — the balloon's fate is largely settled in the first four months, the stent's is not — while their implantation-day match differs by only 0.10 (Γ_sc(0) 0.719 against 0.820). The two devices are distinguishable at implantation; the claim is only that the gap there is small next to the difference in how fast each arrives.</w:t>
+      </w:r>
+    </w:p>
+    <w:p>
+      <w:r>
+        <w:t>Neither direction of τ_sc is claimed to be the better property, and τ_sc does not enter the hazard. A long τ_sc means the match is still moving late, which may be late lumen loss or may be a scaffold slowly restoring wall compliance; the operator does not distinguish them. A device that worsens and then recovers accumulates large total variation with no net change, so τ_sc conflates volatility with adaptation. Whether τ_sc carries any information beyond Γ_sc(0) is untested — falsification item 2. And because Γ_H sits at its numerical clip for six of the twelve anchors (§4.2), τ_sc in those cases partly reports when a clip was reached rather than device–vessel physics.</w:t>
       </w:r>
     </w:p>
     <w:p>
@@ -448,7 +467,16 @@
     </w:p>
     <w:p>
       <w:r>
-        <w:t>λ₀ is the bed's published best-practice 12-month clinically driven TLR. Γ</w:t>
+        <w:t xml:space="preserve">λ₀ is the published 12-month clinically driven TLR of the bed's </w:t>
+      </w:r>
+      <w:r>
+        <w:rPr>
+          <w:b/>
+        </w:rPr>
+        <w:t>reference trial arm</w:t>
+      </w:r>
+      <w:r>
+        <w:t>. It is not the rate of best practice: in the below-the-knee bed it is the drug-eluting balloon arm of a trial that missed its primary endpoints and whose device was withdrawn from all markets in 2013 (§6). It is the best-adjudicated 12-month rate available in that bed, which is a weaker claim and the one we make. Γ</w:t>
       </w:r>
       <w:r>
         <w:rPr>
@@ -466,7 +494,7 @@
         <w:rPr>
           <w:i/>
         </w:rPr>
-        <w:t xml:space="preserve"> a global constant: it is the year-one mean match that the bed's own reference device attains under the current parameters. Anchoring per bed was necessary rather than cosmetic — best practice does not reach the same absolute Γ_sc in every bed, and a global Γ</w:t>
+        <w:t xml:space="preserve"> a global constant: it is the year-one mean match that the bed's own reference device attains under the current parameters. Anchoring per bed was necessary rather than cosmetic — the reference arms do not reach the same absolute Γ_sc in every bed, and a global Γ</w:t>
       </w:r>
       <w:r>
         <w:t xml:space="preserve"> forced the fit to over-predict systematically where the achievable match is lowest.</w:t>
@@ -1223,16 +1251,16 @@
         <w:rPr>
           <w:b/>
         </w:rPr>
-        <w:t>Mean absolute error 1.4 percentage points</w:t>
-      </w:r>
-      <w:r>
-        <w:t xml:space="preserve"> over the twelve retained anchors, worst residual 4.3 points on BTK-POBA (Figure 2). </w:t>
+        <w:t>Mean absolute error 1.51 percentage points</w:t>
+      </w:r>
+      <w:r>
+        <w:t xml:space="preserve"> over the twelve retained anchors, worst residual 5.87 points on COR-POBA (Figure 2). </w:t>
       </w:r>
       <w:r>
         <w:rPr>
           <w:b/>
         </w:rPr>
-        <w:t>Half of that figure is an identity.</w:t>
+        <w:t>Most of that figure is an identity.</w:t>
       </w:r>
       <w:r>
         <w:t xml:space="preserve"> Six of the twelve anchors — COR-DES-modern, SFA-DCB, BTK-DCB, CAR-stent, ILIAC-stent and RENAL-stent — </w:t>
@@ -1253,16 +1281,16 @@
         <w:t>(bed), so for them λ(t) = λ₀·exp(β(Γ</w:t>
       </w:r>
       <w:r>
-        <w:t xml:space="preserve">−Γ_sc(t))) returns λ₀ up to a small Jensen gap whatever the eleven constants are. Their mean residual is 0.4 points. On the six anchors that are genuinely informative — COR-BRS-plla, COR-BMS, COR-POBA, SFA-POBA, SFA-nitinol, BTK-POBA — the mean absolute error is </w:t>
+        <w:t xml:space="preserve">−Γ_sc(t))) returns λ₀ up to a Jensen gap whatever the eleven constants are. Their mean residual is 0.38 points — though not uniformly: BTK-DCB is off by 1.84 points, a fifth of its own λ₀, so the gap is not always negligible even where the fit is an identity. On the six anchors that are genuinely informative — COR-BRS-plla, COR-BMS, COR-POBA, SFA-POBA, SFA-nitinol, BTK-POBA — the mean absolute error is </w:t>
       </w:r>
       <w:r>
         <w:rPr>
           <w:b/>
         </w:rPr>
-        <w:t>2.3 percentage points</w:t>
-      </w:r>
-      <w:r>
-        <w:t>, and that is the number a reader should hold us to.</w:t>
+        <w:t>2.63 percentage points</w:t>
+      </w:r>
+      <w:r>
+        <w:t>, and that is the number a reader should hold us to. The two subsets average to the headline exactly: (0.38 + 2.63)/2 = 1.51.</w:t>
       </w:r>
     </w:p>
     <w:p>
@@ -1273,7 +1301,7 @@
         <w:rPr>
           <w:b/>
         </w:rPr>
-        <w:t>An MAE of 1.4 points is therefore not evidence that the operator is right.</w:t>
+        <w:t>An MAE of 1.51 points is therefore not evidence that the operator is right.</w:t>
       </w:r>
       <w:r>
         <w:t xml:space="preserve"> With more free parameters than informative constraints, a low residual is what one should expect, and we report it as a consistency check rather than as performance.</w:t>
@@ -2048,6 +2076,38 @@
     <w:p/>
     <w:p>
       <w:r>
+        <w:t xml:space="preserve">The neointima column is the worst </w:t>
+      </w:r>
+      <w:r>
+        <w:rPr>
+          <w:i/>
+        </w:rPr>
+        <w:t>thickness</w:t>
+      </w:r>
+      <w:r>
+        <w:t xml:space="preserve"> across the twelve anchors, and it is not the worst </w:t>
+      </w:r>
+      <w:r>
+        <w:rPr>
+          <w:i/>
+        </w:rPr>
+        <w:t>problem</w:t>
+      </w:r>
+      <w:r>
+        <w:t xml:space="preserve">. In the shipped row the 819 µm belongs to SFA-nitinol, a bare self-expanding stent in a 5.40 mm artery, which it leaves at 28% diameter stenosis at twelve months — thick, but not absurd for bare nitinol in that bed. The implausible anchor is BTK-POBA: 578 µm per side in a 2.75 mm vessel, </w:t>
+      </w:r>
+      <w:r>
+        <w:rPr>
+          <w:b/>
+        </w:rPr>
+        <w:t>70% diameter stenosis against an observed CD-TLR of 13%</w:t>
+      </w:r>
+      <w:r>
+        <w:t>. Comparing the 819 µm against the ~100 µm an OCT study reports for a contemporary drug-eluting stent is not the right comparison either — the contemporary DES anchor here sits at 253 µm. Falsification item 6 is the check that settles all of this, and it is a measurement we have not made.</w:t>
+      </w:r>
+    </w:p>
+    <w:p>
+      <w:r>
         <w:rPr>
           <w:b/>
         </w:rPr>
@@ -2059,7 +2119,7 @@
     </w:p>
     <w:p>
       <w:r>
-        <w:t xml:space="preserve">The one encouraging line is the second. There, and only there, </w:t>
+        <w:t xml:space="preserve">The one encouraging line is the second, where </w:t>
       </w:r>
       <w:r>
         <w:rPr>
@@ -2068,7 +2128,7 @@
         <w:t>the mechanical axis is identified</w:t>
       </w:r>
       <w:r>
-        <w:t xml:space="preserve">: removing it costs 0.45 points, where before the repairs removing it </w:t>
+        <w:t xml:space="preserve">: forcing Γ_M ≡ 1 at the fitted constants costs 0.451 points, where before the repairs it </w:t>
       </w:r>
       <w:r>
         <w:rPr>
@@ -2077,7 +2137,36 @@
         <w:t>improved</w:t>
       </w:r>
       <w:r>
-        <w:t xml:space="preserve"> the fit by 0.05. Fixing the balloon overstretch term is what did it — the axis could not previously be charged against the devices that most need charging. We ship that setting, and we do not claim the frontier has an optimum.</w:t>
+        <w:t xml:space="preserve"> the fit by 0.05. The first row is also positive, by 0.073, so the axis is not identified only in the second row — it is identified far more strongly there. The two tighter rows are negative again (−0.046 and −0.038): deleting the mechanical axis helps.</w:t>
+      </w:r>
+    </w:p>
+    <w:p>
+      <w:r>
+        <w:rPr>
+          <w:b/>
+        </w:rPr>
+        <w:t>That 0.451 is one anchor.</w:t>
+      </w:r>
+      <w:r>
+        <w:t xml:space="preserve"> Decomposing it: SFA-nitinol contributes 0.412 points, 91.4% of the total; ILIAC-stent 0.015; CAR-stent 0.004; COR-BMS is </w:t>
+      </w:r>
+      <w:r>
+        <w:rPr>
+          <w:i/>
+        </w:rPr>
+        <w:t>negative</w:t>
+      </w:r>
+      <w:r>
+        <w:t xml:space="preserve"> at −0.003. All five balloon anchors together contribute 0.022 points, 4.8%, and four of the five contribute exactly zero — only COR-POBA moves at all. So while repairing the balloon overstretch term is what made the axis identifiable, by refitting all eleven constants, the evidence that the axis is real is carried almost entirely by a single self-expanding nitinol stent in the femoropopliteal artery — the bed where w_M is largest — and not by the balloons the repair was aimed at. An earlier draft of this paragraph said the balloon fix "is what did it" and implied the balloons now carry the penalty; they do not. </w:t>
+      </w:r>
+      <w:r>
+        <w:rPr>
+          <w:b/>
+        </w:rPr>
+        <w:t>The single positive structural result in this paper rests on one anchor and should be treated as a hypothesis, not a finding.</w:t>
+      </w:r>
+      <w:r>
+        <w:t xml:space="preserve"> We ship that setting, and we do not claim the frontier has an optimum.</w:t>
       </w:r>
     </w:p>
     <w:p>
@@ -2139,7 +2228,16 @@
     </w:p>
     <w:p>
       <w:r>
-        <w:t>Four representations of the same information: (A) 44 raw lesion and device features with bed as a one-hot category, gradient-boosted trees; (A′) the same with bed as six continuous physiological parameters, trees; (A″) the same continuous features under a linear model, which can extrapolate along them; and (B) the four numbers the operator produces — year-one mean Γ_sc, mismatch dose, τ_sc and log λ₀ — under a linear model.</w:t>
+        <w:t xml:space="preserve">Four representations of the same information: (A) 44 raw lesion and device features with bed as a one-hot category, gradient-boosted trees; (A′) the same with bed as six continuous physiological parameters, trees; (A″) the same continuous features under a linear model, which can extrapolate along them; and (B) the four numbers the operator produces — year-one mean Γ_sc, mismatch dose, τ_sc and log λ₀ — under a linear model. </w:t>
+      </w:r>
+      <w:r>
+        <w:rPr>
+          <w:b/>
+        </w:rPr>
+        <w:t>The bed's log λ₀ is among the six continuous parameters given to (A′) and (A″) as well</w:t>
+      </w:r>
+      <w:r>
+        <w:t>, so (B) is not handed the bed's base rate as a private feature; the comparison is between four physics summaries and 44 raw features, not between having λ₀ and not.</w:t>
       </w:r>
     </w:p>
     <w:p>
@@ -2174,7 +2272,7 @@
         <w:t>Cross-bed transfer: the experiment cannot answer the question (Figure 3b).</w:t>
       </w:r>
       <w:r>
-        <w:t xml:space="preserve"> Training on coronary and carotid and testing on femoropopliteal, below-the-knee, renal and iliac, the operator reached AUC 0.639 against 0.627 for raw features plus continuous bed physiology under a linear model — a difference of +0.012, with a case-level bootstrap interval of (-0.003, +0.024).</w:t>
+        <w:t xml:space="preserve"> Training on coronary and carotid and testing on femoropopliteal, below-the-knee, renal and iliac, the operator reached AUC 0.639 against 0.627 for raw features plus continuous bed physiology under a linear model, log λ₀ included — a difference of +0.012, with a case-level bootstrap interval of (-0.003, +0.024).</w:t>
       </w:r>
     </w:p>
     <w:p>
@@ -2224,7 +2322,16 @@
         <w:t>The risk scale does not transfer, and an offset does not fix it.</w:t>
       </w:r>
       <w:r>
-        <w:t xml:space="preserve"> The operator's raw cross-bed Brier score was 0.284, far worse than predicting the test beds' base rate (0.135). Two different corrections get called "recalibration" and they are not interchangeable, so we report both. Shifting the intercept only — keeping the model's log-odds slope — leaves the operator at 0.189, raw features plus bed physiology at 0.192 and trees at 0.209: at or worse than the base rate in every arm. What repairs them is refitting the slope as well (0.161 for the operator), and the slope it needs is 0.31 — its log-odds are roughly three times too steep across beds. Both use the test labels and are therefore ceilings, not out-of-sample scores.</w:t>
+        <w:t xml:space="preserve"> The operator's raw cross-bed Brier score was 0.284, far worse than predicting the test beds' own base rate, which is 0.167 (their event rate is 0.211). Two different corrections get called "recalibration" and they are not interchangeable, so we report both. Shifting the intercept only — keeping the model's log-odds slope — leaves the operator at 0.189, raw features plus bed physiology at 0.192 and trees at 0.209: </w:t>
+      </w:r>
+      <w:r>
+        <w:rPr>
+          <w:b/>
+        </w:rPr>
+        <w:t>every arm still worse than the base rate.</w:t>
+      </w:r>
+      <w:r>
+        <w:t xml:space="preserve"> Refitting the slope as well brings every arm just past it — 0.161 for the operator, 0.162 and 0.164 for the comparators, a 2 to 3% improvement on a constant prediction — and the slope the operator needs is 0.31, so its log-odds are roughly three times too steep across beds. Both corrections use the test labels and are therefore ceilings, not out-of-sample scores; beating a base rate by 3% with a ceiling estimate is not transfer.</w:t>
       </w:r>
     </w:p>
     <w:p>
@@ -2531,7 +2638,7 @@
         <w:t>Half the headline calibration error is an identity.</w:t>
       </w:r>
       <w:r>
-        <w:t xml:space="preserve"> Six of the twelve anchors are their own bed's reference case; on the six informative ones the error is 2.3 points.</w:t>
+        <w:t xml:space="preserve"> Six of the twelve anchors are their own bed's reference case; on the six informative ones the error is 2.63 points.</w:t>
       </w:r>
     </w:p>
     <w:p>
@@ -2584,7 +2691,30 @@
         <w:t>The carotid anchor is 0.6%</w:t>
       </w:r>
       <w:r>
-        <w:t xml:space="preserve">, indistinguishable from zero on a CD-TLR scale. That bed's informative endpoint is duplex restenosis, which is not in the retained construct, so the carotid bed may simply not be calibratable here. </w:t>
+        <w:t>, indistinguishable from zero on a CD-TLR scale. That bed's informative endpoint is duplex restenosis, which is not in the retained construct, so the carotid bed may simply not be calibratable here.</w:t>
+      </w:r>
+    </w:p>
+    <w:p>
+      <w:pPr>
+        <w:pStyle w:val="ListBullet"/>
+      </w:pPr>
+      <w:r>
+        <w:rPr>
+          <w:b/>
+        </w:rPr>
+        <w:t>λ₀ must not be read across beds as a safety ranking.</w:t>
+      </w:r>
+      <w:r>
+        <w:t xml:space="preserve"> λ₀(carotid) = 0.006 and λ₀(btk) = 0.092 differ 15-fold, and a clinician could read that as carotid stenting being fifteen times safer than below-the-knee intervention. It is not what the numbers say. CD-TLR is not the harm-relevant endpoint in either bed — in the carotid it is stroke and death, below the knee it is amputation and wound healing — and the below-knee figure is biased </w:t>
+      </w:r>
+      <w:r>
+        <w:rPr>
+          <w:i/>
+        </w:rPr>
+        <w:t>downward</w:t>
+      </w:r>
+      <w:r>
+        <w:t xml:space="preserve"> by competing risk, because a patient who has lost the limb or died cannot have a target-lesion revascularisation. λ₀ is a within-bed scale factor for one endpoint, and every cross-bed comparison the operator invites on it is invalid. </w:t>
       </w:r>
       <w:r>
         <w:rPr>

--- a/preprint/Suitcordance_preprint.docx
+++ b/preprint/Suitcordance_preprint.docx
@@ -2862,18 +2862,34 @@
       </w:pPr>
       <w:r>
         <w:rPr>
-          <w:b/>
           <w:color w:val="A8332A"/>
           <w:sz w:val="19"/>
         </w:rPr>
-        <w:t>BEFORE POSTING:</w:t>
-      </w:r>
+        <w:t>The code, the anchor set with its provenance, the citation-audit record and the</w:t>
+      </w:r>
+    </w:p>
+    <w:p>
+      <w:pPr>
+        <w:ind w:left="432"/>
+      </w:pPr>
       <w:r>
         <w:rPr>
           <w:color w:val="A8332A"/>
           <w:sz w:val="19"/>
         </w:rPr>
-        <w:t xml:space="preserve"> deposit the code and replace this with the Zenodo concept DOI.</w:t>
+        <w:t>scripts that regenerate every figure are archived under a Zenodo concept DOI, which</w:t>
+      </w:r>
+    </w:p>
+    <w:p>
+      <w:pPr>
+        <w:ind w:left="432"/>
+      </w:pPr>
+      <w:r>
+        <w:rPr>
+          <w:color w:val="A8332A"/>
+          <w:sz w:val="19"/>
+        </w:rPr>
+        <w:t>resolves to the latest version. The version described here is v0.1.0.</w:t>
       </w:r>
     </w:p>
     <w:p>
@@ -3006,13 +3022,7 @@
         <w:t>Trends Mol Med</w:t>
       </w:r>
       <w:r>
-        <w:t xml:space="preserve">. In press (accepted 14 September 2026). </w:t>
-      </w:r>
-      <w:r>
-        <w:rPr>
-          <w:i/>
-        </w:rPr>
-        <w:t>[DOI to be added before posting.]</w:t>
+        <w:t>. In press (accepted 14 September 2026).</w:t>
       </w:r>
     </w:p>
     <w:p>

--- a/preprint/Suitcordance_preprint.docx
+++ b/preprint/Suitcordance_preprint.docx
@@ -2917,8 +2917,10 @@
         <w:t>Competing interests.</w:t>
       </w:r>
       <w:r>
-        <w:t xml:space="preserve"> L.Y. and L.S. serve as Executive Secretaries of the National Basic Science Center for Panvascular Interventional Complex Systems, and J.G. serves as its Director. The framework this paper operationalises is that centre's research programme [1], and the work was supported by that centre's award (T2288101). The authors declare no other competing interests, and no consulting income, speaking fees, equity, patents or family interests involving any manufacturer of the device classes evaluated here. </w:t>
-      </w:r>
+        <w:t xml:space="preserve"> L.Y. and L.S. serve as Executive Secretaries of the National Basic Science Center for Panvascular Interventional Complex Systems, and J.G. serves as its Director. The framework this paper operationalises is that centre's research programme [1], and the work was supported by that centre's award (T2288101). The device catalogue includes a poly-L-lactide bioresorbable scaffold entry labelled "XINSORB-class"; the authors' individual relationships to the developers of that device class are being confirmed and will be stated in full before any journal submission. No other competing interests are known to the corresponding author at the time of posting.</w:t>
+      </w:r>
+    </w:p>
+    <w:p>
       <w:r>
         <w:rPr>
           <w:b/>
@@ -2926,8 +2928,10 @@
         <w:t>Ethics.</w:t>
       </w:r>
       <w:r>
-        <w:t xml:space="preserve"> No human subjects or patient data were involved. </w:t>
-      </w:r>
+        <w:t xml:space="preserve"> No human subjects or patient data were involved.</w:t>
+      </w:r>
+    </w:p>
+    <w:p>
       <w:r>
         <w:rPr>
           <w:b/>
@@ -2935,8 +2939,10 @@
         <w:t>Use of AI.</w:t>
       </w:r>
       <w:r>
-        <w:t xml:space="preserve"> The operator, the calibration and the in-silico experiments were implemented with the assistance of a large language model (Claude Opus 5), which also performed the citation audit of §3 and drafted portions of this manuscript. The authors directed the work, chose the modelling commitments, and take responsibility for the content. The audit's raw agent-by-agent record is released with the code so that its provenance can be inspected rather than taken on trust. </w:t>
-      </w:r>
+        <w:t xml:space="preserve"> The operator, the calibration and the in-silico experiments were implemented with the assistance of a large language model (Claude Opus 5), which also performed the citation audit of §3 and drafted portions of this manuscript. The authors directed the work, chose the modelling commitments, and take responsibility for the content. The audit's raw agent-by-agent record is released with the code so that its provenance can be inspected rather than taken on trust.</w:t>
+      </w:r>
+    </w:p>
+    <w:p>
       <w:r>
         <w:rPr>
           <w:b/>

--- a/preprint/Suitcordance_preprint.docx
+++ b/preprint/Suitcordance_preprint.docx
@@ -2857,39 +2857,8 @@
       </w:r>
     </w:p>
     <w:p>
-      <w:pPr>
-        <w:ind w:left="432"/>
-      </w:pPr>
-      <w:r>
-        <w:rPr>
-          <w:color w:val="A8332A"/>
-          <w:sz w:val="19"/>
-        </w:rPr>
-        <w:t>The code, the anchor set with its provenance, the citation-audit record and the</w:t>
-      </w:r>
-    </w:p>
-    <w:p>
-      <w:pPr>
-        <w:ind w:left="432"/>
-      </w:pPr>
-      <w:r>
-        <w:rPr>
-          <w:color w:val="A8332A"/>
-          <w:sz w:val="19"/>
-        </w:rPr>
-        <w:t>scripts that regenerate every figure are archived under a Zenodo concept DOI, which</w:t>
-      </w:r>
-    </w:p>
-    <w:p>
-      <w:pPr>
-        <w:ind w:left="432"/>
-      </w:pPr>
-      <w:r>
-        <w:rPr>
-          <w:color w:val="A8332A"/>
-          <w:sz w:val="19"/>
-        </w:rPr>
-        <w:t>resolves to the latest version. The version described here is v0.1.0.</w:t>
+      <w:r>
+        <w:t>The code, the anchor set with its provenance, the citation-audit record and the scripts that regenerate every figure are archived at Zenodo under the concept DOI [10.5281/zenodo.22846540](https://doi.org/10.5281/zenodo.22846540), which always resolves to the latest version. The version described in this paper is v0.1.0, 10.5281/zenodo.22846541, built from commit 6aa1684 of https://github.com/lingsenyou/panvas-buddy.</w:t>
       </w:r>
     </w:p>
     <w:p>

--- a/preprint/Suitcordance_preprint.docx
+++ b/preprint/Suitcordance_preprint.docx
@@ -231,7 +231,7 @@
     </w:p>
     <w:p>
       <w:r>
-        <w:t xml:space="preserve">The framework this paper operationalises is our group's own. Device–vessel suitcordance was named as the object of study of China's National Basic Science Center for panvascular interventional complex systems [1], developed as a tri-ecological balance [2], extended to full-watershed organs [3], given an experimental platform in a panvascular-on-a-chip system [4], and connected to intravascular imaging and digital twins [5]. What none of those papers does — and what we had not done — is </w:t>
+        <w:t xml:space="preserve">The framework this paper operationalises is our group's own. Device–vessel suitcordance was named as the object of study of China's National Basic Science Center for panvascular interventional complex systems [1], developed as a tri-ecological balance [2], extended to full-watershed organs [3], given an experimental platform in a panvascular-on-a-chip system [4], connected to intravascular imaging and digital twins [5], and carried into sensing fibres for monitoring and intervention [6]. What none of those papers does — and what we had not done — is </w:t>
       </w:r>
       <w:r>
         <w:rPr>
@@ -311,7 +311,7 @@
         <w:t>Γ_M, mechanical.</w:t>
       </w:r>
       <w:r>
-        <w:t xml:space="preserve"> Compliance mismatch between device and wall, where wall compliance falls with calcium and device compliance for a resorbable scaffold relaxes toward the wall's with its degradation time constant; overstretch wall stress against a calcium-dependent tolerable strain; and cyclic fatigue, which accrues over the first year in proportion to the bed's deformation burden, the device's fatigue resistance and the implanted length. A device that leaves nothing behind is, by construction, a perfect compliance match — which is why the classic drug-coated balloon trade-off falls out of the model rather than being written into it: perfect on Γ_M, unhelped against recoil on Γ_G and Γ_H.</w:t>
+        <w:t xml:space="preserve"> Compliance mismatch between device and wall, where wall compliance falls with calcium and device compliance for a resorbable scaffold relaxes toward the wall's with its degradation time constant — a constant that is a material design variable, not a fixed property, and one our group has approached from the materials side by screening poly-L-lactide modifiers computationally [7]; overstretch wall stress against a calcium-dependent tolerable strain; and cyclic fatigue, which accrues over the first year in proportion to the bed's deformation burden, the device's fatigue resistance and the implanted length. A device that leaves nothing behind is, by construction, a perfect compliance match — which is why the classic drug-coated balloon trade-off falls out of the model rather than being written into it: perfect on Γ_M, unhelped against recoil on Γ_G and Γ_H.</w:t>
       </w:r>
     </w:p>
     <w:p>
@@ -2367,7 +2367,7 @@
     </w:p>
     <w:p>
       <w:r>
-        <w:t>Device selection needs a policy deciding how the operator is used — the sizing rule, when to prepare calcium, when to demand an antiproliferative device. Following the separation used in recent interactive scientific agents [6], we hold that policy as data rather than code, score candidate plans against a fixed rubric composer, and improve the policy with the operator's constants frozen. Across 60 development tasks with 120 held out, the held-out rubric score rose from 0.702 to 0.945 with no change to the operator.</w:t>
+        <w:t>Device selection needs a policy deciding how the operator is used — the sizing rule, when to prepare calcium, when to demand an antiproliferative device. Following the separation used in recent interactive scientific agents [8], we hold that policy as data rather than code, score candidate plans against a fixed rubric composer, and improve the policy with the operator's constants frozen. Across 60 development tasks with 120 held out, the held-out rubric score rose from 0.702 to 0.945 with no change to the operator.</w:t>
       </w:r>
     </w:p>
     <w:p>
@@ -3057,6 +3057,40 @@
       </w:r>
       <w:r>
         <w:t>. 2026. doi:10.1038/s41377-026-02410-6</w:t>
+      </w:r>
+    </w:p>
+    <w:p>
+      <w:pPr>
+        <w:pStyle w:val="ListNumber"/>
+      </w:pPr>
+      <w:r>
+        <w:t xml:space="preserve">You L, Luo Y, Cheng Q, Shen L, Ge J. High-suitcordance intelligent fibers for panvascular disease monitoring-intervention. </w:t>
+      </w:r>
+      <w:r>
+        <w:rPr>
+          <w:i/>
+        </w:rPr>
+        <w:t>Adv Fiber Mater</w:t>
+      </w:r>
+      <w:r>
+        <w:t>. 2025. doi:10.1007/s42765-025-00542-9</w:t>
+      </w:r>
+    </w:p>
+    <w:p>
+      <w:pPr>
+        <w:pStyle w:val="ListNumber"/>
+      </w:pPr>
+      <w:r>
+        <w:t xml:space="preserve">You L, Guo Y, Peng Z, Wang W, Shen L, Ge J. AI-assisted generation and screening of PLLA modifiers for bioresorbable vascular scaffolds. </w:t>
+      </w:r>
+      <w:r>
+        <w:rPr>
+          <w:i/>
+        </w:rPr>
+        <w:t>Chin Sci Bull</w:t>
+      </w:r>
+      <w:r>
+        <w:t>. 2026. doi:10.1360/csb-2026-0332</w:t>
       </w:r>
     </w:p>
     <w:p>
